--- a/docs/course_report/course_report.docx
+++ b/docs/course_report/course_report.docx
@@ -4,6 +4,2818 @@
   <w:body>
     <w:p>
       <w:pPr>
+        <w:ind w:firstLine="0"/>
+        <w:jc w:val="center"/>
+        <w:rPr>
+          <w:rFonts w:cs="Times New Roman"/>
+          <w:szCs w:val="28"/>
+          <w:lang w:val="ru-RU" w:eastAsia="ru-RU"/>
+        </w:rPr>
+      </w:pPr>
+      <w:r>
+        <w:rPr>
+          <w:rFonts w:cs="Times New Roman"/>
+          <w:szCs w:val="28"/>
+          <w:lang w:val="ru-RU" w:eastAsia="ru-RU"/>
+        </w:rPr>
+        <w:t>Министерство науки и высшего образования Российской Федерации</w:t>
+      </w:r>
+    </w:p>
+    <w:p>
+      <w:pPr>
+        <w:ind w:firstLine="0"/>
+        <w:jc w:val="center"/>
+        <w:rPr>
+          <w:rFonts w:cs="Times New Roman"/>
+          <w:szCs w:val="28"/>
+          <w:lang w:val="ru-RU" w:eastAsia="ru-RU"/>
+        </w:rPr>
+      </w:pPr>
+      <w:r>
+        <w:rPr>
+          <w:rFonts w:cs="Times New Roman"/>
+          <w:szCs w:val="28"/>
+          <w:lang w:val="ru-RU" w:eastAsia="ru-RU"/>
+        </w:rPr>
+        <w:t>ФГБОУ ВО «Марийский государственный университет»</w:t>
+      </w:r>
+    </w:p>
+    <w:p>
+      <w:pPr>
+        <w:ind w:firstLine="0"/>
+        <w:jc w:val="center"/>
+        <w:rPr>
+          <w:rFonts w:cs="Times New Roman"/>
+          <w:szCs w:val="28"/>
+          <w:lang w:val="ru-RU" w:eastAsia="ru-RU"/>
+        </w:rPr>
+      </w:pPr>
+      <w:r>
+        <w:rPr>
+          <w:rFonts w:cs="Times New Roman"/>
+          <w:szCs w:val="28"/>
+          <w:lang w:val="ru-RU" w:eastAsia="ru-RU"/>
+        </w:rPr>
+        <w:t>Институт цифровых технологий</w:t>
+      </w:r>
+    </w:p>
+    <w:p>
+      <w:pPr>
+        <w:ind w:firstLine="0"/>
+        <w:jc w:val="center"/>
+        <w:rPr>
+          <w:rFonts w:cs="Times New Roman"/>
+          <w:szCs w:val="28"/>
+          <w:lang w:val="ru-RU" w:eastAsia="ru-RU"/>
+        </w:rPr>
+      </w:pPr>
+      <w:r>
+        <w:rPr>
+          <w:rFonts w:cs="Times New Roman"/>
+          <w:szCs w:val="28"/>
+          <w:lang w:val="ru-RU" w:eastAsia="ru-RU"/>
+        </w:rPr>
+        <w:t>Физико-математический факультет</w:t>
+      </w:r>
+    </w:p>
+    <w:p>
+      <w:pPr>
+        <w:ind w:firstLine="0"/>
+        <w:jc w:val="center"/>
+        <w:rPr>
+          <w:rFonts w:cs="Times New Roman"/>
+          <w:szCs w:val="28"/>
+          <w:lang w:val="ru-RU" w:eastAsia="ru-RU"/>
+        </w:rPr>
+      </w:pPr>
+      <w:r>
+        <w:rPr>
+          <w:rFonts w:cs="Times New Roman"/>
+          <w:szCs w:val="28"/>
+          <w:lang w:val="ru-RU" w:eastAsia="ru-RU"/>
+        </w:rPr>
+        <w:t>Кафедра прикладной математики и информатики</w:t>
+      </w:r>
+    </w:p>
+    <w:p>
+      <w:pPr>
+        <w:ind w:firstLine="0"/>
+        <w:jc w:val="center"/>
+        <w:rPr>
+          <w:rFonts w:cs="Times New Roman"/>
+          <w:szCs w:val="28"/>
+          <w:lang w:val="ru-RU" w:eastAsia="ru-RU"/>
+        </w:rPr>
+      </w:pPr>
+      <w:r>
+        <w:rPr>
+          <w:rFonts w:cs="Times New Roman"/>
+          <w:szCs w:val="28"/>
+          <w:lang w:val="ru-RU" w:eastAsia="ru-RU"/>
+        </w:rPr>
+        <w:t>Направление подготовки: 09.03.02 Информационные системы и технологии</w:t>
+      </w:r>
+    </w:p>
+    <w:p>
+      <w:pPr>
+        <w:ind w:firstLine="0"/>
+        <w:jc w:val="center"/>
+        <w:rPr>
+          <w:rFonts w:cs="Times New Roman"/>
+          <w:szCs w:val="28"/>
+          <w:lang w:val="ru-RU" w:eastAsia="ru-RU"/>
+        </w:rPr>
+      </w:pPr>
+      <w:r>
+        <w:rPr>
+          <w:rFonts w:cs="Times New Roman"/>
+          <w:szCs w:val="28"/>
+          <w:lang w:val="ru-RU" w:eastAsia="ru-RU"/>
+        </w:rPr>
+        <w:t xml:space="preserve">Направленность (профиль) программы: Разработка мобильных и </w:t>
+      </w:r>
+      <w:proofErr w:type="spellStart"/>
+      <w:r>
+        <w:rPr>
+          <w:rFonts w:cs="Times New Roman"/>
+          <w:szCs w:val="28"/>
+          <w:lang w:val="ru-RU" w:eastAsia="ru-RU"/>
+        </w:rPr>
+        <w:t>web</w:t>
+      </w:r>
+      <w:proofErr w:type="spellEnd"/>
+      <w:r>
+        <w:rPr>
+          <w:rFonts w:cs="Times New Roman"/>
+          <w:szCs w:val="28"/>
+          <w:lang w:val="ru-RU" w:eastAsia="ru-RU"/>
+        </w:rPr>
+        <w:t>-приложений</w:t>
+      </w:r>
+    </w:p>
+    <w:p>
+      <w:pPr>
+        <w:ind w:firstLine="0"/>
+        <w:jc w:val="center"/>
+        <w:rPr>
+          <w:rFonts w:cs="Times New Roman"/>
+          <w:szCs w:val="28"/>
+          <w:lang w:val="ru-RU" w:eastAsia="ru-RU"/>
+        </w:rPr>
+      </w:pPr>
+    </w:p>
+    <w:p>
+      <w:pPr>
+        <w:ind w:firstLine="0"/>
+        <w:jc w:val="center"/>
+        <w:rPr>
+          <w:rFonts w:cs="Times New Roman"/>
+          <w:szCs w:val="28"/>
+          <w:lang w:val="ru-RU" w:eastAsia="ru-RU"/>
+        </w:rPr>
+      </w:pPr>
+    </w:p>
+    <w:p>
+      <w:pPr>
+        <w:ind w:firstLine="0"/>
+        <w:jc w:val="center"/>
+        <w:rPr>
+          <w:rFonts w:cs="Times New Roman"/>
+          <w:szCs w:val="28"/>
+          <w:lang w:val="ru-RU" w:eastAsia="ru-RU"/>
+        </w:rPr>
+      </w:pPr>
+    </w:p>
+    <w:p>
+      <w:pPr>
+        <w:ind w:firstLine="0"/>
+        <w:jc w:val="center"/>
+        <w:rPr>
+          <w:rFonts w:cs="Times New Roman"/>
+          <w:szCs w:val="28"/>
+          <w:lang w:val="ru-RU" w:eastAsia="ru-RU"/>
+        </w:rPr>
+      </w:pPr>
+    </w:p>
+    <w:p>
+      <w:pPr>
+        <w:ind w:firstLine="0"/>
+        <w:jc w:val="center"/>
+        <w:rPr>
+          <w:rFonts w:cs="Times New Roman"/>
+          <w:szCs w:val="28"/>
+          <w:lang w:val="ru-RU" w:eastAsia="ru-RU"/>
+        </w:rPr>
+      </w:pPr>
+      <w:r>
+        <w:rPr>
+          <w:rFonts w:cs="Times New Roman"/>
+          <w:szCs w:val="28"/>
+          <w:lang w:val="ru-RU" w:eastAsia="ru-RU"/>
+        </w:rPr>
+        <w:t>Курсовая работа по дисциплине</w:t>
+      </w:r>
+    </w:p>
+    <w:p>
+      <w:pPr>
+        <w:ind w:firstLine="0"/>
+        <w:jc w:val="center"/>
+        <w:rPr>
+          <w:rFonts w:cs="Times New Roman"/>
+          <w:szCs w:val="28"/>
+          <w:lang w:val="ru-RU" w:eastAsia="ru-RU"/>
+        </w:rPr>
+      </w:pPr>
+      <w:r>
+        <w:rPr>
+          <w:rFonts w:cs="Times New Roman"/>
+          <w:szCs w:val="28"/>
+          <w:lang w:val="ru-RU" w:eastAsia="ru-RU"/>
+        </w:rPr>
+        <w:t>«Сетевые базы данных»</w:t>
+      </w:r>
+    </w:p>
+    <w:p>
+      <w:pPr>
+        <w:ind w:firstLine="0"/>
+        <w:jc w:val="center"/>
+        <w:rPr>
+          <w:rFonts w:cs="Times New Roman"/>
+          <w:szCs w:val="28"/>
+          <w:lang w:val="ru-RU" w:eastAsia="ru-RU"/>
+        </w:rPr>
+      </w:pPr>
+      <w:r>
+        <w:rPr>
+          <w:rFonts w:cs="Times New Roman"/>
+          <w:szCs w:val="28"/>
+          <w:lang w:val="ru-RU" w:eastAsia="ru-RU"/>
+        </w:rPr>
+        <w:t>на тему: «Проектирование базы данных и веб-приложения для экологического мониторинга»</w:t>
+      </w:r>
+    </w:p>
+    <w:p>
+      <w:pPr>
+        <w:ind w:firstLine="0"/>
+        <w:jc w:val="center"/>
+        <w:rPr>
+          <w:rFonts w:cs="Times New Roman"/>
+          <w:szCs w:val="28"/>
+          <w:lang w:val="ru-RU" w:eastAsia="ru-RU"/>
+        </w:rPr>
+      </w:pPr>
+    </w:p>
+    <w:p>
+      <w:pPr>
+        <w:ind w:firstLine="0"/>
+        <w:jc w:val="center"/>
+        <w:rPr>
+          <w:rFonts w:cs="Times New Roman"/>
+          <w:szCs w:val="28"/>
+          <w:lang w:val="ru-RU" w:eastAsia="ru-RU"/>
+        </w:rPr>
+      </w:pPr>
+    </w:p>
+    <w:p>
+      <w:pPr>
+        <w:ind w:firstLine="0"/>
+        <w:jc w:val="center"/>
+        <w:rPr>
+          <w:rFonts w:cs="Times New Roman"/>
+          <w:szCs w:val="28"/>
+          <w:lang w:val="ru-RU" w:eastAsia="ru-RU"/>
+        </w:rPr>
+      </w:pPr>
+    </w:p>
+    <w:p>
+      <w:pPr>
+        <w:ind w:firstLine="0"/>
+        <w:jc w:val="center"/>
+        <w:rPr>
+          <w:rFonts w:cs="Times New Roman"/>
+          <w:szCs w:val="28"/>
+          <w:lang w:val="ru-RU" w:eastAsia="ru-RU"/>
+        </w:rPr>
+      </w:pPr>
+    </w:p>
+    <w:p>
+      <w:pPr>
+        <w:ind w:left="5103" w:firstLine="0"/>
+        <w:jc w:val="left"/>
+        <w:rPr>
+          <w:rFonts w:cs="Times New Roman"/>
+          <w:szCs w:val="28"/>
+          <w:lang w:val="ru-RU" w:eastAsia="ru-RU"/>
+        </w:rPr>
+      </w:pPr>
+      <w:r>
+        <w:rPr>
+          <w:rFonts w:cs="Times New Roman"/>
+          <w:szCs w:val="28"/>
+          <w:lang w:val="ru-RU" w:eastAsia="ru-RU"/>
+        </w:rPr>
+        <w:t>Выполнил: студент группы CИ-35</w:t>
+      </w:r>
+    </w:p>
+    <w:p>
+      <w:pPr>
+        <w:ind w:left="5103" w:firstLine="0"/>
+        <w:jc w:val="left"/>
+        <w:rPr>
+          <w:rFonts w:cs="Times New Roman"/>
+          <w:szCs w:val="28"/>
+          <w:lang w:val="ru-RU" w:eastAsia="ru-RU"/>
+        </w:rPr>
+      </w:pPr>
+      <w:r>
+        <w:rPr>
+          <w:rFonts w:cs="Times New Roman"/>
+          <w:szCs w:val="28"/>
+          <w:lang w:val="ru-RU" w:eastAsia="ru-RU"/>
+        </w:rPr>
+        <w:t>Елисеев</w:t>
+      </w:r>
+      <w:r>
+        <w:rPr>
+          <w:rFonts w:cs="Times New Roman"/>
+          <w:szCs w:val="28"/>
+          <w:lang w:val="ru-RU" w:eastAsia="ru-RU"/>
+        </w:rPr>
+        <w:t xml:space="preserve"> </w:t>
+      </w:r>
+      <w:proofErr w:type="gramStart"/>
+      <w:r>
+        <w:rPr>
+          <w:rFonts w:cs="Times New Roman"/>
+          <w:szCs w:val="28"/>
+          <w:lang w:val="ru-RU" w:eastAsia="ru-RU"/>
+        </w:rPr>
+        <w:t>Д</w:t>
+      </w:r>
+      <w:r>
+        <w:rPr>
+          <w:rFonts w:cs="Times New Roman"/>
+          <w:szCs w:val="28"/>
+          <w:lang w:val="ru-RU" w:eastAsia="ru-RU"/>
+        </w:rPr>
+        <w:t>.А.</w:t>
+      </w:r>
+      <w:proofErr w:type="gramEnd"/>
+      <w:r>
+        <w:rPr>
+          <w:rFonts w:cs="Times New Roman"/>
+          <w:szCs w:val="28"/>
+          <w:lang w:val="ru-RU" w:eastAsia="ru-RU"/>
+        </w:rPr>
+        <w:t xml:space="preserve"> ____________</w:t>
+      </w:r>
+    </w:p>
+    <w:p>
+      <w:pPr>
+        <w:ind w:left="5103" w:firstLine="0"/>
+        <w:jc w:val="left"/>
+        <w:rPr>
+          <w:rFonts w:cs="Times New Roman"/>
+          <w:szCs w:val="28"/>
+          <w:lang w:val="ru-RU" w:eastAsia="ru-RU"/>
+        </w:rPr>
+      </w:pPr>
+      <w:r>
+        <w:rPr>
+          <w:rFonts w:cs="Times New Roman"/>
+          <w:szCs w:val="28"/>
+          <w:lang w:val="ru-RU" w:eastAsia="ru-RU"/>
+        </w:rPr>
+        <w:t>Научный руководитель:</w:t>
+      </w:r>
+    </w:p>
+    <w:p>
+      <w:pPr>
+        <w:ind w:left="5103" w:firstLine="0"/>
+        <w:jc w:val="left"/>
+        <w:rPr>
+          <w:rFonts w:cs="Times New Roman"/>
+          <w:szCs w:val="28"/>
+          <w:lang w:val="ru-RU" w:eastAsia="ru-RU"/>
+        </w:rPr>
+      </w:pPr>
+      <w:r>
+        <w:rPr>
+          <w:rFonts w:cs="Times New Roman"/>
+          <w:szCs w:val="28"/>
+          <w:lang w:val="ru-RU" w:eastAsia="ru-RU"/>
+        </w:rPr>
+        <w:t>Цивин Е.Л. ____________</w:t>
+      </w:r>
+    </w:p>
+    <w:p>
+      <w:pPr>
+        <w:ind w:firstLine="0"/>
+        <w:jc w:val="center"/>
+        <w:rPr>
+          <w:rFonts w:cs="Times New Roman"/>
+          <w:szCs w:val="28"/>
+          <w:lang w:val="ru-RU" w:eastAsia="ru-RU"/>
+        </w:rPr>
+      </w:pPr>
+    </w:p>
+    <w:p>
+      <w:pPr>
+        <w:ind w:firstLine="0"/>
+        <w:jc w:val="center"/>
+        <w:rPr>
+          <w:rFonts w:cs="Times New Roman"/>
+          <w:szCs w:val="28"/>
+          <w:lang w:val="ru-RU" w:eastAsia="ru-RU"/>
+        </w:rPr>
+      </w:pPr>
+    </w:p>
+    <w:p>
+      <w:pPr>
+        <w:ind w:firstLine="0"/>
+        <w:jc w:val="center"/>
+        <w:rPr>
+          <w:rFonts w:cs="Times New Roman"/>
+          <w:szCs w:val="28"/>
+          <w:lang w:val="ru-RU" w:eastAsia="ru-RU"/>
+        </w:rPr>
+      </w:pPr>
+    </w:p>
+    <w:p>
+      <w:pPr>
+        <w:ind w:firstLine="0"/>
+        <w:jc w:val="center"/>
+        <w:rPr>
+          <w:rFonts w:cs="Times New Roman"/>
+          <w:szCs w:val="28"/>
+          <w:lang w:val="ru-RU" w:eastAsia="ru-RU"/>
+        </w:rPr>
+      </w:pPr>
+    </w:p>
+    <w:p>
+      <w:pPr>
+        <w:ind w:firstLine="0"/>
+        <w:jc w:val="center"/>
+        <w:rPr>
+          <w:rFonts w:cs="Times New Roman"/>
+          <w:szCs w:val="28"/>
+          <w:lang w:val="ru-RU" w:eastAsia="ru-RU"/>
+        </w:rPr>
+      </w:pPr>
+      <w:r>
+        <w:rPr>
+          <w:rFonts w:cs="Times New Roman"/>
+          <w:szCs w:val="28"/>
+          <w:lang w:val="ru-RU" w:eastAsia="ru-RU"/>
+        </w:rPr>
+        <w:t>Йошкар-Ола</w:t>
+      </w:r>
+    </w:p>
+    <w:p>
+      <w:pPr>
+        <w:ind w:firstLine="0"/>
+        <w:jc w:val="center"/>
+        <w:rPr>
+          <w:rFonts w:cs="Times New Roman"/>
+          <w:sz w:val="24"/>
+          <w:szCs w:val="24"/>
+          <w:lang w:val="ru-RU" w:eastAsia="ru-RU"/>
+        </w:rPr>
+      </w:pPr>
+      <w:r>
+        <w:rPr>
+          <w:rFonts w:cs="Times New Roman"/>
+          <w:szCs w:val="28"/>
+          <w:lang w:val="ru-RU" w:eastAsia="ru-RU"/>
+        </w:rPr>
+        <w:t>2026</w:t>
+      </w:r>
+      <w:r>
+        <w:rPr>
+          <w:rFonts w:cs="Times New Roman"/>
+          <w:sz w:val="24"/>
+          <w:szCs w:val="24"/>
+          <w:lang w:val="ru-RU" w:eastAsia="ru-RU"/>
+        </w:rPr>
+        <w:br w:type="page"/>
+      </w:r>
+    </w:p>
+    <w:sdt>
+      <w:sdtPr>
+        <w:rPr>
+          <w:lang w:val="ru-RU"/>
+        </w:rPr>
+        <w:id w:val="-543600969"/>
+        <w:docPartObj>
+          <w:docPartGallery w:val="Table of Contents"/>
+          <w:docPartUnique/>
+        </w:docPartObj>
+      </w:sdtPr>
+      <w:sdtEndPr>
+        <w:rPr>
+          <w:rFonts w:ascii="Times New Roman" w:eastAsia="Times New Roman" w:hAnsi="Times New Roman" w:cstheme="minorBidi"/>
+          <w:color w:val="auto"/>
+          <w:szCs w:val="22"/>
+          <w:lang w:val="en-US"/>
+        </w:rPr>
+      </w:sdtEndPr>
+      <w:sdtContent>
+        <w:p>
+          <w:pPr>
+            <w:pStyle w:val="aff"/>
+            <w:rPr>
+              <w:rFonts w:ascii="Times New Roman" w:eastAsia="Times New Roman" w:hAnsi="Times New Roman"/>
+              <w:lang w:val="ru-RU"/>
+            </w:rPr>
+          </w:pPr>
+          <w:r>
+            <w:rPr>
+              <w:rFonts w:ascii="Times New Roman" w:eastAsia="Times New Roman" w:hAnsi="Times New Roman"/>
+              <w:lang w:val="ru-RU"/>
+            </w:rPr>
+            <w:t>Содержание</w:t>
+          </w:r>
+        </w:p>
+        <w:p>
+          <w:pPr>
+            <w:pStyle w:val="14"/>
+            <w:tabs>
+              <w:tab w:val="right" w:leader="dot" w:pos="9345"/>
+            </w:tabs>
+            <w:spacing w:line="240" w:lineRule="auto"/>
+            <w:rPr>
+              <w:noProof/>
+            </w:rPr>
+          </w:pPr>
+          <w:r>
+            <w:fldChar w:fldCharType="begin"/>
+          </w:r>
+          <w:r>
+            <w:instrText xml:space="preserve"> TOC \o "1-3" \h \z \u </w:instrText>
+          </w:r>
+          <w:r>
+            <w:fldChar w:fldCharType="separate"/>
+          </w:r>
+          <w:hyperlink w:anchor="_Toc231163229" w:history="1">
+            <w:r>
+              <w:rPr>
+                <w:rStyle w:val="aff8"/>
+                <w:noProof/>
+                <w:lang w:val="ru-RU"/>
+              </w:rPr>
+              <w:t>Введение</w:t>
+            </w:r>
+            <w:r>
+              <w:rPr>
+                <w:noProof/>
+                <w:webHidden/>
+              </w:rPr>
+              <w:tab/>
+            </w:r>
+            <w:r>
+              <w:rPr>
+                <w:noProof/>
+                <w:webHidden/>
+              </w:rPr>
+              <w:fldChar w:fldCharType="begin"/>
+            </w:r>
+            <w:r>
+              <w:rPr>
+                <w:noProof/>
+                <w:webHidden/>
+              </w:rPr>
+              <w:instrText xml:space="preserve"> PAGEREF _Toc231163229 \h </w:instrText>
+            </w:r>
+            <w:r>
+              <w:rPr>
+                <w:noProof/>
+                <w:webHidden/>
+              </w:rPr>
+            </w:r>
+            <w:r>
+              <w:rPr>
+                <w:noProof/>
+                <w:webHidden/>
+              </w:rPr>
+              <w:fldChar w:fldCharType="separate"/>
+            </w:r>
+            <w:r>
+              <w:rPr>
+                <w:noProof/>
+                <w:webHidden/>
+              </w:rPr>
+              <w:t>2</w:t>
+            </w:r>
+            <w:r>
+              <w:rPr>
+                <w:noProof/>
+                <w:webHidden/>
+              </w:rPr>
+              <w:fldChar w:fldCharType="end"/>
+            </w:r>
+          </w:hyperlink>
+        </w:p>
+        <w:p>
+          <w:pPr>
+            <w:pStyle w:val="14"/>
+            <w:tabs>
+              <w:tab w:val="right" w:leader="dot" w:pos="9345"/>
+            </w:tabs>
+            <w:rPr>
+              <w:noProof/>
+            </w:rPr>
+          </w:pPr>
+          <w:hyperlink w:anchor="_Toc231163230" w:history="1">
+            <w:r>
+              <w:rPr>
+                <w:rStyle w:val="aff8"/>
+                <w:noProof/>
+                <w:lang w:val="ru-RU"/>
+              </w:rPr>
+              <w:t>1. Анализ предметной области и постановка задачи</w:t>
+            </w:r>
+            <w:r>
+              <w:rPr>
+                <w:noProof/>
+                <w:webHidden/>
+              </w:rPr>
+              <w:tab/>
+            </w:r>
+            <w:r>
+              <w:rPr>
+                <w:noProof/>
+                <w:webHidden/>
+              </w:rPr>
+              <w:fldChar w:fldCharType="begin"/>
+            </w:r>
+            <w:r>
+              <w:rPr>
+                <w:noProof/>
+                <w:webHidden/>
+              </w:rPr>
+              <w:instrText xml:space="preserve"> PAGEREF _Toc231163230 \h </w:instrText>
+            </w:r>
+            <w:r>
+              <w:rPr>
+                <w:noProof/>
+                <w:webHidden/>
+              </w:rPr>
+            </w:r>
+            <w:r>
+              <w:rPr>
+                <w:noProof/>
+                <w:webHidden/>
+              </w:rPr>
+              <w:fldChar w:fldCharType="separate"/>
+            </w:r>
+            <w:r>
+              <w:rPr>
+                <w:noProof/>
+                <w:webHidden/>
+              </w:rPr>
+              <w:t>3</w:t>
+            </w:r>
+            <w:r>
+              <w:rPr>
+                <w:noProof/>
+                <w:webHidden/>
+              </w:rPr>
+              <w:fldChar w:fldCharType="end"/>
+            </w:r>
+          </w:hyperlink>
+        </w:p>
+        <w:p>
+          <w:pPr>
+            <w:pStyle w:val="2c"/>
+            <w:tabs>
+              <w:tab w:val="right" w:leader="dot" w:pos="9345"/>
+            </w:tabs>
+            <w:rPr>
+              <w:noProof/>
+            </w:rPr>
+          </w:pPr>
+          <w:hyperlink w:anchor="_Toc231163231" w:history="1">
+            <w:r>
+              <w:rPr>
+                <w:rStyle w:val="aff8"/>
+                <w:noProof/>
+                <w:lang w:val="ru-RU"/>
+              </w:rPr>
+              <w:t>1.1. Описание предметной области экологических измерений</w:t>
+            </w:r>
+            <w:r>
+              <w:rPr>
+                <w:noProof/>
+                <w:webHidden/>
+              </w:rPr>
+              <w:tab/>
+            </w:r>
+            <w:r>
+              <w:rPr>
+                <w:noProof/>
+                <w:webHidden/>
+              </w:rPr>
+              <w:fldChar w:fldCharType="begin"/>
+            </w:r>
+            <w:r>
+              <w:rPr>
+                <w:noProof/>
+                <w:webHidden/>
+              </w:rPr>
+              <w:instrText xml:space="preserve"> PAGEREF _Toc231163231 \h </w:instrText>
+            </w:r>
+            <w:r>
+              <w:rPr>
+                <w:noProof/>
+                <w:webHidden/>
+              </w:rPr>
+            </w:r>
+            <w:r>
+              <w:rPr>
+                <w:noProof/>
+                <w:webHidden/>
+              </w:rPr>
+              <w:fldChar w:fldCharType="separate"/>
+            </w:r>
+            <w:r>
+              <w:rPr>
+                <w:noProof/>
+                <w:webHidden/>
+              </w:rPr>
+              <w:t>3</w:t>
+            </w:r>
+            <w:r>
+              <w:rPr>
+                <w:noProof/>
+                <w:webHidden/>
+              </w:rPr>
+              <w:fldChar w:fldCharType="end"/>
+            </w:r>
+          </w:hyperlink>
+        </w:p>
+        <w:p>
+          <w:pPr>
+            <w:pStyle w:val="2c"/>
+            <w:tabs>
+              <w:tab w:val="right" w:leader="dot" w:pos="9345"/>
+            </w:tabs>
+            <w:rPr>
+              <w:noProof/>
+            </w:rPr>
+          </w:pPr>
+          <w:hyperlink w:anchor="_Toc231163232" w:history="1">
+            <w:r>
+              <w:rPr>
+                <w:rStyle w:val="aff8"/>
+                <w:noProof/>
+                <w:lang w:val="ru-RU"/>
+              </w:rPr>
+              <w:t>1.2. Формат исходных данных</w:t>
+            </w:r>
+            <w:r>
+              <w:rPr>
+                <w:noProof/>
+                <w:webHidden/>
+              </w:rPr>
+              <w:tab/>
+            </w:r>
+            <w:r>
+              <w:rPr>
+                <w:noProof/>
+                <w:webHidden/>
+              </w:rPr>
+              <w:fldChar w:fldCharType="begin"/>
+            </w:r>
+            <w:r>
+              <w:rPr>
+                <w:noProof/>
+                <w:webHidden/>
+              </w:rPr>
+              <w:instrText xml:space="preserve"> PAGEREF _Toc231163232 \h </w:instrText>
+            </w:r>
+            <w:r>
+              <w:rPr>
+                <w:noProof/>
+                <w:webHidden/>
+              </w:rPr>
+            </w:r>
+            <w:r>
+              <w:rPr>
+                <w:noProof/>
+                <w:webHidden/>
+              </w:rPr>
+              <w:fldChar w:fldCharType="separate"/>
+            </w:r>
+            <w:r>
+              <w:rPr>
+                <w:noProof/>
+                <w:webHidden/>
+              </w:rPr>
+              <w:t>4</w:t>
+            </w:r>
+            <w:r>
+              <w:rPr>
+                <w:noProof/>
+                <w:webHidden/>
+              </w:rPr>
+              <w:fldChar w:fldCharType="end"/>
+            </w:r>
+          </w:hyperlink>
+        </w:p>
+        <w:p>
+          <w:pPr>
+            <w:pStyle w:val="2c"/>
+            <w:tabs>
+              <w:tab w:val="right" w:leader="dot" w:pos="9345"/>
+            </w:tabs>
+            <w:rPr>
+              <w:noProof/>
+            </w:rPr>
+          </w:pPr>
+          <w:hyperlink w:anchor="_Toc231163233" w:history="1">
+            <w:r>
+              <w:rPr>
+                <w:rStyle w:val="aff8"/>
+                <w:noProof/>
+                <w:lang w:val="ru-RU"/>
+              </w:rPr>
+              <w:t>1.3. Требования к базе данных</w:t>
+            </w:r>
+            <w:r>
+              <w:rPr>
+                <w:noProof/>
+                <w:webHidden/>
+              </w:rPr>
+              <w:tab/>
+            </w:r>
+            <w:r>
+              <w:rPr>
+                <w:noProof/>
+                <w:webHidden/>
+              </w:rPr>
+              <w:fldChar w:fldCharType="begin"/>
+            </w:r>
+            <w:r>
+              <w:rPr>
+                <w:noProof/>
+                <w:webHidden/>
+              </w:rPr>
+              <w:instrText xml:space="preserve"> PAGEREF _Toc231163233 \h </w:instrText>
+            </w:r>
+            <w:r>
+              <w:rPr>
+                <w:noProof/>
+                <w:webHidden/>
+              </w:rPr>
+            </w:r>
+            <w:r>
+              <w:rPr>
+                <w:noProof/>
+                <w:webHidden/>
+              </w:rPr>
+              <w:fldChar w:fldCharType="separate"/>
+            </w:r>
+            <w:r>
+              <w:rPr>
+                <w:noProof/>
+                <w:webHidden/>
+              </w:rPr>
+              <w:t>4</w:t>
+            </w:r>
+            <w:r>
+              <w:rPr>
+                <w:noProof/>
+                <w:webHidden/>
+              </w:rPr>
+              <w:fldChar w:fldCharType="end"/>
+            </w:r>
+          </w:hyperlink>
+        </w:p>
+        <w:p>
+          <w:pPr>
+            <w:pStyle w:val="2c"/>
+            <w:tabs>
+              <w:tab w:val="right" w:leader="dot" w:pos="9345"/>
+            </w:tabs>
+            <w:rPr>
+              <w:noProof/>
+            </w:rPr>
+          </w:pPr>
+          <w:hyperlink w:anchor="_Toc231163234" w:history="1">
+            <w:r>
+              <w:rPr>
+                <w:rStyle w:val="aff8"/>
+                <w:noProof/>
+                <w:lang w:val="ru-RU"/>
+              </w:rPr>
+              <w:t>1.4. Требования к веб-приложению</w:t>
+            </w:r>
+            <w:r>
+              <w:rPr>
+                <w:noProof/>
+                <w:webHidden/>
+              </w:rPr>
+              <w:tab/>
+            </w:r>
+            <w:r>
+              <w:rPr>
+                <w:noProof/>
+                <w:webHidden/>
+              </w:rPr>
+              <w:fldChar w:fldCharType="begin"/>
+            </w:r>
+            <w:r>
+              <w:rPr>
+                <w:noProof/>
+                <w:webHidden/>
+              </w:rPr>
+              <w:instrText xml:space="preserve"> PAGEREF _Toc231163234 \h </w:instrText>
+            </w:r>
+            <w:r>
+              <w:rPr>
+                <w:noProof/>
+                <w:webHidden/>
+              </w:rPr>
+            </w:r>
+            <w:r>
+              <w:rPr>
+                <w:noProof/>
+                <w:webHidden/>
+              </w:rPr>
+              <w:fldChar w:fldCharType="separate"/>
+            </w:r>
+            <w:r>
+              <w:rPr>
+                <w:noProof/>
+                <w:webHidden/>
+              </w:rPr>
+              <w:t>5</w:t>
+            </w:r>
+            <w:r>
+              <w:rPr>
+                <w:noProof/>
+                <w:webHidden/>
+              </w:rPr>
+              <w:fldChar w:fldCharType="end"/>
+            </w:r>
+          </w:hyperlink>
+        </w:p>
+        <w:p>
+          <w:pPr>
+            <w:pStyle w:val="14"/>
+            <w:tabs>
+              <w:tab w:val="right" w:leader="dot" w:pos="9345"/>
+            </w:tabs>
+            <w:rPr>
+              <w:noProof/>
+            </w:rPr>
+          </w:pPr>
+          <w:hyperlink w:anchor="_Toc231163235" w:history="1">
+            <w:r>
+              <w:rPr>
+                <w:rStyle w:val="aff8"/>
+                <w:noProof/>
+                <w:lang w:val="ru-RU"/>
+              </w:rPr>
+              <w:t>2. Обоснование выбранных средств реализации</w:t>
+            </w:r>
+            <w:r>
+              <w:rPr>
+                <w:noProof/>
+                <w:webHidden/>
+              </w:rPr>
+              <w:tab/>
+            </w:r>
+            <w:r>
+              <w:rPr>
+                <w:noProof/>
+                <w:webHidden/>
+              </w:rPr>
+              <w:fldChar w:fldCharType="begin"/>
+            </w:r>
+            <w:r>
+              <w:rPr>
+                <w:noProof/>
+                <w:webHidden/>
+              </w:rPr>
+              <w:instrText xml:space="preserve"> PAGEREF _Toc231163235 \h </w:instrText>
+            </w:r>
+            <w:r>
+              <w:rPr>
+                <w:noProof/>
+                <w:webHidden/>
+              </w:rPr>
+            </w:r>
+            <w:r>
+              <w:rPr>
+                <w:noProof/>
+                <w:webHidden/>
+              </w:rPr>
+              <w:fldChar w:fldCharType="separate"/>
+            </w:r>
+            <w:r>
+              <w:rPr>
+                <w:noProof/>
+                <w:webHidden/>
+              </w:rPr>
+              <w:t>5</w:t>
+            </w:r>
+            <w:r>
+              <w:rPr>
+                <w:noProof/>
+                <w:webHidden/>
+              </w:rPr>
+              <w:fldChar w:fldCharType="end"/>
+            </w:r>
+          </w:hyperlink>
+        </w:p>
+        <w:p>
+          <w:pPr>
+            <w:pStyle w:val="2c"/>
+            <w:tabs>
+              <w:tab w:val="right" w:leader="dot" w:pos="9345"/>
+            </w:tabs>
+            <w:rPr>
+              <w:noProof/>
+            </w:rPr>
+          </w:pPr>
+          <w:hyperlink w:anchor="_Toc231163236" w:history="1">
+            <w:r>
+              <w:rPr>
+                <w:rStyle w:val="aff8"/>
+                <w:noProof/>
+                <w:lang w:val="ru-RU"/>
+              </w:rPr>
+              <w:t>2.1. Выбор СУБД</w:t>
+            </w:r>
+            <w:r>
+              <w:rPr>
+                <w:noProof/>
+                <w:webHidden/>
+              </w:rPr>
+              <w:tab/>
+            </w:r>
+            <w:r>
+              <w:rPr>
+                <w:noProof/>
+                <w:webHidden/>
+              </w:rPr>
+              <w:fldChar w:fldCharType="begin"/>
+            </w:r>
+            <w:r>
+              <w:rPr>
+                <w:noProof/>
+                <w:webHidden/>
+              </w:rPr>
+              <w:instrText xml:space="preserve"> PAGEREF _Toc231163236 \h </w:instrText>
+            </w:r>
+            <w:r>
+              <w:rPr>
+                <w:noProof/>
+                <w:webHidden/>
+              </w:rPr>
+            </w:r>
+            <w:r>
+              <w:rPr>
+                <w:noProof/>
+                <w:webHidden/>
+              </w:rPr>
+              <w:fldChar w:fldCharType="separate"/>
+            </w:r>
+            <w:r>
+              <w:rPr>
+                <w:noProof/>
+                <w:webHidden/>
+              </w:rPr>
+              <w:t>6</w:t>
+            </w:r>
+            <w:r>
+              <w:rPr>
+                <w:noProof/>
+                <w:webHidden/>
+              </w:rPr>
+              <w:fldChar w:fldCharType="end"/>
+            </w:r>
+          </w:hyperlink>
+        </w:p>
+        <w:p>
+          <w:pPr>
+            <w:pStyle w:val="2c"/>
+            <w:tabs>
+              <w:tab w:val="right" w:leader="dot" w:pos="9345"/>
+            </w:tabs>
+            <w:rPr>
+              <w:noProof/>
+            </w:rPr>
+          </w:pPr>
+          <w:hyperlink w:anchor="_Toc231163237" w:history="1">
+            <w:r>
+              <w:rPr>
+                <w:rStyle w:val="aff8"/>
+                <w:noProof/>
+                <w:lang w:val="ru-RU"/>
+              </w:rPr>
+              <w:t xml:space="preserve">2.2. Выбор </w:t>
+            </w:r>
+            <w:r>
+              <w:rPr>
+                <w:rStyle w:val="aff8"/>
+                <w:noProof/>
+              </w:rPr>
+              <w:t>backend</w:t>
+            </w:r>
+            <w:r>
+              <w:rPr>
+                <w:noProof/>
+                <w:webHidden/>
+              </w:rPr>
+              <w:tab/>
+            </w:r>
+            <w:r>
+              <w:rPr>
+                <w:noProof/>
+                <w:webHidden/>
+              </w:rPr>
+              <w:fldChar w:fldCharType="begin"/>
+            </w:r>
+            <w:r>
+              <w:rPr>
+                <w:noProof/>
+                <w:webHidden/>
+              </w:rPr>
+              <w:instrText xml:space="preserve"> PAGEREF _Toc231163237 \h </w:instrText>
+            </w:r>
+            <w:r>
+              <w:rPr>
+                <w:noProof/>
+                <w:webHidden/>
+              </w:rPr>
+            </w:r>
+            <w:r>
+              <w:rPr>
+                <w:noProof/>
+                <w:webHidden/>
+              </w:rPr>
+              <w:fldChar w:fldCharType="separate"/>
+            </w:r>
+            <w:r>
+              <w:rPr>
+                <w:noProof/>
+                <w:webHidden/>
+              </w:rPr>
+              <w:t>7</w:t>
+            </w:r>
+            <w:r>
+              <w:rPr>
+                <w:noProof/>
+                <w:webHidden/>
+              </w:rPr>
+              <w:fldChar w:fldCharType="end"/>
+            </w:r>
+          </w:hyperlink>
+        </w:p>
+        <w:p>
+          <w:pPr>
+            <w:pStyle w:val="2c"/>
+            <w:tabs>
+              <w:tab w:val="right" w:leader="dot" w:pos="9345"/>
+            </w:tabs>
+            <w:rPr>
+              <w:noProof/>
+            </w:rPr>
+          </w:pPr>
+          <w:hyperlink w:anchor="_Toc231163238" w:history="1">
+            <w:r>
+              <w:rPr>
+                <w:rStyle w:val="aff8"/>
+                <w:noProof/>
+                <w:lang w:val="ru-RU"/>
+              </w:rPr>
+              <w:t xml:space="preserve">2.3. Выбор </w:t>
+            </w:r>
+            <w:r>
+              <w:rPr>
+                <w:rStyle w:val="aff8"/>
+                <w:noProof/>
+              </w:rPr>
+              <w:t>frontend</w:t>
+            </w:r>
+            <w:r>
+              <w:rPr>
+                <w:noProof/>
+                <w:webHidden/>
+              </w:rPr>
+              <w:tab/>
+            </w:r>
+            <w:r>
+              <w:rPr>
+                <w:noProof/>
+                <w:webHidden/>
+              </w:rPr>
+              <w:fldChar w:fldCharType="begin"/>
+            </w:r>
+            <w:r>
+              <w:rPr>
+                <w:noProof/>
+                <w:webHidden/>
+              </w:rPr>
+              <w:instrText xml:space="preserve"> PAGEREF _Toc231163238 \h </w:instrText>
+            </w:r>
+            <w:r>
+              <w:rPr>
+                <w:noProof/>
+                <w:webHidden/>
+              </w:rPr>
+            </w:r>
+            <w:r>
+              <w:rPr>
+                <w:noProof/>
+                <w:webHidden/>
+              </w:rPr>
+              <w:fldChar w:fldCharType="separate"/>
+            </w:r>
+            <w:r>
+              <w:rPr>
+                <w:noProof/>
+                <w:webHidden/>
+              </w:rPr>
+              <w:t>7</w:t>
+            </w:r>
+            <w:r>
+              <w:rPr>
+                <w:noProof/>
+                <w:webHidden/>
+              </w:rPr>
+              <w:fldChar w:fldCharType="end"/>
+            </w:r>
+          </w:hyperlink>
+        </w:p>
+        <w:p>
+          <w:pPr>
+            <w:pStyle w:val="14"/>
+            <w:tabs>
+              <w:tab w:val="right" w:leader="dot" w:pos="9345"/>
+            </w:tabs>
+            <w:rPr>
+              <w:noProof/>
+            </w:rPr>
+          </w:pPr>
+          <w:hyperlink w:anchor="_Toc231163239" w:history="1">
+            <w:r>
+              <w:rPr>
+                <w:rStyle w:val="aff8"/>
+                <w:noProof/>
+                <w:lang w:val="ru-RU"/>
+              </w:rPr>
+              <w:t>3. Проектирование базы данных</w:t>
+            </w:r>
+            <w:r>
+              <w:rPr>
+                <w:noProof/>
+                <w:webHidden/>
+              </w:rPr>
+              <w:tab/>
+            </w:r>
+            <w:r>
+              <w:rPr>
+                <w:noProof/>
+                <w:webHidden/>
+              </w:rPr>
+              <w:fldChar w:fldCharType="begin"/>
+            </w:r>
+            <w:r>
+              <w:rPr>
+                <w:noProof/>
+                <w:webHidden/>
+              </w:rPr>
+              <w:instrText xml:space="preserve"> PAGEREF _Toc231163239 \h </w:instrText>
+            </w:r>
+            <w:r>
+              <w:rPr>
+                <w:noProof/>
+                <w:webHidden/>
+              </w:rPr>
+            </w:r>
+            <w:r>
+              <w:rPr>
+                <w:noProof/>
+                <w:webHidden/>
+              </w:rPr>
+              <w:fldChar w:fldCharType="separate"/>
+            </w:r>
+            <w:r>
+              <w:rPr>
+                <w:noProof/>
+                <w:webHidden/>
+              </w:rPr>
+              <w:t>8</w:t>
+            </w:r>
+            <w:r>
+              <w:rPr>
+                <w:noProof/>
+                <w:webHidden/>
+              </w:rPr>
+              <w:fldChar w:fldCharType="end"/>
+            </w:r>
+          </w:hyperlink>
+        </w:p>
+        <w:p>
+          <w:pPr>
+            <w:pStyle w:val="2c"/>
+            <w:tabs>
+              <w:tab w:val="right" w:leader="dot" w:pos="9345"/>
+            </w:tabs>
+            <w:rPr>
+              <w:noProof/>
+            </w:rPr>
+          </w:pPr>
+          <w:hyperlink w:anchor="_Toc231163240" w:history="1">
+            <w:r>
+              <w:rPr>
+                <w:rStyle w:val="aff8"/>
+                <w:noProof/>
+                <w:lang w:val="ru-RU"/>
+              </w:rPr>
+              <w:t>3.1. Выделение основных сущностей предметной области</w:t>
+            </w:r>
+            <w:r>
+              <w:rPr>
+                <w:noProof/>
+                <w:webHidden/>
+              </w:rPr>
+              <w:tab/>
+            </w:r>
+            <w:r>
+              <w:rPr>
+                <w:noProof/>
+                <w:webHidden/>
+              </w:rPr>
+              <w:fldChar w:fldCharType="begin"/>
+            </w:r>
+            <w:r>
+              <w:rPr>
+                <w:noProof/>
+                <w:webHidden/>
+              </w:rPr>
+              <w:instrText xml:space="preserve"> PAGEREF _Toc231163240 \h </w:instrText>
+            </w:r>
+            <w:r>
+              <w:rPr>
+                <w:noProof/>
+                <w:webHidden/>
+              </w:rPr>
+            </w:r>
+            <w:r>
+              <w:rPr>
+                <w:noProof/>
+                <w:webHidden/>
+              </w:rPr>
+              <w:fldChar w:fldCharType="separate"/>
+            </w:r>
+            <w:r>
+              <w:rPr>
+                <w:noProof/>
+                <w:webHidden/>
+              </w:rPr>
+              <w:t>8</w:t>
+            </w:r>
+            <w:r>
+              <w:rPr>
+                <w:noProof/>
+                <w:webHidden/>
+              </w:rPr>
+              <w:fldChar w:fldCharType="end"/>
+            </w:r>
+          </w:hyperlink>
+        </w:p>
+        <w:p>
+          <w:pPr>
+            <w:pStyle w:val="2c"/>
+            <w:tabs>
+              <w:tab w:val="right" w:leader="dot" w:pos="9345"/>
+            </w:tabs>
+            <w:rPr>
+              <w:noProof/>
+            </w:rPr>
+          </w:pPr>
+          <w:hyperlink w:anchor="_Toc231163241" w:history="1">
+            <w:r>
+              <w:rPr>
+                <w:rStyle w:val="aff8"/>
+                <w:noProof/>
+                <w:lang w:val="ru-RU"/>
+              </w:rPr>
+              <w:t>3.2. Описание таблиц базы данных</w:t>
+            </w:r>
+            <w:r>
+              <w:rPr>
+                <w:noProof/>
+                <w:webHidden/>
+              </w:rPr>
+              <w:tab/>
+            </w:r>
+            <w:r>
+              <w:rPr>
+                <w:noProof/>
+                <w:webHidden/>
+              </w:rPr>
+              <w:fldChar w:fldCharType="begin"/>
+            </w:r>
+            <w:r>
+              <w:rPr>
+                <w:noProof/>
+                <w:webHidden/>
+              </w:rPr>
+              <w:instrText xml:space="preserve"> PAGEREF _Toc231163241 \h </w:instrText>
+            </w:r>
+            <w:r>
+              <w:rPr>
+                <w:noProof/>
+                <w:webHidden/>
+              </w:rPr>
+            </w:r>
+            <w:r>
+              <w:rPr>
+                <w:noProof/>
+                <w:webHidden/>
+              </w:rPr>
+              <w:fldChar w:fldCharType="separate"/>
+            </w:r>
+            <w:r>
+              <w:rPr>
+                <w:noProof/>
+                <w:webHidden/>
+              </w:rPr>
+              <w:t>8</w:t>
+            </w:r>
+            <w:r>
+              <w:rPr>
+                <w:noProof/>
+                <w:webHidden/>
+              </w:rPr>
+              <w:fldChar w:fldCharType="end"/>
+            </w:r>
+          </w:hyperlink>
+        </w:p>
+        <w:p>
+          <w:pPr>
+            <w:pStyle w:val="2c"/>
+            <w:tabs>
+              <w:tab w:val="right" w:leader="dot" w:pos="9345"/>
+            </w:tabs>
+            <w:rPr>
+              <w:noProof/>
+            </w:rPr>
+          </w:pPr>
+          <w:hyperlink w:anchor="_Toc231163242" w:history="1">
+            <w:r>
+              <w:rPr>
+                <w:rStyle w:val="aff8"/>
+                <w:noProof/>
+              </w:rPr>
+              <w:t>3.3. ER-диаграмма базы данных</w:t>
+            </w:r>
+            <w:r>
+              <w:rPr>
+                <w:noProof/>
+                <w:webHidden/>
+              </w:rPr>
+              <w:tab/>
+            </w:r>
+            <w:r>
+              <w:rPr>
+                <w:noProof/>
+                <w:webHidden/>
+              </w:rPr>
+              <w:fldChar w:fldCharType="begin"/>
+            </w:r>
+            <w:r>
+              <w:rPr>
+                <w:noProof/>
+                <w:webHidden/>
+              </w:rPr>
+              <w:instrText xml:space="preserve"> PAGEREF _Toc231163242 \h </w:instrText>
+            </w:r>
+            <w:r>
+              <w:rPr>
+                <w:noProof/>
+                <w:webHidden/>
+              </w:rPr>
+            </w:r>
+            <w:r>
+              <w:rPr>
+                <w:noProof/>
+                <w:webHidden/>
+              </w:rPr>
+              <w:fldChar w:fldCharType="separate"/>
+            </w:r>
+            <w:r>
+              <w:rPr>
+                <w:noProof/>
+                <w:webHidden/>
+              </w:rPr>
+              <w:t>11</w:t>
+            </w:r>
+            <w:r>
+              <w:rPr>
+                <w:noProof/>
+                <w:webHidden/>
+              </w:rPr>
+              <w:fldChar w:fldCharType="end"/>
+            </w:r>
+          </w:hyperlink>
+        </w:p>
+        <w:p>
+          <w:pPr>
+            <w:pStyle w:val="2c"/>
+            <w:tabs>
+              <w:tab w:val="right" w:leader="dot" w:pos="9345"/>
+            </w:tabs>
+            <w:rPr>
+              <w:noProof/>
+            </w:rPr>
+          </w:pPr>
+          <w:hyperlink w:anchor="_Toc231163243" w:history="1">
+            <w:r>
+              <w:rPr>
+                <w:rStyle w:val="aff8"/>
+                <w:noProof/>
+                <w:lang w:val="ru-RU"/>
+              </w:rPr>
+              <w:t>3.4. Нормализация базы данных до третьей нормальной формы</w:t>
+            </w:r>
+            <w:r>
+              <w:rPr>
+                <w:noProof/>
+                <w:webHidden/>
+              </w:rPr>
+              <w:tab/>
+            </w:r>
+            <w:r>
+              <w:rPr>
+                <w:noProof/>
+                <w:webHidden/>
+              </w:rPr>
+              <w:fldChar w:fldCharType="begin"/>
+            </w:r>
+            <w:r>
+              <w:rPr>
+                <w:noProof/>
+                <w:webHidden/>
+              </w:rPr>
+              <w:instrText xml:space="preserve"> PAGEREF _Toc231163243 \h </w:instrText>
+            </w:r>
+            <w:r>
+              <w:rPr>
+                <w:noProof/>
+                <w:webHidden/>
+              </w:rPr>
+            </w:r>
+            <w:r>
+              <w:rPr>
+                <w:noProof/>
+                <w:webHidden/>
+              </w:rPr>
+              <w:fldChar w:fldCharType="separate"/>
+            </w:r>
+            <w:r>
+              <w:rPr>
+                <w:noProof/>
+                <w:webHidden/>
+              </w:rPr>
+              <w:t>12</w:t>
+            </w:r>
+            <w:r>
+              <w:rPr>
+                <w:noProof/>
+                <w:webHidden/>
+              </w:rPr>
+              <w:fldChar w:fldCharType="end"/>
+            </w:r>
+          </w:hyperlink>
+        </w:p>
+        <w:p>
+          <w:pPr>
+            <w:pStyle w:val="2c"/>
+            <w:tabs>
+              <w:tab w:val="right" w:leader="dot" w:pos="9345"/>
+            </w:tabs>
+            <w:rPr>
+              <w:noProof/>
+            </w:rPr>
+          </w:pPr>
+          <w:hyperlink w:anchor="_Toc231163244" w:history="1">
+            <w:r>
+              <w:rPr>
+                <w:rStyle w:val="aff8"/>
+                <w:noProof/>
+                <w:lang w:val="ru-RU"/>
+              </w:rPr>
+              <w:t>3.5. Индексы для ускорения фильтрации и построения графиков</w:t>
+            </w:r>
+            <w:r>
+              <w:rPr>
+                <w:noProof/>
+                <w:webHidden/>
+              </w:rPr>
+              <w:tab/>
+            </w:r>
+            <w:r>
+              <w:rPr>
+                <w:noProof/>
+                <w:webHidden/>
+              </w:rPr>
+              <w:fldChar w:fldCharType="begin"/>
+            </w:r>
+            <w:r>
+              <w:rPr>
+                <w:noProof/>
+                <w:webHidden/>
+              </w:rPr>
+              <w:instrText xml:space="preserve"> PAGEREF _Toc231163244 \h </w:instrText>
+            </w:r>
+            <w:r>
+              <w:rPr>
+                <w:noProof/>
+                <w:webHidden/>
+              </w:rPr>
+            </w:r>
+            <w:r>
+              <w:rPr>
+                <w:noProof/>
+                <w:webHidden/>
+              </w:rPr>
+              <w:fldChar w:fldCharType="separate"/>
+            </w:r>
+            <w:r>
+              <w:rPr>
+                <w:noProof/>
+                <w:webHidden/>
+              </w:rPr>
+              <w:t>12</w:t>
+            </w:r>
+            <w:r>
+              <w:rPr>
+                <w:noProof/>
+                <w:webHidden/>
+              </w:rPr>
+              <w:fldChar w:fldCharType="end"/>
+            </w:r>
+          </w:hyperlink>
+        </w:p>
+        <w:p>
+          <w:pPr>
+            <w:pStyle w:val="14"/>
+            <w:tabs>
+              <w:tab w:val="right" w:leader="dot" w:pos="9345"/>
+            </w:tabs>
+            <w:rPr>
+              <w:noProof/>
+            </w:rPr>
+          </w:pPr>
+          <w:hyperlink w:anchor="_Toc231163245" w:history="1">
+            <w:r>
+              <w:rPr>
+                <w:rStyle w:val="aff8"/>
+                <w:noProof/>
+                <w:lang w:val="ru-RU"/>
+              </w:rPr>
+              <w:t>4. Серверная часть и работа с базой данных</w:t>
+            </w:r>
+            <w:r>
+              <w:rPr>
+                <w:noProof/>
+                <w:webHidden/>
+              </w:rPr>
+              <w:tab/>
+            </w:r>
+            <w:r>
+              <w:rPr>
+                <w:noProof/>
+                <w:webHidden/>
+              </w:rPr>
+              <w:fldChar w:fldCharType="begin"/>
+            </w:r>
+            <w:r>
+              <w:rPr>
+                <w:noProof/>
+                <w:webHidden/>
+              </w:rPr>
+              <w:instrText xml:space="preserve"> PAGEREF _Toc231163245 \h </w:instrText>
+            </w:r>
+            <w:r>
+              <w:rPr>
+                <w:noProof/>
+                <w:webHidden/>
+              </w:rPr>
+            </w:r>
+            <w:r>
+              <w:rPr>
+                <w:noProof/>
+                <w:webHidden/>
+              </w:rPr>
+              <w:fldChar w:fldCharType="separate"/>
+            </w:r>
+            <w:r>
+              <w:rPr>
+                <w:noProof/>
+                <w:webHidden/>
+              </w:rPr>
+              <w:t>12</w:t>
+            </w:r>
+            <w:r>
+              <w:rPr>
+                <w:noProof/>
+                <w:webHidden/>
+              </w:rPr>
+              <w:fldChar w:fldCharType="end"/>
+            </w:r>
+          </w:hyperlink>
+        </w:p>
+        <w:p>
+          <w:pPr>
+            <w:pStyle w:val="2c"/>
+            <w:tabs>
+              <w:tab w:val="right" w:leader="dot" w:pos="9345"/>
+            </w:tabs>
+            <w:rPr>
+              <w:noProof/>
+            </w:rPr>
+          </w:pPr>
+          <w:hyperlink w:anchor="_Toc231163246" w:history="1">
+            <w:r>
+              <w:rPr>
+                <w:rStyle w:val="aff8"/>
+                <w:noProof/>
+                <w:lang w:val="ru-RU"/>
+              </w:rPr>
+              <w:t>4.1. Общая роль серверной части</w:t>
+            </w:r>
+            <w:r>
+              <w:rPr>
+                <w:noProof/>
+                <w:webHidden/>
+              </w:rPr>
+              <w:tab/>
+            </w:r>
+            <w:r>
+              <w:rPr>
+                <w:noProof/>
+                <w:webHidden/>
+              </w:rPr>
+              <w:fldChar w:fldCharType="begin"/>
+            </w:r>
+            <w:r>
+              <w:rPr>
+                <w:noProof/>
+                <w:webHidden/>
+              </w:rPr>
+              <w:instrText xml:space="preserve"> PAGEREF _Toc231163246 \h </w:instrText>
+            </w:r>
+            <w:r>
+              <w:rPr>
+                <w:noProof/>
+                <w:webHidden/>
+              </w:rPr>
+            </w:r>
+            <w:r>
+              <w:rPr>
+                <w:noProof/>
+                <w:webHidden/>
+              </w:rPr>
+              <w:fldChar w:fldCharType="separate"/>
+            </w:r>
+            <w:r>
+              <w:rPr>
+                <w:noProof/>
+                <w:webHidden/>
+              </w:rPr>
+              <w:t>12</w:t>
+            </w:r>
+            <w:r>
+              <w:rPr>
+                <w:noProof/>
+                <w:webHidden/>
+              </w:rPr>
+              <w:fldChar w:fldCharType="end"/>
+            </w:r>
+          </w:hyperlink>
+        </w:p>
+        <w:p>
+          <w:pPr>
+            <w:pStyle w:val="2c"/>
+            <w:tabs>
+              <w:tab w:val="right" w:leader="dot" w:pos="9345"/>
+            </w:tabs>
+            <w:rPr>
+              <w:noProof/>
+            </w:rPr>
+          </w:pPr>
+          <w:hyperlink w:anchor="_Toc231163247" w:history="1">
+            <w:r>
+              <w:rPr>
+                <w:rStyle w:val="aff8"/>
+                <w:noProof/>
+                <w:lang w:val="ru-RU"/>
+              </w:rPr>
+              <w:t>4.2. Подключение backend к MySQL</w:t>
+            </w:r>
+            <w:r>
+              <w:rPr>
+                <w:noProof/>
+                <w:webHidden/>
+              </w:rPr>
+              <w:tab/>
+            </w:r>
+            <w:r>
+              <w:rPr>
+                <w:noProof/>
+                <w:webHidden/>
+              </w:rPr>
+              <w:fldChar w:fldCharType="begin"/>
+            </w:r>
+            <w:r>
+              <w:rPr>
+                <w:noProof/>
+                <w:webHidden/>
+              </w:rPr>
+              <w:instrText xml:space="preserve"> PAGEREF _Toc231163247 \h </w:instrText>
+            </w:r>
+            <w:r>
+              <w:rPr>
+                <w:noProof/>
+                <w:webHidden/>
+              </w:rPr>
+            </w:r>
+            <w:r>
+              <w:rPr>
+                <w:noProof/>
+                <w:webHidden/>
+              </w:rPr>
+              <w:fldChar w:fldCharType="separate"/>
+            </w:r>
+            <w:r>
+              <w:rPr>
+                <w:noProof/>
+                <w:webHidden/>
+              </w:rPr>
+              <w:t>13</w:t>
+            </w:r>
+            <w:r>
+              <w:rPr>
+                <w:noProof/>
+                <w:webHidden/>
+              </w:rPr>
+              <w:fldChar w:fldCharType="end"/>
+            </w:r>
+          </w:hyperlink>
+        </w:p>
+        <w:p>
+          <w:pPr>
+            <w:pStyle w:val="2c"/>
+            <w:tabs>
+              <w:tab w:val="right" w:leader="dot" w:pos="9345"/>
+            </w:tabs>
+            <w:rPr>
+              <w:noProof/>
+            </w:rPr>
+          </w:pPr>
+          <w:hyperlink w:anchor="_Toc231163248" w:history="1">
+            <w:r>
+              <w:rPr>
+                <w:rStyle w:val="aff8"/>
+                <w:noProof/>
+                <w:lang w:val="ru-RU"/>
+              </w:rPr>
+              <w:t>4.3. ORM-запросы и операции изменения данных</w:t>
+            </w:r>
+            <w:r>
+              <w:rPr>
+                <w:noProof/>
+                <w:webHidden/>
+              </w:rPr>
+              <w:tab/>
+            </w:r>
+            <w:r>
+              <w:rPr>
+                <w:noProof/>
+                <w:webHidden/>
+              </w:rPr>
+              <w:fldChar w:fldCharType="begin"/>
+            </w:r>
+            <w:r>
+              <w:rPr>
+                <w:noProof/>
+                <w:webHidden/>
+              </w:rPr>
+              <w:instrText xml:space="preserve"> PAGEREF _Toc231163248 \h </w:instrText>
+            </w:r>
+            <w:r>
+              <w:rPr>
+                <w:noProof/>
+                <w:webHidden/>
+              </w:rPr>
+            </w:r>
+            <w:r>
+              <w:rPr>
+                <w:noProof/>
+                <w:webHidden/>
+              </w:rPr>
+              <w:fldChar w:fldCharType="separate"/>
+            </w:r>
+            <w:r>
+              <w:rPr>
+                <w:noProof/>
+                <w:webHidden/>
+              </w:rPr>
+              <w:t>13</w:t>
+            </w:r>
+            <w:r>
+              <w:rPr>
+                <w:noProof/>
+                <w:webHidden/>
+              </w:rPr>
+              <w:fldChar w:fldCharType="end"/>
+            </w:r>
+          </w:hyperlink>
+        </w:p>
+        <w:p>
+          <w:pPr>
+            <w:pStyle w:val="14"/>
+            <w:tabs>
+              <w:tab w:val="right" w:leader="dot" w:pos="9345"/>
+            </w:tabs>
+            <w:rPr>
+              <w:noProof/>
+            </w:rPr>
+          </w:pPr>
+          <w:hyperlink w:anchor="_Toc231163249" w:history="1">
+            <w:r>
+              <w:rPr>
+                <w:rStyle w:val="aff8"/>
+                <w:noProof/>
+                <w:lang w:val="ru-RU"/>
+              </w:rPr>
+              <w:t>5. Пользовательский интерфейс веб-приложения</w:t>
+            </w:r>
+            <w:r>
+              <w:rPr>
+                <w:noProof/>
+                <w:webHidden/>
+              </w:rPr>
+              <w:tab/>
+            </w:r>
+            <w:r>
+              <w:rPr>
+                <w:noProof/>
+                <w:webHidden/>
+              </w:rPr>
+              <w:fldChar w:fldCharType="begin"/>
+            </w:r>
+            <w:r>
+              <w:rPr>
+                <w:noProof/>
+                <w:webHidden/>
+              </w:rPr>
+              <w:instrText xml:space="preserve"> PAGEREF _Toc231163249 \h </w:instrText>
+            </w:r>
+            <w:r>
+              <w:rPr>
+                <w:noProof/>
+                <w:webHidden/>
+              </w:rPr>
+            </w:r>
+            <w:r>
+              <w:rPr>
+                <w:noProof/>
+                <w:webHidden/>
+              </w:rPr>
+              <w:fldChar w:fldCharType="separate"/>
+            </w:r>
+            <w:r>
+              <w:rPr>
+                <w:noProof/>
+                <w:webHidden/>
+              </w:rPr>
+              <w:t>15</w:t>
+            </w:r>
+            <w:r>
+              <w:rPr>
+                <w:noProof/>
+                <w:webHidden/>
+              </w:rPr>
+              <w:fldChar w:fldCharType="end"/>
+            </w:r>
+          </w:hyperlink>
+        </w:p>
+        <w:p>
+          <w:pPr>
+            <w:pStyle w:val="2c"/>
+            <w:tabs>
+              <w:tab w:val="right" w:leader="dot" w:pos="9345"/>
+            </w:tabs>
+            <w:rPr>
+              <w:noProof/>
+            </w:rPr>
+          </w:pPr>
+          <w:hyperlink w:anchor="_Toc231163250" w:history="1">
+            <w:r>
+              <w:rPr>
+                <w:rStyle w:val="aff8"/>
+                <w:noProof/>
+                <w:lang w:val="ru-RU"/>
+              </w:rPr>
+              <w:t>5.1. Главная страница Dashboard</w:t>
+            </w:r>
+            <w:r>
+              <w:rPr>
+                <w:noProof/>
+                <w:webHidden/>
+              </w:rPr>
+              <w:tab/>
+            </w:r>
+            <w:r>
+              <w:rPr>
+                <w:noProof/>
+                <w:webHidden/>
+              </w:rPr>
+              <w:fldChar w:fldCharType="begin"/>
+            </w:r>
+            <w:r>
+              <w:rPr>
+                <w:noProof/>
+                <w:webHidden/>
+              </w:rPr>
+              <w:instrText xml:space="preserve"> PAGEREF _Toc231163250 \h </w:instrText>
+            </w:r>
+            <w:r>
+              <w:rPr>
+                <w:noProof/>
+                <w:webHidden/>
+              </w:rPr>
+            </w:r>
+            <w:r>
+              <w:rPr>
+                <w:noProof/>
+                <w:webHidden/>
+              </w:rPr>
+              <w:fldChar w:fldCharType="separate"/>
+            </w:r>
+            <w:r>
+              <w:rPr>
+                <w:noProof/>
+                <w:webHidden/>
+              </w:rPr>
+              <w:t>15</w:t>
+            </w:r>
+            <w:r>
+              <w:rPr>
+                <w:noProof/>
+                <w:webHidden/>
+              </w:rPr>
+              <w:fldChar w:fldCharType="end"/>
+            </w:r>
+          </w:hyperlink>
+        </w:p>
+        <w:p>
+          <w:pPr>
+            <w:pStyle w:val="2c"/>
+            <w:tabs>
+              <w:tab w:val="right" w:leader="dot" w:pos="9345"/>
+            </w:tabs>
+            <w:rPr>
+              <w:noProof/>
+            </w:rPr>
+          </w:pPr>
+          <w:hyperlink w:anchor="_Toc231163251" w:history="1">
+            <w:r>
+              <w:rPr>
+                <w:rStyle w:val="aff8"/>
+                <w:noProof/>
+                <w:lang w:val="ru-RU"/>
+              </w:rPr>
+              <w:t>5.2. Страница загрузки CSV-файлов</w:t>
+            </w:r>
+            <w:r>
+              <w:rPr>
+                <w:noProof/>
+                <w:webHidden/>
+              </w:rPr>
+              <w:tab/>
+            </w:r>
+            <w:r>
+              <w:rPr>
+                <w:noProof/>
+                <w:webHidden/>
+              </w:rPr>
+              <w:fldChar w:fldCharType="begin"/>
+            </w:r>
+            <w:r>
+              <w:rPr>
+                <w:noProof/>
+                <w:webHidden/>
+              </w:rPr>
+              <w:instrText xml:space="preserve"> PAGEREF _Toc231163251 \h </w:instrText>
+            </w:r>
+            <w:r>
+              <w:rPr>
+                <w:noProof/>
+                <w:webHidden/>
+              </w:rPr>
+            </w:r>
+            <w:r>
+              <w:rPr>
+                <w:noProof/>
+                <w:webHidden/>
+              </w:rPr>
+              <w:fldChar w:fldCharType="separate"/>
+            </w:r>
+            <w:r>
+              <w:rPr>
+                <w:noProof/>
+                <w:webHidden/>
+              </w:rPr>
+              <w:t>16</w:t>
+            </w:r>
+            <w:r>
+              <w:rPr>
+                <w:noProof/>
+                <w:webHidden/>
+              </w:rPr>
+              <w:fldChar w:fldCharType="end"/>
+            </w:r>
+          </w:hyperlink>
+        </w:p>
+        <w:p>
+          <w:pPr>
+            <w:pStyle w:val="2c"/>
+            <w:tabs>
+              <w:tab w:val="right" w:leader="dot" w:pos="9345"/>
+            </w:tabs>
+            <w:rPr>
+              <w:noProof/>
+            </w:rPr>
+          </w:pPr>
+          <w:hyperlink w:anchor="_Toc231163252" w:history="1">
+            <w:r>
+              <w:rPr>
+                <w:rStyle w:val="aff8"/>
+                <w:noProof/>
+                <w:lang w:val="ru-RU"/>
+              </w:rPr>
+              <w:t>5.3. Результат загрузки данных</w:t>
+            </w:r>
+            <w:r>
+              <w:rPr>
+                <w:noProof/>
+                <w:webHidden/>
+              </w:rPr>
+              <w:tab/>
+            </w:r>
+            <w:r>
+              <w:rPr>
+                <w:noProof/>
+                <w:webHidden/>
+              </w:rPr>
+              <w:fldChar w:fldCharType="begin"/>
+            </w:r>
+            <w:r>
+              <w:rPr>
+                <w:noProof/>
+                <w:webHidden/>
+              </w:rPr>
+              <w:instrText xml:space="preserve"> PAGEREF _Toc231163252 \h </w:instrText>
+            </w:r>
+            <w:r>
+              <w:rPr>
+                <w:noProof/>
+                <w:webHidden/>
+              </w:rPr>
+            </w:r>
+            <w:r>
+              <w:rPr>
+                <w:noProof/>
+                <w:webHidden/>
+              </w:rPr>
+              <w:fldChar w:fldCharType="separate"/>
+            </w:r>
+            <w:r>
+              <w:rPr>
+                <w:noProof/>
+                <w:webHidden/>
+              </w:rPr>
+              <w:t>16</w:t>
+            </w:r>
+            <w:r>
+              <w:rPr>
+                <w:noProof/>
+                <w:webHidden/>
+              </w:rPr>
+              <w:fldChar w:fldCharType="end"/>
+            </w:r>
+          </w:hyperlink>
+        </w:p>
+        <w:p>
+          <w:pPr>
+            <w:pStyle w:val="2c"/>
+            <w:tabs>
+              <w:tab w:val="right" w:leader="dot" w:pos="9345"/>
+            </w:tabs>
+            <w:rPr>
+              <w:noProof/>
+            </w:rPr>
+          </w:pPr>
+          <w:hyperlink w:anchor="_Toc231163253" w:history="1">
+            <w:r>
+              <w:rPr>
+                <w:rStyle w:val="aff8"/>
+                <w:noProof/>
+                <w:lang w:val="ru-RU"/>
+              </w:rPr>
+              <w:t>5.4. Просмотр и ручное управление измерениями</w:t>
+            </w:r>
+            <w:r>
+              <w:rPr>
+                <w:noProof/>
+                <w:webHidden/>
+              </w:rPr>
+              <w:tab/>
+            </w:r>
+            <w:r>
+              <w:rPr>
+                <w:noProof/>
+                <w:webHidden/>
+              </w:rPr>
+              <w:fldChar w:fldCharType="begin"/>
+            </w:r>
+            <w:r>
+              <w:rPr>
+                <w:noProof/>
+                <w:webHidden/>
+              </w:rPr>
+              <w:instrText xml:space="preserve"> PAGEREF _Toc231163253 \h </w:instrText>
+            </w:r>
+            <w:r>
+              <w:rPr>
+                <w:noProof/>
+                <w:webHidden/>
+              </w:rPr>
+            </w:r>
+            <w:r>
+              <w:rPr>
+                <w:noProof/>
+                <w:webHidden/>
+              </w:rPr>
+              <w:fldChar w:fldCharType="separate"/>
+            </w:r>
+            <w:r>
+              <w:rPr>
+                <w:noProof/>
+                <w:webHidden/>
+              </w:rPr>
+              <w:t>17</w:t>
+            </w:r>
+            <w:r>
+              <w:rPr>
+                <w:noProof/>
+                <w:webHidden/>
+              </w:rPr>
+              <w:fldChar w:fldCharType="end"/>
+            </w:r>
+          </w:hyperlink>
+        </w:p>
+        <w:p>
+          <w:pPr>
+            <w:pStyle w:val="2c"/>
+            <w:tabs>
+              <w:tab w:val="right" w:leader="dot" w:pos="9345"/>
+            </w:tabs>
+            <w:rPr>
+              <w:noProof/>
+            </w:rPr>
+          </w:pPr>
+          <w:hyperlink w:anchor="_Toc231163254" w:history="1">
+            <w:r>
+              <w:rPr>
+                <w:rStyle w:val="aff8"/>
+                <w:noProof/>
+                <w:lang w:val="ru-RU"/>
+              </w:rPr>
+              <w:t>5.5. Фильтрация данных по полигону, датчику и периоду</w:t>
+            </w:r>
+            <w:r>
+              <w:rPr>
+                <w:noProof/>
+                <w:webHidden/>
+              </w:rPr>
+              <w:tab/>
+            </w:r>
+            <w:r>
+              <w:rPr>
+                <w:noProof/>
+                <w:webHidden/>
+              </w:rPr>
+              <w:fldChar w:fldCharType="begin"/>
+            </w:r>
+            <w:r>
+              <w:rPr>
+                <w:noProof/>
+                <w:webHidden/>
+              </w:rPr>
+              <w:instrText xml:space="preserve"> PAGEREF _Toc231163254 \h </w:instrText>
+            </w:r>
+            <w:r>
+              <w:rPr>
+                <w:noProof/>
+                <w:webHidden/>
+              </w:rPr>
+            </w:r>
+            <w:r>
+              <w:rPr>
+                <w:noProof/>
+                <w:webHidden/>
+              </w:rPr>
+              <w:fldChar w:fldCharType="separate"/>
+            </w:r>
+            <w:r>
+              <w:rPr>
+                <w:noProof/>
+                <w:webHidden/>
+              </w:rPr>
+              <w:t>18</w:t>
+            </w:r>
+            <w:r>
+              <w:rPr>
+                <w:noProof/>
+                <w:webHidden/>
+              </w:rPr>
+              <w:fldChar w:fldCharType="end"/>
+            </w:r>
+          </w:hyperlink>
+        </w:p>
+        <w:p>
+          <w:pPr>
+            <w:pStyle w:val="2c"/>
+            <w:tabs>
+              <w:tab w:val="right" w:leader="dot" w:pos="9345"/>
+            </w:tabs>
+            <w:rPr>
+              <w:noProof/>
+            </w:rPr>
+          </w:pPr>
+          <w:hyperlink w:anchor="_Toc231163255" w:history="1">
+            <w:r>
+              <w:rPr>
+                <w:rStyle w:val="aff8"/>
+                <w:noProof/>
+                <w:lang w:val="ru-RU"/>
+              </w:rPr>
+              <w:t>5.6. Построение графика нескольких датчиков на одном полигоне</w:t>
+            </w:r>
+            <w:r>
+              <w:rPr>
+                <w:noProof/>
+                <w:webHidden/>
+              </w:rPr>
+              <w:tab/>
+            </w:r>
+            <w:r>
+              <w:rPr>
+                <w:noProof/>
+                <w:webHidden/>
+              </w:rPr>
+              <w:fldChar w:fldCharType="begin"/>
+            </w:r>
+            <w:r>
+              <w:rPr>
+                <w:noProof/>
+                <w:webHidden/>
+              </w:rPr>
+              <w:instrText xml:space="preserve"> PAGEREF _Toc231163255 \h </w:instrText>
+            </w:r>
+            <w:r>
+              <w:rPr>
+                <w:noProof/>
+                <w:webHidden/>
+              </w:rPr>
+            </w:r>
+            <w:r>
+              <w:rPr>
+                <w:noProof/>
+                <w:webHidden/>
+              </w:rPr>
+              <w:fldChar w:fldCharType="separate"/>
+            </w:r>
+            <w:r>
+              <w:rPr>
+                <w:noProof/>
+                <w:webHidden/>
+              </w:rPr>
+              <w:t>18</w:t>
+            </w:r>
+            <w:r>
+              <w:rPr>
+                <w:noProof/>
+                <w:webHidden/>
+              </w:rPr>
+              <w:fldChar w:fldCharType="end"/>
+            </w:r>
+          </w:hyperlink>
+        </w:p>
+        <w:p>
+          <w:pPr>
+            <w:pStyle w:val="2c"/>
+            <w:tabs>
+              <w:tab w:val="right" w:leader="dot" w:pos="9345"/>
+            </w:tabs>
+            <w:rPr>
+              <w:noProof/>
+            </w:rPr>
+          </w:pPr>
+          <w:hyperlink w:anchor="_Toc231163256" w:history="1">
+            <w:r>
+              <w:rPr>
+                <w:rStyle w:val="aff8"/>
+                <w:noProof/>
+                <w:lang w:val="ru-RU"/>
+              </w:rPr>
+              <w:t>5.7. Сравнение одного датчика на нескольких полигонах</w:t>
+            </w:r>
+            <w:r>
+              <w:rPr>
+                <w:noProof/>
+                <w:webHidden/>
+              </w:rPr>
+              <w:tab/>
+            </w:r>
+            <w:r>
+              <w:rPr>
+                <w:noProof/>
+                <w:webHidden/>
+              </w:rPr>
+              <w:fldChar w:fldCharType="begin"/>
+            </w:r>
+            <w:r>
+              <w:rPr>
+                <w:noProof/>
+                <w:webHidden/>
+              </w:rPr>
+              <w:instrText xml:space="preserve"> PAGEREF _Toc231163256 \h </w:instrText>
+            </w:r>
+            <w:r>
+              <w:rPr>
+                <w:noProof/>
+                <w:webHidden/>
+              </w:rPr>
+            </w:r>
+            <w:r>
+              <w:rPr>
+                <w:noProof/>
+                <w:webHidden/>
+              </w:rPr>
+              <w:fldChar w:fldCharType="separate"/>
+            </w:r>
+            <w:r>
+              <w:rPr>
+                <w:noProof/>
+                <w:webHidden/>
+              </w:rPr>
+              <w:t>19</w:t>
+            </w:r>
+            <w:r>
+              <w:rPr>
+                <w:noProof/>
+                <w:webHidden/>
+              </w:rPr>
+              <w:fldChar w:fldCharType="end"/>
+            </w:r>
+          </w:hyperlink>
+        </w:p>
+        <w:p>
+          <w:pPr>
+            <w:pStyle w:val="2c"/>
+            <w:tabs>
+              <w:tab w:val="right" w:leader="dot" w:pos="9345"/>
+            </w:tabs>
+            <w:rPr>
+              <w:noProof/>
+            </w:rPr>
+          </w:pPr>
+          <w:hyperlink w:anchor="_Toc231163257" w:history="1">
+            <w:r>
+              <w:rPr>
+                <w:rStyle w:val="aff8"/>
+                <w:noProof/>
+                <w:lang w:val="ru-RU"/>
+              </w:rPr>
+              <w:t>5.8. Управление справочниками</w:t>
+            </w:r>
+            <w:r>
+              <w:rPr>
+                <w:noProof/>
+                <w:webHidden/>
+              </w:rPr>
+              <w:tab/>
+            </w:r>
+            <w:r>
+              <w:rPr>
+                <w:noProof/>
+                <w:webHidden/>
+              </w:rPr>
+              <w:fldChar w:fldCharType="begin"/>
+            </w:r>
+            <w:r>
+              <w:rPr>
+                <w:noProof/>
+                <w:webHidden/>
+              </w:rPr>
+              <w:instrText xml:space="preserve"> PAGEREF _Toc231163257 \h </w:instrText>
+            </w:r>
+            <w:r>
+              <w:rPr>
+                <w:noProof/>
+                <w:webHidden/>
+              </w:rPr>
+            </w:r>
+            <w:r>
+              <w:rPr>
+                <w:noProof/>
+                <w:webHidden/>
+              </w:rPr>
+              <w:fldChar w:fldCharType="separate"/>
+            </w:r>
+            <w:r>
+              <w:rPr>
+                <w:noProof/>
+                <w:webHidden/>
+              </w:rPr>
+              <w:t>19</w:t>
+            </w:r>
+            <w:r>
+              <w:rPr>
+                <w:noProof/>
+                <w:webHidden/>
+              </w:rPr>
+              <w:fldChar w:fldCharType="end"/>
+            </w:r>
+          </w:hyperlink>
+        </w:p>
+        <w:p>
+          <w:pPr>
+            <w:pStyle w:val="2c"/>
+            <w:tabs>
+              <w:tab w:val="right" w:leader="dot" w:pos="9345"/>
+            </w:tabs>
+            <w:rPr>
+              <w:noProof/>
+            </w:rPr>
+          </w:pPr>
+          <w:hyperlink w:anchor="_Toc231163258" w:history="1">
+            <w:r>
+              <w:rPr>
+                <w:rStyle w:val="aff8"/>
+                <w:noProof/>
+                <w:lang w:val="ru-RU"/>
+              </w:rPr>
+              <w:t>5.9. Журнал загруженных файлов</w:t>
+            </w:r>
+            <w:r>
+              <w:rPr>
+                <w:noProof/>
+                <w:webHidden/>
+              </w:rPr>
+              <w:tab/>
+            </w:r>
+            <w:r>
+              <w:rPr>
+                <w:noProof/>
+                <w:webHidden/>
+              </w:rPr>
+              <w:fldChar w:fldCharType="begin"/>
+            </w:r>
+            <w:r>
+              <w:rPr>
+                <w:noProof/>
+                <w:webHidden/>
+              </w:rPr>
+              <w:instrText xml:space="preserve"> PAGEREF _Toc231163258 \h </w:instrText>
+            </w:r>
+            <w:r>
+              <w:rPr>
+                <w:noProof/>
+                <w:webHidden/>
+              </w:rPr>
+            </w:r>
+            <w:r>
+              <w:rPr>
+                <w:noProof/>
+                <w:webHidden/>
+              </w:rPr>
+              <w:fldChar w:fldCharType="separate"/>
+            </w:r>
+            <w:r>
+              <w:rPr>
+                <w:noProof/>
+                <w:webHidden/>
+              </w:rPr>
+              <w:t>20</w:t>
+            </w:r>
+            <w:r>
+              <w:rPr>
+                <w:noProof/>
+                <w:webHidden/>
+              </w:rPr>
+              <w:fldChar w:fldCharType="end"/>
+            </w:r>
+          </w:hyperlink>
+        </w:p>
+        <w:p>
+          <w:pPr>
+            <w:pStyle w:val="14"/>
+            <w:tabs>
+              <w:tab w:val="right" w:leader="dot" w:pos="9345"/>
+            </w:tabs>
+            <w:rPr>
+              <w:noProof/>
+            </w:rPr>
+          </w:pPr>
+          <w:hyperlink w:anchor="_Toc231163259" w:history="1">
+            <w:r>
+              <w:rPr>
+                <w:rStyle w:val="aff8"/>
+                <w:noProof/>
+                <w:lang w:val="ru-RU"/>
+              </w:rPr>
+              <w:t>Заключение</w:t>
+            </w:r>
+            <w:r>
+              <w:rPr>
+                <w:noProof/>
+                <w:webHidden/>
+              </w:rPr>
+              <w:tab/>
+            </w:r>
+            <w:r>
+              <w:rPr>
+                <w:noProof/>
+                <w:webHidden/>
+              </w:rPr>
+              <w:fldChar w:fldCharType="begin"/>
+            </w:r>
+            <w:r>
+              <w:rPr>
+                <w:noProof/>
+                <w:webHidden/>
+              </w:rPr>
+              <w:instrText xml:space="preserve"> PAGEREF _Toc231163259 \h </w:instrText>
+            </w:r>
+            <w:r>
+              <w:rPr>
+                <w:noProof/>
+                <w:webHidden/>
+              </w:rPr>
+            </w:r>
+            <w:r>
+              <w:rPr>
+                <w:noProof/>
+                <w:webHidden/>
+              </w:rPr>
+              <w:fldChar w:fldCharType="separate"/>
+            </w:r>
+            <w:r>
+              <w:rPr>
+                <w:noProof/>
+                <w:webHidden/>
+              </w:rPr>
+              <w:t>21</w:t>
+            </w:r>
+            <w:r>
+              <w:rPr>
+                <w:noProof/>
+                <w:webHidden/>
+              </w:rPr>
+              <w:fldChar w:fldCharType="end"/>
+            </w:r>
+          </w:hyperlink>
+        </w:p>
+        <w:p>
+          <w:pPr>
+            <w:pStyle w:val="14"/>
+            <w:tabs>
+              <w:tab w:val="right" w:leader="dot" w:pos="9345"/>
+            </w:tabs>
+            <w:rPr>
+              <w:noProof/>
+            </w:rPr>
+          </w:pPr>
+          <w:hyperlink w:anchor="_Toc231163260" w:history="1">
+            <w:r>
+              <w:rPr>
+                <w:rStyle w:val="aff8"/>
+                <w:noProof/>
+              </w:rPr>
+              <w:t>Список использованных источников</w:t>
+            </w:r>
+            <w:r>
+              <w:rPr>
+                <w:noProof/>
+                <w:webHidden/>
+              </w:rPr>
+              <w:tab/>
+            </w:r>
+            <w:r>
+              <w:rPr>
+                <w:noProof/>
+                <w:webHidden/>
+              </w:rPr>
+              <w:fldChar w:fldCharType="begin"/>
+            </w:r>
+            <w:r>
+              <w:rPr>
+                <w:noProof/>
+                <w:webHidden/>
+              </w:rPr>
+              <w:instrText xml:space="preserve"> PAGEREF _Toc231163260 \h </w:instrText>
+            </w:r>
+            <w:r>
+              <w:rPr>
+                <w:noProof/>
+                <w:webHidden/>
+              </w:rPr>
+            </w:r>
+            <w:r>
+              <w:rPr>
+                <w:noProof/>
+                <w:webHidden/>
+              </w:rPr>
+              <w:fldChar w:fldCharType="separate"/>
+            </w:r>
+            <w:r>
+              <w:rPr>
+                <w:noProof/>
+                <w:webHidden/>
+              </w:rPr>
+              <w:t>21</w:t>
+            </w:r>
+            <w:r>
+              <w:rPr>
+                <w:noProof/>
+                <w:webHidden/>
+              </w:rPr>
+              <w:fldChar w:fldCharType="end"/>
+            </w:r>
+          </w:hyperlink>
+        </w:p>
+        <w:p>
+          <w:r>
+            <w:rPr>
+              <w:b/>
+              <w:bCs/>
+            </w:rPr>
+            <w:fldChar w:fldCharType="end"/>
+          </w:r>
+        </w:p>
+      </w:sdtContent>
+    </w:sdt>
+    <w:p>
+      <w:pPr>
+        <w:spacing w:after="200" w:line="276" w:lineRule="auto"/>
+        <w:ind w:firstLine="0"/>
+        <w:jc w:val="left"/>
+        <w:rPr>
+          <w:rFonts w:cstheme="majorBidi"/>
+          <w:b/>
+          <w:bCs/>
+          <w:color w:val="000000"/>
+          <w:szCs w:val="28"/>
+          <w:lang w:val="ru-RU"/>
+        </w:rPr>
+      </w:pPr>
+    </w:p>
+    <w:p>
+      <w:pPr>
+        <w:spacing w:after="200" w:line="276" w:lineRule="auto"/>
+        <w:ind w:firstLine="0"/>
+        <w:jc w:val="left"/>
+        <w:rPr>
+          <w:rFonts w:cstheme="majorBidi"/>
+          <w:b/>
+          <w:bCs/>
+          <w:color w:val="000000"/>
+          <w:szCs w:val="28"/>
+          <w:lang w:val="ru-RU"/>
+        </w:rPr>
+      </w:pPr>
+      <w:bookmarkStart w:id="0" w:name="_Toc231163229"/>
+      <w:r>
+        <w:rPr>
+          <w:lang w:val="ru-RU"/>
+        </w:rPr>
+        <w:br w:type="page"/>
+      </w:r>
+    </w:p>
+    <w:p>
+      <w:pPr>
         <w:pStyle w:val="1"/>
         <w:rPr>
           <w:lang w:val="ru-RU"/>
@@ -14,8 +2826,10 @@
           <w:rFonts w:ascii="Times New Roman" w:eastAsia="Times New Roman" w:hAnsi="Times New Roman"/>
           <w:lang w:val="ru-RU"/>
         </w:rPr>
+        <w:lastRenderedPageBreak/>
         <w:t>Введение</w:t>
       </w:r>
+      <w:bookmarkEnd w:id="0"/>
     </w:p>
     <w:p>
       <w:pPr>
@@ -227,8 +3041,22 @@
         <w:rPr>
           <w:lang w:val="ru-RU"/>
         </w:rPr>
+        <w:t>реализовать ручное добавление, редактирование и удаление измерений;</w:t>
+      </w:r>
+    </w:p>
+    <w:p>
+      <w:pPr>
+        <w:pStyle w:val="a0"/>
+        <w:rPr>
+          <w:lang w:val="ru-RU"/>
+        </w:rPr>
+      </w:pPr>
+      <w:r>
+        <w:rPr>
+          <w:lang w:val="ru-RU"/>
+        </w:rPr>
         <w:lastRenderedPageBreak/>
-        <w:t>реализовать ручное добавление, редактирование и удаление измерений;</w:t>
+        <w:t>реализовать управление справочниками полигонов, типов показателей и единиц измерения;</w:t>
       </w:r>
     </w:p>
     <w:p>
@@ -242,20 +3070,6 @@
         <w:rPr>
           <w:lang w:val="ru-RU"/>
         </w:rPr>
-        <w:t>реализовать управление справочниками полигонов, типов показателей и единиц измерения;</w:t>
-      </w:r>
-    </w:p>
-    <w:p>
-      <w:pPr>
-        <w:pStyle w:val="a0"/>
-        <w:rPr>
-          <w:lang w:val="ru-RU"/>
-        </w:rPr>
-      </w:pPr>
-      <w:r>
-        <w:rPr>
-          <w:lang w:val="ru-RU"/>
-        </w:rPr>
         <w:t>обеспечить защиту связанных справочных данных от некорректного удаления.</w:t>
       </w:r>
     </w:p>
@@ -279,29 +3093,13 @@
         </w:rPr>
       </w:pPr>
       <w:r>
-        <w:t xml:space="preserve">В </w:t>
-      </w:r>
-      <w:proofErr w:type="spellStart"/>
-      <w:r>
-        <w:t>проекте</w:t>
-      </w:r>
-      <w:proofErr w:type="spellEnd"/>
-      <w:r>
-        <w:t xml:space="preserve"> </w:t>
-      </w:r>
-      <w:proofErr w:type="spellStart"/>
-      <w:r>
-        <w:t>используются</w:t>
-      </w:r>
-      <w:proofErr w:type="spellEnd"/>
-      <w:r>
-        <w:t xml:space="preserve"> MySQL 8, FastAPI, SQLAlchemy ORM, Alembic, Angular, TypeScript, Apache ECharts и Docker Compose. </w:t>
-      </w:r>
-      <w:r>
-        <w:rPr>
-          <w:lang w:val="ru-RU"/>
-        </w:rPr>
-        <w:t xml:space="preserve">Отчет включает анализ предметной области, проектирование базы данных в </w:t>
+        <w:t xml:space="preserve">В проекте используются MySQL 8, FastAPI, SQLAlchemy ORM, Alembic, Angular, TypeScript, Apache ECharts и Docker Compose. </w:t>
+      </w:r>
+      <w:r>
+        <w:rPr>
+          <w:lang w:val="ru-RU"/>
+        </w:rPr>
+        <w:t xml:space="preserve">Отчет включает анализ предметной области, обоснование выбранных средств реализации, проектирование базы данных в </w:t>
       </w:r>
       <w:r>
         <w:t>MySQL</w:t>
@@ -310,16 +3108,7 @@
         <w:rPr>
           <w:lang w:val="ru-RU"/>
         </w:rPr>
-        <w:t xml:space="preserve">, описание серверной работы с данными, пользовательский интерфейс, </w:t>
-      </w:r>
-      <w:r>
-        <w:t>SQL</w:t>
-      </w:r>
-      <w:r>
-        <w:rPr>
-          <w:lang w:val="ru-RU"/>
-        </w:rPr>
-        <w:t>-запросы и итоговые выводы.</w:t>
+        <w:t>, описание серверной работы с данными, пользовательский интерфейс и итоговые выводы.</w:t>
       </w:r>
     </w:p>
     <w:p>
@@ -329,6 +3118,7 @@
           <w:lang w:val="ru-RU"/>
         </w:rPr>
       </w:pPr>
+      <w:bookmarkStart w:id="1" w:name="_Toc231163230"/>
       <w:r>
         <w:rPr>
           <w:rFonts w:ascii="Times New Roman" w:eastAsia="Times New Roman" w:hAnsi="Times New Roman"/>
@@ -336,21 +3126,17 @@
         </w:rPr>
         <w:t>1. Анализ предметной области и постановка задачи</w:t>
       </w:r>
+      <w:bookmarkEnd w:id="1"/>
     </w:p>
     <w:p>
       <w:pPr>
         <w:pStyle w:val="21"/>
-        <w:rPr>
-          <w:lang w:val="ru-RU"/>
-        </w:rPr>
-      </w:pPr>
-      <w:r>
-        <w:rPr>
-          <w:rFonts w:ascii="Times New Roman" w:eastAsia="Times New Roman" w:hAnsi="Times New Roman"/>
-          <w:lang w:val="ru-RU"/>
-        </w:rPr>
+      </w:pPr>
+      <w:bookmarkStart w:id="2" w:name="_Toc231163231"/>
+      <w:r>
         <w:t>1.1. Описание предметной области экологических измерений</w:t>
       </w:r>
+      <w:bookmarkEnd w:id="2"/>
     </w:p>
     <w:p>
       <w:pPr>
@@ -406,39 +3192,28 @@
         <w:rPr>
           <w:lang w:val="ru-RU"/>
         </w:rPr>
-        <w:t xml:space="preserve">-файла, подготовленного человеком. При загрузке пользователь выбирает полигон и указывает фамилию загрузившего. Второй способ — ручное добавление отдельного измерения через форму на странице </w:t>
-      </w:r>
-      <w:r>
-        <w:rPr>
-          <w:lang w:val="ru-RU"/>
-        </w:rPr>
+        <w:t xml:space="preserve">-файла, подготовленного человеком. При загрузке пользователь выбирает полигон и указывает фамилию загрузившего. Второй способ — ручное добавление отдельного измерения через форму на странице измерений. Оба способа создают записи в одной таблице </w:t>
+      </w:r>
+      <w:r>
+        <w:t>measurements</w:t>
+      </w:r>
+      <w:r>
+        <w:rPr>
+          <w:lang w:val="ru-RU"/>
+        </w:rPr>
+        <w:t>, поэтому такие данные участвуют в общих фильтрах, таблицах и графиках.</w:t>
+      </w:r>
+    </w:p>
+    <w:p>
+      <w:pPr>
+        <w:pStyle w:val="21"/>
+      </w:pPr>
+      <w:bookmarkStart w:id="3" w:name="_Toc231163232"/>
+      <w:r>
         <w:lastRenderedPageBreak/>
-        <w:t xml:space="preserve">измерений. Оба способа создают записи в одной таблице </w:t>
-      </w:r>
-      <w:r>
-        <w:t>measurements</w:t>
-      </w:r>
-      <w:r>
-        <w:rPr>
-          <w:lang w:val="ru-RU"/>
-        </w:rPr>
-        <w:t>, поэтому такие данные участвуют в общих фильтрах, таблицах и графиках.</w:t>
-      </w:r>
-    </w:p>
-    <w:p>
-      <w:pPr>
-        <w:pStyle w:val="21"/>
-        <w:rPr>
-          <w:lang w:val="ru-RU"/>
-        </w:rPr>
-      </w:pPr>
-      <w:r>
-        <w:rPr>
-          <w:rFonts w:ascii="Times New Roman" w:eastAsia="Times New Roman" w:hAnsi="Times New Roman"/>
-          <w:lang w:val="ru-RU"/>
-        </w:rPr>
         <w:t>1.2. Формат исходных данных</w:t>
       </w:r>
+      <w:bookmarkEnd w:id="3"/>
     </w:p>
     <w:p>
       <w:pPr>
@@ -626,6 +3401,562 @@
     <w:p>
       <w:pPr>
         <w:pStyle w:val="21"/>
+      </w:pPr>
+      <w:bookmarkStart w:id="4" w:name="_Toc231163233"/>
+      <w:r>
+        <w:t>1.3. Требования к базе данных</w:t>
+      </w:r>
+      <w:bookmarkEnd w:id="4"/>
+    </w:p>
+    <w:p>
+      <w:pPr>
+        <w:rPr>
+          <w:lang w:val="ru-RU"/>
+        </w:rPr>
+      </w:pPr>
+      <w:r>
+        <w:rPr>
+          <w:lang w:val="ru-RU"/>
+        </w:rPr>
+        <w:t>База данных должна выполнять следующие функции:</w:t>
+      </w:r>
+    </w:p>
+    <w:p>
+      <w:pPr>
+        <w:pStyle w:val="a0"/>
+      </w:pPr>
+      <w:proofErr w:type="spellStart"/>
+      <w:r>
+        <w:t>хранить</w:t>
+      </w:r>
+      <w:proofErr w:type="spellEnd"/>
+      <w:r>
+        <w:t xml:space="preserve"> </w:t>
+      </w:r>
+      <w:proofErr w:type="spellStart"/>
+      <w:r>
+        <w:t>полигоны</w:t>
+      </w:r>
+      <w:proofErr w:type="spellEnd"/>
+      <w:r>
+        <w:t xml:space="preserve"> </w:t>
+      </w:r>
+      <w:proofErr w:type="spellStart"/>
+      <w:r>
+        <w:t>экологического</w:t>
+      </w:r>
+      <w:proofErr w:type="spellEnd"/>
+      <w:r>
+        <w:t xml:space="preserve"> </w:t>
+      </w:r>
+      <w:proofErr w:type="spellStart"/>
+      <w:r>
+        <w:t>мониторинга</w:t>
+      </w:r>
+      <w:proofErr w:type="spellEnd"/>
+      <w:r>
+        <w:t>;</w:t>
+      </w:r>
+    </w:p>
+    <w:p>
+      <w:pPr>
+        <w:pStyle w:val="a0"/>
+        <w:rPr>
+          <w:lang w:val="ru-RU"/>
+        </w:rPr>
+      </w:pPr>
+      <w:r>
+        <w:rPr>
+          <w:lang w:val="ru-RU"/>
+        </w:rPr>
+        <w:t xml:space="preserve">хранить загрузивших </w:t>
+      </w:r>
+      <w:r>
+        <w:t>CSV</w:t>
+      </w:r>
+      <w:r>
+        <w:rPr>
+          <w:lang w:val="ru-RU"/>
+        </w:rPr>
+        <w:t>-файлы сотрудников;</w:t>
+      </w:r>
+    </w:p>
+    <w:p>
+      <w:pPr>
+        <w:pStyle w:val="a0"/>
+      </w:pPr>
+      <w:proofErr w:type="spellStart"/>
+      <w:r>
+        <w:t>хранить</w:t>
+      </w:r>
+      <w:proofErr w:type="spellEnd"/>
+      <w:r>
+        <w:t xml:space="preserve"> </w:t>
+      </w:r>
+      <w:proofErr w:type="spellStart"/>
+      <w:r>
+        <w:t>единицы</w:t>
+      </w:r>
+      <w:proofErr w:type="spellEnd"/>
+      <w:r>
+        <w:t xml:space="preserve"> </w:t>
+      </w:r>
+      <w:proofErr w:type="spellStart"/>
+      <w:r>
+        <w:t>измерения</w:t>
+      </w:r>
+      <w:proofErr w:type="spellEnd"/>
+      <w:r>
+        <w:t>;</w:t>
+      </w:r>
+    </w:p>
+    <w:p>
+      <w:pPr>
+        <w:pStyle w:val="a0"/>
+      </w:pPr>
+      <w:r>
+        <w:t>хранить типы измеряемых показателей;</w:t>
+      </w:r>
+    </w:p>
+    <w:p>
+      <w:pPr>
+        <w:pStyle w:val="a0"/>
+        <w:rPr>
+          <w:lang w:val="ru-RU"/>
+        </w:rPr>
+      </w:pPr>
+      <w:r>
+        <w:rPr>
+          <w:lang w:val="ru-RU"/>
+        </w:rPr>
+        <w:t xml:space="preserve">хранить журнал загрузок </w:t>
+      </w:r>
+      <w:r>
+        <w:t>CSV</w:t>
+      </w:r>
+      <w:r>
+        <w:rPr>
+          <w:lang w:val="ru-RU"/>
+        </w:rPr>
+        <w:t>-файлов;</w:t>
+      </w:r>
+    </w:p>
+    <w:p>
+      <w:pPr>
+        <w:pStyle w:val="a0"/>
+        <w:rPr>
+          <w:lang w:val="ru-RU"/>
+        </w:rPr>
+      </w:pPr>
+      <w:r>
+        <w:rPr>
+          <w:lang w:val="ru-RU"/>
+        </w:rPr>
+        <w:t>хранить импортированные и ручные измерения в общей таблице;</w:t>
+      </w:r>
+    </w:p>
+    <w:p>
+      <w:pPr>
+        <w:pStyle w:val="a0"/>
+        <w:rPr>
+          <w:lang w:val="ru-RU"/>
+        </w:rPr>
+      </w:pPr>
+      <w:r>
+        <w:rPr>
+          <w:lang w:val="ru-RU"/>
+        </w:rPr>
+        <w:t xml:space="preserve">допускать </w:t>
+      </w:r>
+      <w:r>
+        <w:t>NULL</w:t>
+      </w:r>
+      <w:r>
+        <w:rPr>
+          <w:lang w:val="ru-RU"/>
+        </w:rPr>
+        <w:t xml:space="preserve"> в </w:t>
+      </w:r>
+      <w:proofErr w:type="gramStart"/>
+      <w:r>
+        <w:t>measurements</w:t>
+      </w:r>
+      <w:r>
+        <w:rPr>
+          <w:lang w:val="ru-RU"/>
+        </w:rPr>
+        <w:t>.</w:t>
+      </w:r>
+      <w:r>
+        <w:t>import</w:t>
+      </w:r>
+      <w:proofErr w:type="gramEnd"/>
+      <w:r>
+        <w:rPr>
+          <w:lang w:val="ru-RU"/>
+        </w:rPr>
+        <w:t>_</w:t>
+      </w:r>
+      <w:r>
+        <w:t>file</w:t>
+      </w:r>
+      <w:r>
+        <w:rPr>
+          <w:lang w:val="ru-RU"/>
+        </w:rPr>
+        <w:t>_</w:t>
+      </w:r>
+      <w:r>
+        <w:t>id</w:t>
+      </w:r>
+      <w:r>
+        <w:rPr>
+          <w:lang w:val="ru-RU"/>
+        </w:rPr>
+        <w:t xml:space="preserve"> для ручных записей;</w:t>
+      </w:r>
+    </w:p>
+    <w:p>
+      <w:pPr>
+        <w:pStyle w:val="a0"/>
+        <w:rPr>
+          <w:lang w:val="ru-RU"/>
+        </w:rPr>
+      </w:pPr>
+      <w:r>
+        <w:rPr>
+          <w:lang w:val="ru-RU"/>
+        </w:rPr>
+        <w:t>определять единицу измерения ручной записи через выбранный тип показателя;</w:t>
+      </w:r>
+    </w:p>
+    <w:p>
+      <w:pPr>
+        <w:pStyle w:val="a0"/>
+        <w:rPr>
+          <w:lang w:val="ru-RU"/>
+        </w:rPr>
+      </w:pPr>
+      <w:r>
+        <w:rPr>
+          <w:lang w:val="ru-RU"/>
+        </w:rPr>
+        <w:t>поддерживать фильтрацию по полигону, типу показателя, периоду и файлу импорта;</w:t>
+      </w:r>
+    </w:p>
+    <w:p>
+      <w:pPr>
+        <w:pStyle w:val="a0"/>
+        <w:rPr>
+          <w:lang w:val="ru-RU"/>
+        </w:rPr>
+      </w:pPr>
+      <w:r>
+        <w:rPr>
+          <w:lang w:val="ru-RU"/>
+        </w:rPr>
+        <w:t>поддерживать выборки для построения графиков и сравнения полигонов;</w:t>
+      </w:r>
+    </w:p>
+    <w:p>
+      <w:pPr>
+        <w:pStyle w:val="a0"/>
+        <w:rPr>
+          <w:lang w:val="ru-RU"/>
+        </w:rPr>
+      </w:pPr>
+      <w:r>
+        <w:rPr>
+          <w:lang w:val="ru-RU"/>
+        </w:rPr>
+        <w:lastRenderedPageBreak/>
+        <w:t>предотвращать удаление справочных записей, если они используются существующими измерениями или загрузками;</w:t>
+      </w:r>
+    </w:p>
+    <w:p>
+      <w:pPr>
+        <w:pStyle w:val="a0"/>
+        <w:rPr>
+          <w:lang w:val="ru-RU"/>
+        </w:rPr>
+      </w:pPr>
+      <w:r>
+        <w:rPr>
+          <w:lang w:val="ru-RU"/>
+        </w:rPr>
+        <w:t>сохранять ссылочную целостность при операциях добавления, редактирования и удаления.</w:t>
+      </w:r>
+    </w:p>
+    <w:p>
+      <w:pPr>
+        <w:rPr>
+          <w:lang w:val="ru-RU"/>
+        </w:rPr>
+      </w:pPr>
+      <w:r>
+        <w:rPr>
+          <w:lang w:val="ru-RU"/>
+        </w:rPr>
+        <w:t>Структура базы данных должна быть нормализована до третьей нормальной формы. Названия полигонов, типов показателей и единиц измерения не должны дублироваться текстом в таблице измерений.</w:t>
+      </w:r>
+    </w:p>
+    <w:p>
+      <w:pPr>
+        <w:pStyle w:val="21"/>
+      </w:pPr>
+      <w:bookmarkStart w:id="5" w:name="_Toc231163234"/>
+      <w:r>
+        <w:t>1.4. Требования к веб-приложению</w:t>
+      </w:r>
+      <w:bookmarkEnd w:id="5"/>
+    </w:p>
+    <w:p>
+      <w:pPr>
+        <w:rPr>
+          <w:lang w:val="ru-RU"/>
+        </w:rPr>
+      </w:pPr>
+      <w:r>
+        <w:rPr>
+          <w:lang w:val="ru-RU"/>
+        </w:rPr>
+        <w:t>Веб-приложение должно предоставлять пользователю следующие возможности:</w:t>
+      </w:r>
+    </w:p>
+    <w:p>
+      <w:pPr>
+        <w:pStyle w:val="a0"/>
+      </w:pPr>
+      <w:proofErr w:type="spellStart"/>
+      <w:r>
+        <w:t>просмотр</w:t>
+      </w:r>
+      <w:proofErr w:type="spellEnd"/>
+      <w:r>
+        <w:t xml:space="preserve"> </w:t>
+      </w:r>
+      <w:proofErr w:type="spellStart"/>
+      <w:r>
+        <w:t>сводки</w:t>
+      </w:r>
+      <w:proofErr w:type="spellEnd"/>
+      <w:r>
+        <w:t xml:space="preserve"> </w:t>
+      </w:r>
+      <w:proofErr w:type="spellStart"/>
+      <w:r>
+        <w:t>на</w:t>
+      </w:r>
+      <w:proofErr w:type="spellEnd"/>
+      <w:r>
+        <w:t xml:space="preserve"> Dashboard;</w:t>
+      </w:r>
+    </w:p>
+    <w:p>
+      <w:pPr>
+        <w:pStyle w:val="a0"/>
+        <w:rPr>
+          <w:lang w:val="ru-RU"/>
+        </w:rPr>
+      </w:pPr>
+      <w:r>
+        <w:rPr>
+          <w:lang w:val="ru-RU"/>
+        </w:rPr>
+        <w:t xml:space="preserve">загрузка </w:t>
+      </w:r>
+      <w:r>
+        <w:t>CSV</w:t>
+      </w:r>
+      <w:r>
+        <w:rPr>
+          <w:lang w:val="ru-RU"/>
+        </w:rPr>
+        <w:t>-файлов с выбором полигона и указанием загрузившего;</w:t>
+      </w:r>
+    </w:p>
+    <w:p>
+      <w:pPr>
+        <w:pStyle w:val="a0"/>
+      </w:pPr>
+      <w:proofErr w:type="spellStart"/>
+      <w:r>
+        <w:t>просмотр</w:t>
+      </w:r>
+      <w:proofErr w:type="spellEnd"/>
+      <w:r>
+        <w:t xml:space="preserve"> </w:t>
+      </w:r>
+      <w:proofErr w:type="spellStart"/>
+      <w:r>
+        <w:t>таблицы</w:t>
+      </w:r>
+      <w:proofErr w:type="spellEnd"/>
+      <w:r>
+        <w:t xml:space="preserve"> </w:t>
+      </w:r>
+      <w:proofErr w:type="spellStart"/>
+      <w:r>
+        <w:t>измерений</w:t>
+      </w:r>
+      <w:proofErr w:type="spellEnd"/>
+      <w:r>
+        <w:t>;</w:t>
+      </w:r>
+    </w:p>
+    <w:p>
+      <w:pPr>
+        <w:pStyle w:val="a0"/>
+        <w:rPr>
+          <w:lang w:val="ru-RU"/>
+        </w:rPr>
+      </w:pPr>
+      <w:r>
+        <w:rPr>
+          <w:lang w:val="ru-RU"/>
+        </w:rPr>
+        <w:t>фильтрация измерений по полигону, типу показателя, периоду и файлу импорта;</w:t>
+      </w:r>
+    </w:p>
+    <w:p>
+      <w:pPr>
+        <w:pStyle w:val="a0"/>
+        <w:rPr>
+          <w:lang w:val="ru-RU"/>
+        </w:rPr>
+      </w:pPr>
+      <w:r>
+        <w:rPr>
+          <w:lang w:val="ru-RU"/>
+        </w:rPr>
+        <w:t>ручное создание, редактирование и удаление измерений;</w:t>
+      </w:r>
+    </w:p>
+    <w:p>
+      <w:pPr>
+        <w:pStyle w:val="a0"/>
+        <w:rPr>
+          <w:lang w:val="ru-RU"/>
+        </w:rPr>
+      </w:pPr>
+      <w:r>
+        <w:rPr>
+          <w:lang w:val="ru-RU"/>
+        </w:rPr>
+        <w:t xml:space="preserve">отображение источника записи: имя </w:t>
+      </w:r>
+      <w:r>
+        <w:t>CSV</w:t>
+      </w:r>
+      <w:r>
+        <w:rPr>
+          <w:lang w:val="ru-RU"/>
+        </w:rPr>
+        <w:t>-файла или «Введено вручную»;</w:t>
+      </w:r>
+    </w:p>
+    <w:p>
+      <w:pPr>
+        <w:pStyle w:val="a0"/>
+        <w:rPr>
+          <w:lang w:val="ru-RU"/>
+        </w:rPr>
+      </w:pPr>
+      <w:r>
+        <w:rPr>
+          <w:lang w:val="ru-RU"/>
+        </w:rPr>
+        <w:t>построение графика нескольких показателей на одном полигоне;</w:t>
+      </w:r>
+    </w:p>
+    <w:p>
+      <w:pPr>
+        <w:pStyle w:val="a0"/>
+        <w:rPr>
+          <w:lang w:val="ru-RU"/>
+        </w:rPr>
+      </w:pPr>
+      <w:r>
+        <w:rPr>
+          <w:lang w:val="ru-RU"/>
+        </w:rPr>
+        <w:t>сравнение одного показателя на нескольких полигонах;</w:t>
+      </w:r>
+    </w:p>
+    <w:p>
+      <w:pPr>
+        <w:pStyle w:val="a0"/>
+        <w:rPr>
+          <w:lang w:val="ru-RU"/>
+        </w:rPr>
+      </w:pPr>
+      <w:r>
+        <w:rPr>
+          <w:lang w:val="ru-RU"/>
+        </w:rPr>
+        <w:t>создание, редактирование и удаление полигонов;</w:t>
+      </w:r>
+    </w:p>
+    <w:p>
+      <w:pPr>
+        <w:pStyle w:val="a0"/>
+        <w:rPr>
+          <w:lang w:val="ru-RU"/>
+        </w:rPr>
+      </w:pPr>
+      <w:r>
+        <w:rPr>
+          <w:lang w:val="ru-RU"/>
+        </w:rPr>
+        <w:t>создание, редактирование и удаление типов показателей;</w:t>
+      </w:r>
+    </w:p>
+    <w:p>
+      <w:pPr>
+        <w:pStyle w:val="a0"/>
+        <w:rPr>
+          <w:lang w:val="ru-RU"/>
+        </w:rPr>
+      </w:pPr>
+      <w:r>
+        <w:rPr>
+          <w:lang w:val="ru-RU"/>
+        </w:rPr>
+        <w:t>создание, редактирование и удаление единиц измерения;</w:t>
+      </w:r>
+    </w:p>
+    <w:p>
+      <w:pPr>
+        <w:pStyle w:val="a0"/>
+        <w:spacing w:after="200" w:line="276" w:lineRule="auto"/>
+        <w:ind w:firstLine="0"/>
+        <w:jc w:val="left"/>
+        <w:rPr>
+          <w:rFonts w:cstheme="majorBidi"/>
+          <w:b/>
+          <w:bCs/>
+          <w:color w:val="000000"/>
+          <w:szCs w:val="28"/>
+          <w:lang w:val="ru-RU"/>
+        </w:rPr>
+      </w:pPr>
+      <w:r>
+        <w:rPr>
+          <w:lang w:val="ru-RU"/>
+        </w:rPr>
+        <w:t>вывод понятного сообщения, если удаление справочной записи невозможно из-за связанных данных.</w:t>
+      </w:r>
+      <w:bookmarkStart w:id="6" w:name="_Toc231163235"/>
+      <w:r>
+        <w:rPr>
+          <w:lang w:val="ru-RU"/>
+        </w:rPr>
+        <w:br w:type="page"/>
+      </w:r>
+    </w:p>
+    <w:p>
+      <w:pPr>
+        <w:pStyle w:val="1"/>
         <w:rPr>
           <w:lang w:val="ru-RU"/>
         </w:rPr>
@@ -635,45 +3966,463 @@
           <w:rFonts w:ascii="Times New Roman" w:eastAsia="Times New Roman" w:hAnsi="Times New Roman"/>
           <w:lang w:val="ru-RU"/>
         </w:rPr>
-        <w:t>1.3. Требования к базе данных</w:t>
-      </w:r>
-    </w:p>
-    <w:p>
-      <w:pPr>
-        <w:rPr>
-          <w:lang w:val="ru-RU"/>
-        </w:rPr>
-      </w:pPr>
-      <w:r>
-        <w:rPr>
-          <w:lang w:val="ru-RU"/>
-        </w:rPr>
-        <w:t>База данных должна выполнять следующие функции:</w:t>
+        <w:lastRenderedPageBreak/>
+        <w:t>2. Обоснование выбранных средств реализации</w:t>
+      </w:r>
+      <w:bookmarkEnd w:id="6"/>
+    </w:p>
+    <w:p>
+      <w:pPr>
+        <w:rPr>
+          <w:lang w:val="ru-RU"/>
+        </w:rPr>
+      </w:pPr>
+      <w:r>
+        <w:rPr>
+          <w:lang w:val="ru-RU"/>
+        </w:rPr>
+        <w:t xml:space="preserve">Перед описанием логической структуры базы данных необходимо определить программные средства, с помощью которых эта структура будет реализована и представлена пользователю. Для проекта выбрана связка </w:t>
+      </w:r>
+      <w:r>
+        <w:t>MySQL</w:t>
+      </w:r>
+      <w:r>
+        <w:rPr>
+          <w:lang w:val="ru-RU"/>
+        </w:rPr>
+        <w:t xml:space="preserve"> 8, </w:t>
+      </w:r>
+      <w:proofErr w:type="spellStart"/>
+      <w:r>
+        <w:t>FastAPI</w:t>
+      </w:r>
+      <w:proofErr w:type="spellEnd"/>
+      <w:r>
+        <w:rPr>
+          <w:lang w:val="ru-RU"/>
+        </w:rPr>
+        <w:t xml:space="preserve"> с </w:t>
+      </w:r>
+      <w:proofErr w:type="spellStart"/>
+      <w:r>
+        <w:t>SQLAlchemy</w:t>
+      </w:r>
+      <w:proofErr w:type="spellEnd"/>
+      <w:r>
+        <w:rPr>
+          <w:lang w:val="ru-RU"/>
+        </w:rPr>
+        <w:t xml:space="preserve"> </w:t>
+      </w:r>
+      <w:r>
+        <w:t>ORM</w:t>
+      </w:r>
+      <w:r>
+        <w:rPr>
+          <w:lang w:val="ru-RU"/>
+        </w:rPr>
+        <w:t xml:space="preserve"> и </w:t>
+      </w:r>
+      <w:r>
+        <w:t>Alembic</w:t>
+      </w:r>
+      <w:r>
+        <w:rPr>
+          <w:lang w:val="ru-RU"/>
+        </w:rPr>
+        <w:t xml:space="preserve">, а также </w:t>
+      </w:r>
+      <w:r>
+        <w:t>Angular</w:t>
+      </w:r>
+      <w:r>
+        <w:rPr>
+          <w:lang w:val="ru-RU"/>
+        </w:rPr>
+        <w:t xml:space="preserve"> с </w:t>
+      </w:r>
+      <w:r>
+        <w:t>TypeScript</w:t>
+      </w:r>
+      <w:r>
+        <w:rPr>
+          <w:lang w:val="ru-RU"/>
+        </w:rPr>
+        <w:t xml:space="preserve"> и </w:t>
+      </w:r>
+      <w:r>
+        <w:t>Apache</w:t>
+      </w:r>
+      <w:r>
+        <w:rPr>
+          <w:lang w:val="ru-RU"/>
+        </w:rPr>
+        <w:t xml:space="preserve"> </w:t>
+      </w:r>
+      <w:proofErr w:type="spellStart"/>
+      <w:r>
+        <w:t>ECharts</w:t>
+      </w:r>
+      <w:proofErr w:type="spellEnd"/>
+      <w:r>
+        <w:rPr>
+          <w:lang w:val="ru-RU"/>
+        </w:rPr>
+        <w:t xml:space="preserve">. Такой набор средств соответствует задачам курсовой работы: хранение нормализованных экологических измерений, безопасная обработка </w:t>
+      </w:r>
+      <w:r>
+        <w:t>CSV</w:t>
+      </w:r>
+      <w:r>
+        <w:rPr>
+          <w:lang w:val="ru-RU"/>
+        </w:rPr>
+        <w:t xml:space="preserve">-файлов, предоставление </w:t>
+      </w:r>
+      <w:r>
+        <w:t>API</w:t>
+      </w:r>
+      <w:r>
+        <w:rPr>
+          <w:lang w:val="ru-RU"/>
+        </w:rPr>
+        <w:t xml:space="preserve"> для операций с данными и построение интерактивного пользовательского интерфейса.</w:t>
+      </w:r>
+    </w:p>
+    <w:p>
+      <w:pPr>
+        <w:pStyle w:val="21"/>
+      </w:pPr>
+      <w:bookmarkStart w:id="7" w:name="_Toc231163236"/>
+      <w:r>
+        <w:t>2.1. Выбор СУБД</w:t>
+      </w:r>
+      <w:bookmarkEnd w:id="7"/>
+    </w:p>
+    <w:p>
+      <w:pPr>
+        <w:rPr>
+          <w:lang w:val="ru-RU"/>
+        </w:rPr>
+      </w:pPr>
+      <w:r>
+        <w:rPr>
+          <w:lang w:val="ru-RU"/>
+        </w:rPr>
+        <w:t xml:space="preserve">В качестве СУБД выбрана </w:t>
+      </w:r>
+      <w:r>
+        <w:t>MySQL</w:t>
+      </w:r>
+      <w:r>
+        <w:rPr>
+          <w:lang w:val="ru-RU"/>
+        </w:rPr>
+        <w:t xml:space="preserve"> 8. Для рассматриваемой предметной области требуется хранить данные в виде связанных сущностей: полигоны, типы показателей, единицы измерения, загрузки </w:t>
+      </w:r>
+      <w:r>
+        <w:t>CSV</w:t>
+      </w:r>
+      <w:r>
+        <w:rPr>
+          <w:lang w:val="ru-RU"/>
+        </w:rPr>
+        <w:t xml:space="preserve">-файлов и сами измерения. Реляционная модель </w:t>
+      </w:r>
+      <w:r>
+        <w:t>MySQL</w:t>
+      </w:r>
+      <w:r>
+        <w:rPr>
+          <w:lang w:val="ru-RU"/>
+        </w:rPr>
+        <w:t xml:space="preserve"> хорошо соответствует такой структуре, так как позволяет явно задавать первичные и внешние ключи, уникальные ограничения, индексы и типы данных.</w:t>
+      </w:r>
+    </w:p>
+    <w:p>
+      <w:pPr>
+        <w:rPr>
+          <w:lang w:val="ru-RU"/>
+        </w:rPr>
+      </w:pPr>
+      <w:r>
+        <w:rPr>
+          <w:lang w:val="ru-RU"/>
+        </w:rPr>
+        <w:t xml:space="preserve">К основным преимуществам </w:t>
+      </w:r>
+      <w:r>
+        <w:t>MySQL</w:t>
+      </w:r>
+      <w:r>
+        <w:rPr>
+          <w:lang w:val="ru-RU"/>
+        </w:rPr>
+        <w:t xml:space="preserve"> для данного проекта относятся:</w:t>
       </w:r>
     </w:p>
     <w:p>
       <w:pPr>
         <w:pStyle w:val="a0"/>
-      </w:pPr>
+        <w:rPr>
+          <w:lang w:val="ru-RU"/>
+        </w:rPr>
+      </w:pPr>
+      <w:r>
+        <w:rPr>
+          <w:lang w:val="ru-RU"/>
+        </w:rPr>
+        <w:t xml:space="preserve">поддержка транзакционного механизма </w:t>
+      </w:r>
       <w:proofErr w:type="spellStart"/>
       <w:r>
-        <w:t>хранить</w:t>
+        <w:t>InnoDB</w:t>
       </w:r>
       <w:proofErr w:type="spellEnd"/>
       <w:r>
+        <w:rPr>
+          <w:lang w:val="ru-RU"/>
+        </w:rPr>
+        <w:t>, внешних ключей и ограничений целостности, что важно при добавлении, редактировании и удалении связанных справочных данных;</w:t>
+      </w:r>
+    </w:p>
+    <w:p>
+      <w:pPr>
+        <w:pStyle w:val="a0"/>
+        <w:rPr>
+          <w:lang w:val="ru-RU"/>
+        </w:rPr>
+      </w:pPr>
+      <w:r>
+        <w:rPr>
+          <w:lang w:val="ru-RU"/>
+        </w:rPr>
+        <w:t>наличие индексов по полигону, типу показателя, времени измерения и файлу импорта, ускоряющих фильтрацию данных и построение графиков;</w:t>
+      </w:r>
+    </w:p>
+    <w:p>
+      <w:pPr>
+        <w:pStyle w:val="a0"/>
+        <w:rPr>
+          <w:lang w:val="ru-RU"/>
+        </w:rPr>
+      </w:pPr>
+      <w:r>
+        <w:rPr>
+          <w:lang w:val="ru-RU"/>
+        </w:rPr>
+        <w:t xml:space="preserve">поддержка типов </w:t>
+      </w:r>
+      <w:r>
+        <w:t>DATETIME</w:t>
+      </w:r>
+      <w:r>
+        <w:rPr>
+          <w:lang w:val="ru-RU"/>
+        </w:rPr>
+        <w:t xml:space="preserve"> и </w:t>
+      </w:r>
+      <w:proofErr w:type="gramStart"/>
+      <w:r>
+        <w:t>DECIMAL</w:t>
+      </w:r>
+      <w:r>
+        <w:rPr>
+          <w:lang w:val="ru-RU"/>
+        </w:rPr>
+        <w:t>(</w:t>
+      </w:r>
+      <w:proofErr w:type="gramEnd"/>
+      <w:r>
+        <w:rPr>
+          <w:lang w:val="ru-RU"/>
+        </w:rPr>
+        <w:t>16,4), позволяющих корректно хранить время измерения и числовые значения экологических показателей;</w:t>
+      </w:r>
+    </w:p>
+    <w:p>
+      <w:pPr>
+        <w:pStyle w:val="a0"/>
+        <w:rPr>
+          <w:lang w:val="ru-RU"/>
+        </w:rPr>
+      </w:pPr>
+      <w:r>
+        <w:rPr>
+          <w:lang w:val="ru-RU"/>
+        </w:rPr>
+        <w:t xml:space="preserve">распространенность </w:t>
+      </w:r>
+      <w:r>
+        <w:t>MySQL</w:t>
+      </w:r>
+      <w:r>
+        <w:rPr>
+          <w:lang w:val="ru-RU"/>
+        </w:rPr>
+        <w:t xml:space="preserve"> и простота запуска в </w:t>
+      </w:r>
+      <w:r>
+        <w:t>Docker</w:t>
+      </w:r>
+      <w:r>
+        <w:rPr>
+          <w:lang w:val="ru-RU"/>
+        </w:rPr>
         <w:t xml:space="preserve"> </w:t>
       </w:r>
+      <w:r>
+        <w:t>Compose</w:t>
+      </w:r>
+      <w:r>
+        <w:rPr>
+          <w:lang w:val="ru-RU"/>
+        </w:rPr>
+        <w:t>, что упрощает разворачивание и проверку курсового проекта.</w:t>
+      </w:r>
+    </w:p>
+    <w:p>
+      <w:pPr>
+        <w:rPr>
+          <w:lang w:val="ru-RU"/>
+        </w:rPr>
+      </w:pPr>
+      <w:r>
+        <w:rPr>
+          <w:lang w:val="ru-RU"/>
+        </w:rPr>
+        <w:t xml:space="preserve">Выбор </w:t>
+      </w:r>
+      <w:r>
+        <w:t>MySQL</w:t>
+      </w:r>
+      <w:r>
+        <w:rPr>
+          <w:lang w:val="ru-RU"/>
+        </w:rPr>
+        <w:t xml:space="preserve"> позволяет хранить данные в нормализованном виде и одновременно обеспечивать практические сценарии работы приложения: </w:t>
+      </w:r>
+      <w:r>
+        <w:rPr>
+          <w:lang w:val="ru-RU"/>
+        </w:rPr>
+        <w:lastRenderedPageBreak/>
+        <w:t xml:space="preserve">импорт </w:t>
+      </w:r>
+      <w:r>
+        <w:t>CSV</w:t>
+      </w:r>
+      <w:r>
+        <w:rPr>
+          <w:lang w:val="ru-RU"/>
+        </w:rPr>
+        <w:t>, просмотр измерений, фильтрацию по периоду и полигону, а также получение данных для аналитических графиков.</w:t>
+      </w:r>
+    </w:p>
+    <w:p>
+      <w:pPr>
+        <w:pStyle w:val="21"/>
+      </w:pPr>
+      <w:bookmarkStart w:id="8" w:name="_Toc231163237"/>
+      <w:r>
+        <w:t xml:space="preserve">2.2. Выбор </w:t>
+      </w:r>
+      <w:r>
+        <w:t>backend</w:t>
+      </w:r>
+      <w:bookmarkEnd w:id="8"/>
+    </w:p>
+    <w:p>
+      <w:pPr>
+        <w:rPr>
+          <w:lang w:val="ru-RU"/>
+        </w:rPr>
+      </w:pPr>
+      <w:r>
+        <w:rPr>
+          <w:lang w:val="ru-RU"/>
+        </w:rPr>
+        <w:t xml:space="preserve">Серверная часть реализована на </w:t>
+      </w:r>
       <w:proofErr w:type="spellStart"/>
       <w:r>
-        <w:t>полигоны</w:t>
+        <w:t>FastAPI</w:t>
       </w:r>
       <w:proofErr w:type="spellEnd"/>
       <w:r>
+        <w:rPr>
+          <w:lang w:val="ru-RU"/>
+        </w:rPr>
+        <w:t xml:space="preserve">. Этот фреймворк выбран потому, что он хорошо подходит для создания </w:t>
+      </w:r>
+      <w:r>
+        <w:t>REST</w:t>
+      </w:r>
+      <w:r>
+        <w:rPr>
+          <w:lang w:val="ru-RU"/>
+        </w:rPr>
         <w:t xml:space="preserve"> </w:t>
       </w:r>
+      <w:r>
+        <w:t>API</w:t>
+      </w:r>
+      <w:r>
+        <w:rPr>
+          <w:lang w:val="ru-RU"/>
+        </w:rPr>
+        <w:t xml:space="preserve">, возвращающих данные в формате </w:t>
+      </w:r>
+      <w:r>
+        <w:t>JSON</w:t>
+      </w:r>
+      <w:r>
+        <w:rPr>
+          <w:lang w:val="ru-RU"/>
+        </w:rPr>
+        <w:t xml:space="preserve">, и позволяет компактно описывать маршруты для справочников, импорта </w:t>
+      </w:r>
+      <w:r>
+        <w:t>CSV</w:t>
+      </w:r>
+      <w:r>
+        <w:rPr>
+          <w:lang w:val="ru-RU"/>
+        </w:rPr>
+        <w:t xml:space="preserve">, измерений, графиков и </w:t>
+      </w:r>
+      <w:r>
+        <w:t>Dashboard</w:t>
+      </w:r>
+      <w:r>
+        <w:rPr>
+          <w:lang w:val="ru-RU"/>
+        </w:rPr>
+        <w:t xml:space="preserve">. Для курсового проекта также важно, что </w:t>
+      </w:r>
+      <w:r>
+        <w:t>backend</w:t>
+      </w:r>
+      <w:r>
+        <w:rPr>
+          <w:lang w:val="ru-RU"/>
+        </w:rPr>
+        <w:t xml:space="preserve"> написан на </w:t>
+      </w:r>
+      <w:r>
+        <w:t>Python</w:t>
+      </w:r>
+      <w:r>
+        <w:rPr>
+          <w:lang w:val="ru-RU"/>
+        </w:rPr>
+        <w:t>: этот язык удобен для обработки табличных данных, валидации входных значений и интеграции с библиотеками работы с базами данных.</w:t>
+      </w:r>
+    </w:p>
+    <w:p>
       <w:proofErr w:type="spellStart"/>
       <w:r>
-        <w:t>экологического</w:t>
+        <w:t>Преимущества</w:t>
       </w:r>
       <w:proofErr w:type="spellEnd"/>
       <w:r>
@@ -681,10 +4430,419 @@
       </w:r>
       <w:proofErr w:type="spellStart"/>
       <w:r>
-        <w:t>мониторинга</w:t>
+        <w:t>выбранного</w:t>
       </w:r>
       <w:proofErr w:type="spellEnd"/>
       <w:r>
+        <w:t xml:space="preserve"> backend-</w:t>
+      </w:r>
+      <w:proofErr w:type="spellStart"/>
+      <w:r>
+        <w:t>стека</w:t>
+      </w:r>
+      <w:proofErr w:type="spellEnd"/>
+      <w:r>
+        <w:t>:</w:t>
+      </w:r>
+    </w:p>
+    <w:p>
+      <w:pPr>
+        <w:pStyle w:val="a0"/>
+        <w:rPr>
+          <w:lang w:val="ru-RU"/>
+        </w:rPr>
+      </w:pPr>
+      <w:proofErr w:type="spellStart"/>
+      <w:r>
+        <w:t>Pydantic</w:t>
+      </w:r>
+      <w:proofErr w:type="spellEnd"/>
+      <w:r>
+        <w:rPr>
+          <w:lang w:val="ru-RU"/>
+        </w:rPr>
+        <w:t>-схемы позволяют проверять входные данные до выполнения операций с базой данных и снижать риск некорректных записей;</w:t>
+      </w:r>
+    </w:p>
+    <w:p>
+      <w:pPr>
+        <w:pStyle w:val="a0"/>
+        <w:rPr>
+          <w:lang w:val="ru-RU"/>
+        </w:rPr>
+      </w:pPr>
+      <w:r>
+        <w:rPr>
+          <w:lang w:val="ru-RU"/>
+        </w:rPr>
+        <w:t xml:space="preserve">автоматическая </w:t>
+      </w:r>
+      <w:proofErr w:type="spellStart"/>
+      <w:r>
+        <w:t>OpenAPI</w:t>
+      </w:r>
+      <w:proofErr w:type="spellEnd"/>
+      <w:r>
+        <w:rPr>
+          <w:lang w:val="ru-RU"/>
+        </w:rPr>
+        <w:t xml:space="preserve">-документация </w:t>
+      </w:r>
+      <w:proofErr w:type="spellStart"/>
+      <w:r>
+        <w:t>FastAPI</w:t>
+      </w:r>
+      <w:proofErr w:type="spellEnd"/>
+      <w:r>
+        <w:rPr>
+          <w:lang w:val="ru-RU"/>
+        </w:rPr>
+        <w:t xml:space="preserve"> упрощает проверку маршрутов и демонстрацию серверной части;</w:t>
+      </w:r>
+    </w:p>
+    <w:p>
+      <w:pPr>
+        <w:pStyle w:val="a0"/>
+        <w:rPr>
+          <w:lang w:val="ru-RU"/>
+        </w:rPr>
+      </w:pPr>
+      <w:proofErr w:type="spellStart"/>
+      <w:r>
+        <w:t>SQLAlchemy</w:t>
+      </w:r>
+      <w:proofErr w:type="spellEnd"/>
+      <w:r>
+        <w:rPr>
+          <w:lang w:val="ru-RU"/>
+        </w:rPr>
+        <w:t xml:space="preserve"> </w:t>
+      </w:r>
+      <w:r>
+        <w:t>ORM</w:t>
+      </w:r>
+      <w:r>
+        <w:rPr>
+          <w:lang w:val="ru-RU"/>
+        </w:rPr>
+        <w:t xml:space="preserve"> отделяет бизнес-логику от конкретных </w:t>
+      </w:r>
+      <w:r>
+        <w:t>SQL</w:t>
+      </w:r>
+      <w:r>
+        <w:rPr>
+          <w:lang w:val="ru-RU"/>
+        </w:rPr>
+        <w:t>-запросов и делает операции чтения, добавления, редактирования и удаления более единообразными;</w:t>
+      </w:r>
+    </w:p>
+    <w:p>
+      <w:pPr>
+        <w:pStyle w:val="a0"/>
+        <w:rPr>
+          <w:lang w:val="ru-RU"/>
+        </w:rPr>
+      </w:pPr>
+      <w:r>
+        <w:t>Alembic</w:t>
+      </w:r>
+      <w:r>
+        <w:rPr>
+          <w:lang w:val="ru-RU"/>
+        </w:rPr>
+        <w:t xml:space="preserve"> позволяет управлять изменениями структуры базы данных через миграции, что полезно при развитии схемы таблиц;</w:t>
+      </w:r>
+    </w:p>
+    <w:p>
+      <w:pPr>
+        <w:pStyle w:val="a0"/>
+        <w:rPr>
+          <w:lang w:val="ru-RU"/>
+        </w:rPr>
+      </w:pPr>
+      <w:r>
+        <w:rPr>
+          <w:lang w:val="ru-RU"/>
+        </w:rPr>
+        <w:t xml:space="preserve">формат </w:t>
+      </w:r>
+      <w:r>
+        <w:t>REST</w:t>
+      </w:r>
+      <w:r>
+        <w:rPr>
+          <w:lang w:val="ru-RU"/>
+        </w:rPr>
+        <w:t xml:space="preserve"> </w:t>
+      </w:r>
+      <w:r>
+        <w:t>API</w:t>
+      </w:r>
+      <w:r>
+        <w:rPr>
+          <w:lang w:val="ru-RU"/>
+        </w:rPr>
+        <w:t xml:space="preserve"> удобно связывает </w:t>
+      </w:r>
+      <w:r>
+        <w:t>backend</w:t>
+      </w:r>
+      <w:r>
+        <w:rPr>
+          <w:lang w:val="ru-RU"/>
+        </w:rPr>
+        <w:t xml:space="preserve"> с </w:t>
+      </w:r>
+      <w:r>
+        <w:t>frontend</w:t>
+      </w:r>
+      <w:r>
+        <w:rPr>
+          <w:lang w:val="ru-RU"/>
+        </w:rPr>
+        <w:t xml:space="preserve"> и позволяет расширять интерфейс без изменения структуры хранения данных.</w:t>
+      </w:r>
+    </w:p>
+    <w:p>
+      <w:pPr>
+        <w:rPr>
+          <w:lang w:val="ru-RU"/>
+        </w:rPr>
+      </w:pPr>
+      <w:r>
+        <w:rPr>
+          <w:lang w:val="ru-RU"/>
+        </w:rPr>
+        <w:t xml:space="preserve">Таким образом, </w:t>
+      </w:r>
+      <w:proofErr w:type="spellStart"/>
+      <w:r>
+        <w:t>FastAPI</w:t>
+      </w:r>
+      <w:proofErr w:type="spellEnd"/>
+      <w:r>
+        <w:rPr>
+          <w:lang w:val="ru-RU"/>
+        </w:rPr>
+        <w:t xml:space="preserve">, </w:t>
+      </w:r>
+      <w:proofErr w:type="spellStart"/>
+      <w:r>
+        <w:t>SQLAlchemy</w:t>
+      </w:r>
+      <w:proofErr w:type="spellEnd"/>
+      <w:r>
+        <w:rPr>
+          <w:lang w:val="ru-RU"/>
+        </w:rPr>
+        <w:t xml:space="preserve"> </w:t>
+      </w:r>
+      <w:r>
+        <w:t>ORM</w:t>
+      </w:r>
+      <w:r>
+        <w:rPr>
+          <w:lang w:val="ru-RU"/>
+        </w:rPr>
+        <w:t xml:space="preserve"> и </w:t>
+      </w:r>
+      <w:r>
+        <w:t>Alembic</w:t>
+      </w:r>
+      <w:r>
+        <w:rPr>
+          <w:lang w:val="ru-RU"/>
+        </w:rPr>
+        <w:t xml:space="preserve"> обеспечивают понятный слой доступа к </w:t>
+      </w:r>
+      <w:r>
+        <w:t>MySQL</w:t>
+      </w:r>
+      <w:r>
+        <w:rPr>
+          <w:lang w:val="ru-RU"/>
+        </w:rPr>
+        <w:t xml:space="preserve">: </w:t>
+      </w:r>
+      <w:r>
+        <w:t>frontend</w:t>
+      </w:r>
+      <w:r>
+        <w:rPr>
+          <w:lang w:val="ru-RU"/>
+        </w:rPr>
+        <w:t xml:space="preserve"> не обращается к базе напрямую, а все операции проходят через серверные маршруты, проверки и сервисную логику.</w:t>
+      </w:r>
+    </w:p>
+    <w:p>
+      <w:pPr>
+        <w:pStyle w:val="21"/>
+      </w:pPr>
+      <w:bookmarkStart w:id="9" w:name="_Toc231163238"/>
+      <w:r>
+        <w:t xml:space="preserve">2.3. Выбор </w:t>
+      </w:r>
+      <w:r>
+        <w:t>frontend</w:t>
+      </w:r>
+      <w:bookmarkEnd w:id="9"/>
+    </w:p>
+    <w:p>
+      <w:pPr>
+        <w:rPr>
+          <w:lang w:val="ru-RU"/>
+        </w:rPr>
+      </w:pPr>
+      <w:r>
+        <w:rPr>
+          <w:lang w:val="ru-RU"/>
+        </w:rPr>
+        <w:t xml:space="preserve">Пользовательский интерфейс реализован на </w:t>
+      </w:r>
+      <w:r>
+        <w:t>Angular</w:t>
+      </w:r>
+      <w:r>
+        <w:rPr>
+          <w:lang w:val="ru-RU"/>
+        </w:rPr>
+        <w:t xml:space="preserve"> с использованием </w:t>
+      </w:r>
+      <w:r>
+        <w:t>TypeScript</w:t>
+      </w:r>
+      <w:r>
+        <w:rPr>
+          <w:lang w:val="ru-RU"/>
+        </w:rPr>
+        <w:t xml:space="preserve">. Такой выбор подходит для приложения, в котором есть несколько связанных экранов: </w:t>
+      </w:r>
+      <w:r>
+        <w:t>Dashboard</w:t>
+      </w:r>
+      <w:r>
+        <w:rPr>
+          <w:lang w:val="ru-RU"/>
+        </w:rPr>
+        <w:t xml:space="preserve">, загрузка </w:t>
+      </w:r>
+      <w:r>
+        <w:t>CSV</w:t>
+      </w:r>
+      <w:r>
+        <w:rPr>
+          <w:lang w:val="ru-RU"/>
+        </w:rPr>
+        <w:t xml:space="preserve">, таблица измерений, формы </w:t>
+      </w:r>
+      <w:r>
+        <w:rPr>
+          <w:lang w:val="ru-RU"/>
+        </w:rPr>
+        <w:lastRenderedPageBreak/>
+        <w:t xml:space="preserve">ручного добавления и редактирования, фильтры, графики и справочники. </w:t>
+      </w:r>
+      <w:r>
+        <w:t>Angular</w:t>
+      </w:r>
+      <w:r>
+        <w:rPr>
+          <w:lang w:val="ru-RU"/>
+        </w:rPr>
+        <w:t xml:space="preserve"> помогает разделить интерфейс на компоненты и сервисы, а </w:t>
+      </w:r>
+      <w:r>
+        <w:t>TypeScript</w:t>
+      </w:r>
+      <w:r>
+        <w:rPr>
+          <w:lang w:val="ru-RU"/>
+        </w:rPr>
+        <w:t xml:space="preserve"> делает работу с моделями данных более строгой и предсказуемой.</w:t>
+      </w:r>
+    </w:p>
+    <w:p>
+      <w:proofErr w:type="spellStart"/>
+      <w:r>
+        <w:t>Преимущества</w:t>
+      </w:r>
+      <w:proofErr w:type="spellEnd"/>
+      <w:r>
+        <w:t xml:space="preserve"> </w:t>
+      </w:r>
+      <w:proofErr w:type="spellStart"/>
+      <w:r>
+        <w:t>выбранного</w:t>
+      </w:r>
+      <w:proofErr w:type="spellEnd"/>
+      <w:r>
+        <w:t xml:space="preserve"> frontend-</w:t>
+      </w:r>
+      <w:proofErr w:type="spellStart"/>
+      <w:r>
+        <w:t>стека</w:t>
+      </w:r>
+      <w:proofErr w:type="spellEnd"/>
+      <w:r>
+        <w:t>:</w:t>
+      </w:r>
+    </w:p>
+    <w:p>
+      <w:pPr>
+        <w:pStyle w:val="a0"/>
+        <w:rPr>
+          <w:lang w:val="ru-RU"/>
+        </w:rPr>
+      </w:pPr>
+      <w:r>
+        <w:rPr>
+          <w:lang w:val="ru-RU"/>
+        </w:rPr>
+        <w:t xml:space="preserve">компонентная архитектура </w:t>
+      </w:r>
+      <w:r>
+        <w:t>Angular</w:t>
+      </w:r>
+      <w:r>
+        <w:rPr>
+          <w:lang w:val="ru-RU"/>
+        </w:rPr>
+        <w:t xml:space="preserve"> упрощает повторное использование таблиц, форм, фильтров и блоков отображения данных;</w:t>
+      </w:r>
+    </w:p>
+    <w:p>
+      <w:pPr>
+        <w:pStyle w:val="a0"/>
+        <w:rPr>
+          <w:lang w:val="ru-RU"/>
+        </w:rPr>
+      </w:pPr>
+      <w:r>
+        <w:t>TypeScript</w:t>
+      </w:r>
+      <w:r>
+        <w:rPr>
+          <w:lang w:val="ru-RU"/>
+        </w:rPr>
+        <w:t xml:space="preserve"> позволяет заранее описывать структуры объектов, получаемых от </w:t>
+      </w:r>
+      <w:r>
+        <w:t>backend</w:t>
+      </w:r>
+      <w:r>
+        <w:rPr>
+          <w:lang w:val="ru-RU"/>
+        </w:rPr>
+        <w:t xml:space="preserve">, и уменьшает количество ошибок при работе с </w:t>
+      </w:r>
+      <w:r>
+        <w:t>API</w:t>
+      </w:r>
+      <w:r>
+        <w:rPr>
+          <w:lang w:val="ru-RU"/>
+        </w:rPr>
         <w:t>;</w:t>
       </w:r>
     </w:p>
@@ -699,33 +4857,188 @@
         <w:rPr>
           <w:lang w:val="ru-RU"/>
         </w:rPr>
-        <w:t xml:space="preserve">хранить загрузивших </w:t>
-      </w:r>
-      <w:r>
-        <w:t>CSV</w:t>
-      </w:r>
-      <w:r>
-        <w:rPr>
-          <w:lang w:val="ru-RU"/>
-        </w:rPr>
-        <w:t>-файлы сотрудников;</w:t>
+        <w:t xml:space="preserve">встроенные механизмы маршрутизации, </w:t>
+      </w:r>
+      <w:r>
+        <w:t>HTTP</w:t>
+      </w:r>
+      <w:r>
+        <w:rPr>
+          <w:lang w:val="ru-RU"/>
+        </w:rPr>
+        <w:t>-клиента и форм позволяют организовать полноценное одностраничное веб-приложение;</w:t>
       </w:r>
     </w:p>
     <w:p>
       <w:pPr>
         <w:pStyle w:val="a0"/>
-      </w:pPr>
+        <w:rPr>
+          <w:lang w:val="ru-RU"/>
+        </w:rPr>
+      </w:pPr>
+      <w:r>
+        <w:t>Apache</w:t>
+      </w:r>
+      <w:r>
+        <w:rPr>
+          <w:lang w:val="ru-RU"/>
+        </w:rPr>
+        <w:t xml:space="preserve"> </w:t>
+      </w:r>
       <w:proofErr w:type="spellStart"/>
       <w:r>
-        <w:t>хранить</w:t>
+        <w:t>ECharts</w:t>
       </w:r>
       <w:proofErr w:type="spellEnd"/>
       <w:r>
+        <w:rPr>
+          <w:lang w:val="ru-RU"/>
+        </w:rPr>
+        <w:t xml:space="preserve"> обеспечивает построение интерактивных графиков для сравнения показателей по времени, датчикам и полигонам;</w:t>
+      </w:r>
+    </w:p>
+    <w:p>
+      <w:pPr>
+        <w:pStyle w:val="a0"/>
+        <w:rPr>
+          <w:lang w:val="ru-RU"/>
+        </w:rPr>
+      </w:pPr>
+      <w:r>
+        <w:rPr>
+          <w:lang w:val="ru-RU"/>
+        </w:rPr>
+        <w:t>разделение интерфейса на страницы и сервисы делает приложение удобным для сопровождения и дальнейшего расширения.</w:t>
+      </w:r>
+    </w:p>
+    <w:p>
+      <w:pPr>
+        <w:rPr>
+          <w:lang w:val="ru-RU"/>
+        </w:rPr>
+      </w:pPr>
+      <w:r>
+        <w:rPr>
+          <w:lang w:val="ru-RU"/>
+        </w:rPr>
+        <w:t xml:space="preserve">В результате выбранные средства образуют трехзвенную архитектуру: </w:t>
+      </w:r>
+      <w:r>
+        <w:t>MySQL</w:t>
+      </w:r>
+      <w:r>
+        <w:rPr>
+          <w:lang w:val="ru-RU"/>
+        </w:rPr>
+        <w:t xml:space="preserve"> отвечает за надежное хранение нормализованных данных, </w:t>
+      </w:r>
+      <w:proofErr w:type="spellStart"/>
+      <w:r>
+        <w:t>FastAPI</w:t>
+      </w:r>
+      <w:proofErr w:type="spellEnd"/>
+      <w:r>
+        <w:rPr>
+          <w:lang w:val="ru-RU"/>
+        </w:rPr>
+        <w:t xml:space="preserve"> предоставляет контролируемый серверный доступ к этим данным, а </w:t>
+      </w:r>
+      <w:r>
+        <w:t>Angular</w:t>
+      </w:r>
+      <w:r>
+        <w:rPr>
+          <w:lang w:val="ru-RU"/>
+        </w:rPr>
+        <w:t xml:space="preserve"> отображает результаты пользователю в виде таблиц, форм, фильтров и графиков. Такая архитектура соответствует поставленной задаче разработки веб-приложения для хранения и анализа экологических измерений.</w:t>
+      </w:r>
+    </w:p>
+    <w:p>
+      <w:pPr>
+        <w:spacing w:after="200" w:line="276" w:lineRule="auto"/>
+        <w:ind w:firstLine="0"/>
+        <w:jc w:val="left"/>
+        <w:rPr>
+          <w:rFonts w:cstheme="majorBidi"/>
+          <w:b/>
+          <w:bCs/>
+          <w:color w:val="000000"/>
+          <w:szCs w:val="28"/>
+          <w:lang w:val="ru-RU"/>
+        </w:rPr>
+      </w:pPr>
+      <w:bookmarkStart w:id="10" w:name="_Toc231163239"/>
+      <w:r>
+        <w:rPr>
+          <w:lang w:val="ru-RU"/>
+        </w:rPr>
+        <w:br w:type="page"/>
+      </w:r>
+    </w:p>
+    <w:p>
+      <w:pPr>
+        <w:pStyle w:val="1"/>
+        <w:rPr>
+          <w:lang w:val="ru-RU"/>
+        </w:rPr>
+      </w:pPr>
+      <w:r>
+        <w:rPr>
+          <w:rFonts w:ascii="Times New Roman" w:eastAsia="Times New Roman" w:hAnsi="Times New Roman"/>
+          <w:lang w:val="ru-RU"/>
+        </w:rPr>
+        <w:lastRenderedPageBreak/>
+        <w:t>3. Проектирование базы данных</w:t>
+      </w:r>
+      <w:bookmarkEnd w:id="10"/>
+    </w:p>
+    <w:p>
+      <w:pPr>
+        <w:pStyle w:val="21"/>
+      </w:pPr>
+      <w:bookmarkStart w:id="11" w:name="_Toc231163240"/>
+      <w:r>
+        <w:t xml:space="preserve">3.1. </w:t>
+      </w:r>
+      <w:r>
+        <w:t>Выделение</w:t>
+      </w:r>
+      <w:r>
+        <w:t xml:space="preserve"> основных сущностей предметной области</w:t>
+      </w:r>
+      <w:bookmarkEnd w:id="11"/>
+    </w:p>
+    <w:p>
+      <w:r>
+        <w:rPr>
+          <w:lang w:val="ru-RU"/>
+        </w:rPr>
+        <w:t xml:space="preserve">Логическая модель построена вокруг факта экологического измерения. </w:t>
+      </w:r>
+      <w:r>
+        <w:t xml:space="preserve">В </w:t>
+      </w:r>
+      <w:r>
+        <w:rPr>
+          <w:lang w:val="ru-RU"/>
+        </w:rPr>
+        <w:t>рамках</w:t>
+      </w:r>
+      <w:r>
         <w:t xml:space="preserve"> </w:t>
       </w:r>
+      <w:r>
+        <w:rPr>
+          <w:lang w:val="ru-RU"/>
+        </w:rPr>
+        <w:t>проектирования</w:t>
+      </w:r>
+      <w:r>
+        <w:t xml:space="preserve"> </w:t>
+      </w:r>
       <w:proofErr w:type="spellStart"/>
       <w:r>
-        <w:t>единицы</w:t>
+        <w:t>выделены</w:t>
       </w:r>
       <w:proofErr w:type="spellEnd"/>
       <w:r>
@@ -733,1086 +5046,71 @@
       </w:r>
       <w:proofErr w:type="spellStart"/>
       <w:r>
-        <w:t>измерения</w:t>
+        <w:t>шесть</w:t>
       </w:r>
       <w:proofErr w:type="spellEnd"/>
       <w:r>
-        <w:t>;</w:t>
-      </w:r>
-    </w:p>
-    <w:p>
-      <w:pPr>
-        <w:pStyle w:val="a0"/>
-      </w:pPr>
-      <w:r>
-        <w:t>хранить типы измеряемых показателей;</w:t>
-      </w:r>
-    </w:p>
-    <w:p>
-      <w:pPr>
-        <w:pStyle w:val="a0"/>
-        <w:rPr>
-          <w:lang w:val="ru-RU"/>
-        </w:rPr>
-      </w:pPr>
-      <w:r>
-        <w:rPr>
-          <w:lang w:val="ru-RU"/>
-        </w:rPr>
-        <w:t xml:space="preserve">хранить журнал загрузок </w:t>
-      </w:r>
-      <w:r>
-        <w:t>CSV</w:t>
-      </w:r>
-      <w:r>
-        <w:rPr>
-          <w:lang w:val="ru-RU"/>
-        </w:rPr>
-        <w:t>-файлов;</w:t>
-      </w:r>
-    </w:p>
-    <w:p>
-      <w:pPr>
-        <w:pStyle w:val="a0"/>
-        <w:rPr>
-          <w:lang w:val="ru-RU"/>
-        </w:rPr>
-      </w:pPr>
-      <w:r>
-        <w:rPr>
-          <w:lang w:val="ru-RU"/>
-        </w:rPr>
-        <w:t>хранить импортированные и ручные измерения в общей таблице;</w:t>
-      </w:r>
-    </w:p>
-    <w:p>
-      <w:pPr>
-        <w:pStyle w:val="a0"/>
-        <w:rPr>
-          <w:lang w:val="ru-RU"/>
-        </w:rPr>
-      </w:pPr>
-      <w:r>
-        <w:rPr>
-          <w:lang w:val="ru-RU"/>
-        </w:rPr>
-        <w:t xml:space="preserve">допускать </w:t>
-      </w:r>
-      <w:r>
-        <w:t>NULL</w:t>
-      </w:r>
-      <w:r>
-        <w:rPr>
-          <w:lang w:val="ru-RU"/>
-        </w:rPr>
-        <w:t xml:space="preserve"> в </w:t>
-      </w:r>
-      <w:proofErr w:type="gramStart"/>
-      <w:r>
-        <w:t>measurements</w:t>
-      </w:r>
-      <w:r>
-        <w:rPr>
-          <w:lang w:val="ru-RU"/>
-        </w:rPr>
-        <w:t>.</w:t>
-      </w:r>
-      <w:r>
-        <w:t>import</w:t>
-      </w:r>
-      <w:proofErr w:type="gramEnd"/>
-      <w:r>
-        <w:rPr>
-          <w:lang w:val="ru-RU"/>
-        </w:rPr>
-        <w:t>_</w:t>
-      </w:r>
-      <w:r>
-        <w:t>file</w:t>
-      </w:r>
-      <w:r>
-        <w:rPr>
-          <w:lang w:val="ru-RU"/>
-        </w:rPr>
-        <w:t>_</w:t>
-      </w:r>
-      <w:r>
-        <w:t>id</w:t>
-      </w:r>
-      <w:r>
-        <w:rPr>
-          <w:lang w:val="ru-RU"/>
-        </w:rPr>
-        <w:t xml:space="preserve"> для ручных записей;</w:t>
-      </w:r>
-    </w:p>
-    <w:p>
-      <w:pPr>
-        <w:pStyle w:val="a0"/>
-        <w:rPr>
-          <w:lang w:val="ru-RU"/>
-        </w:rPr>
-      </w:pPr>
-      <w:r>
-        <w:rPr>
-          <w:lang w:val="ru-RU"/>
-        </w:rPr>
-        <w:t>определять единицу измерения ручной записи через выбранный тип показателя;</w:t>
-      </w:r>
-    </w:p>
-    <w:p>
-      <w:pPr>
-        <w:pStyle w:val="a0"/>
-        <w:rPr>
-          <w:lang w:val="ru-RU"/>
-        </w:rPr>
-      </w:pPr>
-      <w:r>
-        <w:rPr>
-          <w:lang w:val="ru-RU"/>
-        </w:rPr>
-        <w:t>поддерживать фильтрацию по полигону, типу показателя, периоду и файлу импорта;</w:t>
-      </w:r>
-    </w:p>
-    <w:p>
-      <w:pPr>
-        <w:pStyle w:val="a0"/>
-        <w:rPr>
-          <w:lang w:val="ru-RU"/>
-        </w:rPr>
-      </w:pPr>
-      <w:r>
-        <w:rPr>
-          <w:lang w:val="ru-RU"/>
-        </w:rPr>
-        <w:lastRenderedPageBreak/>
-        <w:t>поддерживать выборки для построения графиков и сравнения полигонов;</w:t>
-      </w:r>
-    </w:p>
-    <w:p>
-      <w:pPr>
-        <w:pStyle w:val="a0"/>
-        <w:rPr>
-          <w:lang w:val="ru-RU"/>
-        </w:rPr>
-      </w:pPr>
-      <w:r>
-        <w:rPr>
-          <w:lang w:val="ru-RU"/>
-        </w:rPr>
-        <w:t>предотвращать удаление справочных записей, если они используются существующими измерениями или загрузками;</w:t>
-      </w:r>
-    </w:p>
-    <w:p>
-      <w:pPr>
-        <w:pStyle w:val="a0"/>
-        <w:rPr>
-          <w:lang w:val="ru-RU"/>
-        </w:rPr>
-      </w:pPr>
-      <w:r>
-        <w:rPr>
-          <w:lang w:val="ru-RU"/>
-        </w:rPr>
-        <w:t>сохранять ссылочную целостность при операциях добавления, редактирования и удаления.</w:t>
-      </w:r>
-    </w:p>
-    <w:p>
-      <w:pPr>
-        <w:rPr>
-          <w:lang w:val="ru-RU"/>
-        </w:rPr>
-      </w:pPr>
-      <w:r>
-        <w:rPr>
-          <w:lang w:val="ru-RU"/>
-        </w:rPr>
-        <w:t>Структура базы данных должна быть нормализована до третьей нормальной формы. Названия полигонов, типов показателей и единиц измерения не должны дублироваться текстом в таблице измерений.</w:t>
+        <w:t xml:space="preserve"> </w:t>
+      </w:r>
+      <w:proofErr w:type="spellStart"/>
+      <w:r>
+        <w:t>таблиц</w:t>
+      </w:r>
+      <w:proofErr w:type="spellEnd"/>
+      <w:r>
+        <w:t xml:space="preserve">: polygons, </w:t>
+      </w:r>
+      <w:proofErr w:type="spellStart"/>
+      <w:r>
+        <w:t>data_collectors</w:t>
+      </w:r>
+      <w:proofErr w:type="spellEnd"/>
+      <w:r>
+        <w:t xml:space="preserve">, </w:t>
+      </w:r>
+      <w:proofErr w:type="spellStart"/>
+      <w:r>
+        <w:t>measurement_units</w:t>
+      </w:r>
+      <w:proofErr w:type="spellEnd"/>
+      <w:r>
+        <w:t xml:space="preserve">, </w:t>
+      </w:r>
+      <w:proofErr w:type="spellStart"/>
+      <w:r>
+        <w:t>sensor_types</w:t>
+      </w:r>
+      <w:proofErr w:type="spellEnd"/>
+      <w:r>
+        <w:t xml:space="preserve">, </w:t>
+      </w:r>
+      <w:proofErr w:type="spellStart"/>
+      <w:r>
+        <w:t>import_files</w:t>
+      </w:r>
+      <w:proofErr w:type="spellEnd"/>
+      <w:r>
+        <w:t xml:space="preserve"> </w:t>
+      </w:r>
+      <w:r>
+        <w:rPr>
+          <w:lang w:val="ru-RU"/>
+        </w:rPr>
+        <w:t>и</w:t>
+      </w:r>
+      <w:r>
+        <w:t xml:space="preserve"> measurements.</w:t>
       </w:r>
     </w:p>
     <w:p>
       <w:pPr>
         <w:pStyle w:val="21"/>
-        <w:rPr>
-          <w:lang w:val="ru-RU"/>
-        </w:rPr>
-      </w:pPr>
-      <w:r>
-        <w:rPr>
-          <w:rFonts w:ascii="Times New Roman" w:eastAsia="Times New Roman" w:hAnsi="Times New Roman"/>
-          <w:lang w:val="ru-RU"/>
-        </w:rPr>
-        <w:t>1.4. Требования к веб-приложению</w:t>
-      </w:r>
-    </w:p>
-    <w:p>
-      <w:pPr>
-        <w:rPr>
-          <w:lang w:val="ru-RU"/>
-        </w:rPr>
-      </w:pPr>
-      <w:r>
-        <w:rPr>
-          <w:lang w:val="ru-RU"/>
-        </w:rPr>
-        <w:t>Веб-приложение должно предоставлять пользователю следующие возможности:</w:t>
-      </w:r>
-    </w:p>
-    <w:p>
-      <w:pPr>
-        <w:pStyle w:val="a0"/>
-      </w:pPr>
-      <w:proofErr w:type="spellStart"/>
-      <w:r>
-        <w:t>просмотр</w:t>
-      </w:r>
-      <w:proofErr w:type="spellEnd"/>
-      <w:r>
-        <w:t xml:space="preserve"> </w:t>
-      </w:r>
-      <w:proofErr w:type="spellStart"/>
-      <w:r>
-        <w:t>сводки</w:t>
-      </w:r>
-      <w:proofErr w:type="spellEnd"/>
-      <w:r>
-        <w:t xml:space="preserve"> </w:t>
-      </w:r>
-      <w:proofErr w:type="spellStart"/>
-      <w:r>
-        <w:t>на</w:t>
-      </w:r>
-      <w:proofErr w:type="spellEnd"/>
-      <w:r>
-        <w:t xml:space="preserve"> Dashboard;</w:t>
-      </w:r>
-    </w:p>
-    <w:p>
-      <w:pPr>
-        <w:pStyle w:val="a0"/>
-        <w:rPr>
-          <w:lang w:val="ru-RU"/>
-        </w:rPr>
-      </w:pPr>
-      <w:r>
-        <w:rPr>
-          <w:lang w:val="ru-RU"/>
-        </w:rPr>
-        <w:t xml:space="preserve">загрузка </w:t>
-      </w:r>
-      <w:r>
-        <w:t>CSV</w:t>
-      </w:r>
-      <w:r>
-        <w:rPr>
-          <w:lang w:val="ru-RU"/>
-        </w:rPr>
-        <w:t>-файлов с выбором полигона и указанием загрузившего;</w:t>
-      </w:r>
-    </w:p>
-    <w:p>
-      <w:pPr>
-        <w:pStyle w:val="a0"/>
-      </w:pPr>
-      <w:proofErr w:type="spellStart"/>
-      <w:r>
-        <w:t>просмотр</w:t>
-      </w:r>
-      <w:proofErr w:type="spellEnd"/>
-      <w:r>
-        <w:t xml:space="preserve"> </w:t>
-      </w:r>
-      <w:proofErr w:type="spellStart"/>
-      <w:r>
-        <w:t>таблицы</w:t>
-      </w:r>
-      <w:proofErr w:type="spellEnd"/>
-      <w:r>
-        <w:t xml:space="preserve"> </w:t>
-      </w:r>
-      <w:proofErr w:type="spellStart"/>
-      <w:r>
-        <w:t>измерений</w:t>
-      </w:r>
-      <w:proofErr w:type="spellEnd"/>
-      <w:r>
-        <w:t>;</w:t>
-      </w:r>
-    </w:p>
-    <w:p>
-      <w:pPr>
-        <w:pStyle w:val="a0"/>
-        <w:rPr>
-          <w:lang w:val="ru-RU"/>
-        </w:rPr>
-      </w:pPr>
-      <w:r>
-        <w:rPr>
-          <w:lang w:val="ru-RU"/>
-        </w:rPr>
-        <w:t>фильтрация измерений по полигону, типу показателя, периоду и файлу импорта;</w:t>
-      </w:r>
-    </w:p>
-    <w:p>
-      <w:pPr>
-        <w:pStyle w:val="a0"/>
-        <w:rPr>
-          <w:lang w:val="ru-RU"/>
-        </w:rPr>
-      </w:pPr>
-      <w:r>
-        <w:rPr>
-          <w:lang w:val="ru-RU"/>
-        </w:rPr>
-        <w:t>ручное создание, редактирование и удаление измерений;</w:t>
-      </w:r>
-    </w:p>
-    <w:p>
-      <w:pPr>
-        <w:pStyle w:val="a0"/>
-        <w:rPr>
-          <w:lang w:val="ru-RU"/>
-        </w:rPr>
-      </w:pPr>
-      <w:r>
-        <w:rPr>
-          <w:lang w:val="ru-RU"/>
-        </w:rPr>
-        <w:t xml:space="preserve">отображение источника записи: имя </w:t>
-      </w:r>
-      <w:r>
-        <w:t>CSV</w:t>
-      </w:r>
-      <w:r>
-        <w:rPr>
-          <w:lang w:val="ru-RU"/>
-        </w:rPr>
-        <w:t>-файла или «Введено вручную»;</w:t>
-      </w:r>
-    </w:p>
-    <w:p>
-      <w:pPr>
-        <w:pStyle w:val="a0"/>
-        <w:rPr>
-          <w:lang w:val="ru-RU"/>
-        </w:rPr>
-      </w:pPr>
-      <w:r>
-        <w:rPr>
-          <w:lang w:val="ru-RU"/>
-        </w:rPr>
-        <w:t>построение графика нескольких показателей на одном полигоне;</w:t>
-      </w:r>
-    </w:p>
-    <w:p>
-      <w:pPr>
-        <w:pStyle w:val="a0"/>
-        <w:rPr>
-          <w:lang w:val="ru-RU"/>
-        </w:rPr>
-      </w:pPr>
-      <w:r>
-        <w:rPr>
-          <w:lang w:val="ru-RU"/>
-        </w:rPr>
-        <w:t>сравнение одного показателя на нескольких полигонах;</w:t>
-      </w:r>
-    </w:p>
-    <w:p>
-      <w:pPr>
-        <w:pStyle w:val="a0"/>
-        <w:rPr>
-          <w:lang w:val="ru-RU"/>
-        </w:rPr>
-      </w:pPr>
-      <w:r>
-        <w:rPr>
-          <w:lang w:val="ru-RU"/>
-        </w:rPr>
-        <w:t>создание, редактирование и удаление полигонов;</w:t>
-      </w:r>
-    </w:p>
-    <w:p>
-      <w:pPr>
-        <w:pStyle w:val="a0"/>
-        <w:rPr>
-          <w:lang w:val="ru-RU"/>
-        </w:rPr>
-      </w:pPr>
-      <w:r>
-        <w:rPr>
-          <w:lang w:val="ru-RU"/>
-        </w:rPr>
-        <w:t>создание, редактирование и удаление типов показателей;</w:t>
-      </w:r>
-    </w:p>
-    <w:p>
-      <w:pPr>
-        <w:pStyle w:val="a0"/>
-        <w:rPr>
-          <w:lang w:val="ru-RU"/>
-        </w:rPr>
-      </w:pPr>
-      <w:r>
-        <w:rPr>
-          <w:lang w:val="ru-RU"/>
-        </w:rPr>
-        <w:t>создание, редактирование и удаление единиц измерения;</w:t>
-      </w:r>
-    </w:p>
-    <w:p>
-      <w:pPr>
-        <w:pStyle w:val="a0"/>
-        <w:rPr>
-          <w:lang w:val="ru-RU"/>
-        </w:rPr>
-      </w:pPr>
-      <w:r>
-        <w:rPr>
-          <w:lang w:val="ru-RU"/>
-        </w:rPr>
-        <w:t>вывод понятного сообщения, если удаление справочной записи невозможно из-за связанных данных.</w:t>
-      </w:r>
-    </w:p>
-    <w:p>
-      <w:pPr>
-        <w:pStyle w:val="1"/>
-        <w:rPr>
-          <w:lang w:val="ru-RU"/>
-        </w:rPr>
-      </w:pPr>
-      <w:r>
-        <w:rPr>
-          <w:rFonts w:ascii="Times New Roman" w:eastAsia="Times New Roman" w:hAnsi="Times New Roman"/>
-          <w:lang w:val="ru-RU"/>
-        </w:rPr>
-        <w:lastRenderedPageBreak/>
-        <w:t>2. Проектирование базы данных</w:t>
-      </w:r>
-    </w:p>
-    <w:p>
-      <w:pPr>
-        <w:pStyle w:val="21"/>
-        <w:rPr>
-          <w:lang w:val="ru-RU"/>
-        </w:rPr>
-      </w:pPr>
-      <w:r>
-        <w:rPr>
-          <w:rFonts w:ascii="Times New Roman" w:eastAsia="Times New Roman" w:hAnsi="Times New Roman"/>
-          <w:lang w:val="ru-RU"/>
-        </w:rPr>
-        <w:t>2.1. Выделение основных сущностей предметной области</w:t>
-      </w:r>
-    </w:p>
-    <w:p>
-      <w:r>
-        <w:rPr>
-          <w:lang w:val="ru-RU"/>
-        </w:rPr>
-        <w:t xml:space="preserve">Логическая модель построена вокруг факта экологического измерения. </w:t>
-      </w:r>
-      <w:r>
-        <w:t xml:space="preserve">В </w:t>
-      </w:r>
-      <w:r>
-        <w:rPr>
-          <w:lang w:val="ru-RU"/>
-        </w:rPr>
-        <w:t>рамках</w:t>
-      </w:r>
-      <w:r>
-        <w:t xml:space="preserve"> </w:t>
-      </w:r>
-      <w:r>
-        <w:rPr>
-          <w:lang w:val="ru-RU"/>
-        </w:rPr>
-        <w:t>проектирования</w:t>
-      </w:r>
-      <w:r>
-        <w:t xml:space="preserve"> </w:t>
-      </w:r>
-      <w:proofErr w:type="spellStart"/>
-      <w:r>
-        <w:t>выделены</w:t>
-      </w:r>
-      <w:proofErr w:type="spellEnd"/>
-      <w:r>
-        <w:t xml:space="preserve"> </w:t>
-      </w:r>
-      <w:proofErr w:type="spellStart"/>
-      <w:r>
-        <w:t>шесть</w:t>
-      </w:r>
-      <w:proofErr w:type="spellEnd"/>
-      <w:r>
-        <w:t xml:space="preserve"> </w:t>
-      </w:r>
-      <w:proofErr w:type="spellStart"/>
-      <w:r>
-        <w:t>таблиц</w:t>
-      </w:r>
-      <w:proofErr w:type="spellEnd"/>
-      <w:r>
-        <w:t xml:space="preserve">: polygons, </w:t>
-      </w:r>
-      <w:proofErr w:type="spellStart"/>
-      <w:r>
-        <w:t>data_collectors</w:t>
-      </w:r>
-      <w:proofErr w:type="spellEnd"/>
-      <w:r>
-        <w:t xml:space="preserve">, </w:t>
-      </w:r>
-      <w:proofErr w:type="spellStart"/>
-      <w:r>
-        <w:t>measurement_units</w:t>
-      </w:r>
-      <w:proofErr w:type="spellEnd"/>
-      <w:r>
-        <w:t xml:space="preserve">, </w:t>
-      </w:r>
-      <w:proofErr w:type="spellStart"/>
-      <w:r>
-        <w:t>sensor_types</w:t>
-      </w:r>
-      <w:proofErr w:type="spellEnd"/>
-      <w:r>
-        <w:t xml:space="preserve">, </w:t>
-      </w:r>
-      <w:proofErr w:type="spellStart"/>
-      <w:r>
-        <w:t>import_files</w:t>
-      </w:r>
-      <w:proofErr w:type="spellEnd"/>
-      <w:r>
-        <w:t xml:space="preserve"> </w:t>
-      </w:r>
-      <w:r>
-        <w:rPr>
-          <w:lang w:val="ru-RU"/>
-        </w:rPr>
-        <w:t>и</w:t>
-      </w:r>
-      <w:r>
-        <w:t xml:space="preserve"> measurements.</w:t>
-      </w:r>
-    </w:p>
-    <w:p>
-      <w:pPr>
-        <w:pStyle w:val="21"/>
-      </w:pPr>
-      <w:r>
-        <w:rPr>
-          <w:rFonts w:ascii="Times New Roman" w:eastAsia="Times New Roman" w:hAnsi="Times New Roman"/>
-        </w:rPr>
-        <w:t xml:space="preserve">2.2. </w:t>
-      </w:r>
-      <w:proofErr w:type="spellStart"/>
-      <w:r>
-        <w:rPr>
-          <w:rFonts w:ascii="Times New Roman" w:eastAsia="Times New Roman" w:hAnsi="Times New Roman"/>
-        </w:rPr>
-        <w:t>Описание</w:t>
-      </w:r>
-      <w:proofErr w:type="spellEnd"/>
-      <w:r>
-        <w:rPr>
-          <w:rFonts w:ascii="Times New Roman" w:eastAsia="Times New Roman" w:hAnsi="Times New Roman"/>
-        </w:rPr>
-        <w:t xml:space="preserve"> </w:t>
-      </w:r>
-      <w:proofErr w:type="spellStart"/>
-      <w:r>
-        <w:rPr>
-          <w:rFonts w:ascii="Times New Roman" w:eastAsia="Times New Roman" w:hAnsi="Times New Roman"/>
-        </w:rPr>
-        <w:t>таблиц</w:t>
-      </w:r>
-      <w:proofErr w:type="spellEnd"/>
-      <w:r>
-        <w:rPr>
-          <w:rFonts w:ascii="Times New Roman" w:eastAsia="Times New Roman" w:hAnsi="Times New Roman"/>
-        </w:rPr>
-        <w:t xml:space="preserve"> </w:t>
-      </w:r>
-      <w:proofErr w:type="spellStart"/>
-      <w:r>
-        <w:rPr>
-          <w:rFonts w:ascii="Times New Roman" w:eastAsia="Times New Roman" w:hAnsi="Times New Roman"/>
-        </w:rPr>
-        <w:t>базы</w:t>
-      </w:r>
-      <w:proofErr w:type="spellEnd"/>
-      <w:r>
-        <w:rPr>
-          <w:rFonts w:ascii="Times New Roman" w:eastAsia="Times New Roman" w:hAnsi="Times New Roman"/>
-        </w:rPr>
-        <w:t xml:space="preserve"> </w:t>
-      </w:r>
-      <w:proofErr w:type="spellStart"/>
-      <w:r>
-        <w:rPr>
-          <w:rFonts w:ascii="Times New Roman" w:eastAsia="Times New Roman" w:hAnsi="Times New Roman"/>
-        </w:rPr>
-        <w:t>данных</w:t>
-      </w:r>
-      <w:proofErr w:type="spellEnd"/>
-    </w:p>
-    <w:tbl>
-      <w:tblPr>
-        <w:tblStyle w:val="aff0"/>
-        <w:tblW w:w="0" w:type="auto"/>
-        <w:jc w:val="center"/>
-        <w:tblLook w:val="04A0" w:firstRow="1" w:lastRow="0" w:firstColumn="1" w:lastColumn="0" w:noHBand="0" w:noVBand="1"/>
-      </w:tblPr>
-      <w:tblGrid>
-        <w:gridCol w:w="2835"/>
-        <w:gridCol w:w="6520"/>
-      </w:tblGrid>
-      <w:tr>
-        <w:trPr>
-          <w:jc w:val="center"/>
-        </w:trPr>
-        <w:tc>
-          <w:tcPr>
-            <w:tcW w:w="2835" w:type="dxa"/>
-            <w:tcMar>
-              <w:top w:w="80" w:type="dxa"/>
-              <w:left w:w="120" w:type="dxa"/>
-              <w:bottom w:w="80" w:type="dxa"/>
-              <w:right w:w="120" w:type="dxa"/>
-            </w:tcMar>
-            <w:vAlign w:val="center"/>
-          </w:tcPr>
-          <w:p>
-            <w:pPr>
-              <w:spacing w:line="240" w:lineRule="auto"/>
-              <w:ind w:firstLine="0"/>
-              <w:jc w:val="center"/>
-            </w:pPr>
-            <w:r>
-              <w:rPr>
-                <w:b/>
-                <w:sz w:val="19"/>
-              </w:rPr>
-              <w:t>Таблица</w:t>
-            </w:r>
-          </w:p>
-        </w:tc>
-        <w:tc>
-          <w:tcPr>
-            <w:tcW w:w="6520" w:type="dxa"/>
-            <w:tcMar>
-              <w:top w:w="80" w:type="dxa"/>
-              <w:left w:w="120" w:type="dxa"/>
-              <w:bottom w:w="80" w:type="dxa"/>
-              <w:right w:w="120" w:type="dxa"/>
-            </w:tcMar>
-            <w:vAlign w:val="center"/>
-          </w:tcPr>
-          <w:p>
-            <w:pPr>
-              <w:spacing w:line="240" w:lineRule="auto"/>
-              <w:ind w:firstLine="0"/>
-              <w:jc w:val="center"/>
-            </w:pPr>
-            <w:r>
-              <w:rPr>
-                <w:b/>
-                <w:sz w:val="19"/>
-              </w:rPr>
-              <w:t>Назначение</w:t>
-            </w:r>
-          </w:p>
-        </w:tc>
-      </w:tr>
-      <w:tr>
-        <w:trPr>
-          <w:jc w:val="center"/>
-        </w:trPr>
-        <w:tc>
-          <w:tcPr>
-            <w:tcW w:w="2835" w:type="dxa"/>
-            <w:tcMar>
-              <w:top w:w="80" w:type="dxa"/>
-              <w:left w:w="120" w:type="dxa"/>
-              <w:bottom w:w="80" w:type="dxa"/>
-              <w:right w:w="120" w:type="dxa"/>
-            </w:tcMar>
-            <w:vAlign w:val="center"/>
-          </w:tcPr>
-          <w:p>
-            <w:pPr>
-              <w:spacing w:line="240" w:lineRule="auto"/>
-              <w:ind w:firstLine="0"/>
-              <w:jc w:val="left"/>
-            </w:pPr>
-            <w:r>
-              <w:rPr>
-                <w:sz w:val="19"/>
-              </w:rPr>
-              <w:t>polygons</w:t>
-            </w:r>
-          </w:p>
-        </w:tc>
-        <w:tc>
-          <w:tcPr>
-            <w:tcW w:w="6520" w:type="dxa"/>
-            <w:tcMar>
-              <w:top w:w="80" w:type="dxa"/>
-              <w:left w:w="120" w:type="dxa"/>
-              <w:bottom w:w="80" w:type="dxa"/>
-              <w:right w:w="120" w:type="dxa"/>
-            </w:tcMar>
-            <w:vAlign w:val="center"/>
-          </w:tcPr>
-          <w:p>
-            <w:pPr>
-              <w:spacing w:line="240" w:lineRule="auto"/>
-              <w:ind w:firstLine="0"/>
-              <w:jc w:val="left"/>
-            </w:pPr>
-            <w:r>
-              <w:rPr>
-                <w:sz w:val="19"/>
-              </w:rPr>
-              <w:t>Справочник экологических полигонов.</w:t>
-            </w:r>
-          </w:p>
-        </w:tc>
-      </w:tr>
-      <w:tr>
-        <w:trPr>
-          <w:jc w:val="center"/>
-        </w:trPr>
-        <w:tc>
-          <w:tcPr>
-            <w:tcW w:w="2835" w:type="dxa"/>
-            <w:tcMar>
-              <w:top w:w="80" w:type="dxa"/>
-              <w:left w:w="120" w:type="dxa"/>
-              <w:bottom w:w="80" w:type="dxa"/>
-              <w:right w:w="120" w:type="dxa"/>
-            </w:tcMar>
-            <w:vAlign w:val="center"/>
-          </w:tcPr>
-          <w:p>
-            <w:pPr>
-              <w:spacing w:line="240" w:lineRule="auto"/>
-              <w:ind w:firstLine="0"/>
-              <w:jc w:val="left"/>
-            </w:pPr>
-            <w:r>
-              <w:rPr>
-                <w:sz w:val="19"/>
-              </w:rPr>
-              <w:t>data_collectors</w:t>
-            </w:r>
-          </w:p>
-        </w:tc>
-        <w:tc>
-          <w:tcPr>
-            <w:tcW w:w="6520" w:type="dxa"/>
-            <w:tcMar>
-              <w:top w:w="80" w:type="dxa"/>
-              <w:left w:w="120" w:type="dxa"/>
-              <w:bottom w:w="80" w:type="dxa"/>
-              <w:right w:w="120" w:type="dxa"/>
-            </w:tcMar>
-            <w:vAlign w:val="center"/>
-          </w:tcPr>
-          <w:p>
-            <w:pPr>
-              <w:spacing w:line="240" w:lineRule="auto"/>
-              <w:ind w:firstLine="0"/>
-              <w:jc w:val="left"/>
-              <w:rPr>
-                <w:lang w:val="ru-RU"/>
-              </w:rPr>
-            </w:pPr>
-            <w:r>
-              <w:rPr>
-                <w:sz w:val="19"/>
-                <w:lang w:val="ru-RU"/>
-              </w:rPr>
-              <w:t xml:space="preserve">Справочник загрузивших </w:t>
-            </w:r>
-            <w:r>
-              <w:rPr>
-                <w:sz w:val="19"/>
-              </w:rPr>
-              <w:t>CSV</w:t>
-            </w:r>
-            <w:r>
-              <w:rPr>
-                <w:sz w:val="19"/>
-                <w:lang w:val="ru-RU"/>
-              </w:rPr>
-              <w:t>-файлы сотрудников.</w:t>
-            </w:r>
-          </w:p>
-        </w:tc>
-      </w:tr>
-      <w:tr>
-        <w:trPr>
-          <w:jc w:val="center"/>
-        </w:trPr>
-        <w:tc>
-          <w:tcPr>
-            <w:tcW w:w="2835" w:type="dxa"/>
-            <w:tcMar>
-              <w:top w:w="80" w:type="dxa"/>
-              <w:left w:w="120" w:type="dxa"/>
-              <w:bottom w:w="80" w:type="dxa"/>
-              <w:right w:w="120" w:type="dxa"/>
-            </w:tcMar>
-            <w:vAlign w:val="center"/>
-          </w:tcPr>
-          <w:p>
-            <w:pPr>
-              <w:spacing w:line="240" w:lineRule="auto"/>
-              <w:ind w:firstLine="0"/>
-              <w:jc w:val="left"/>
-            </w:pPr>
-            <w:proofErr w:type="spellStart"/>
-            <w:r>
-              <w:rPr>
-                <w:sz w:val="19"/>
-              </w:rPr>
-              <w:t>measurement_units</w:t>
-            </w:r>
-            <w:proofErr w:type="spellEnd"/>
-          </w:p>
-        </w:tc>
-        <w:tc>
-          <w:tcPr>
-            <w:tcW w:w="6520" w:type="dxa"/>
-            <w:tcMar>
-              <w:top w:w="80" w:type="dxa"/>
-              <w:left w:w="120" w:type="dxa"/>
-              <w:bottom w:w="80" w:type="dxa"/>
-              <w:right w:w="120" w:type="dxa"/>
-            </w:tcMar>
-            <w:vAlign w:val="center"/>
-          </w:tcPr>
-          <w:p>
-            <w:pPr>
-              <w:spacing w:line="240" w:lineRule="auto"/>
-              <w:ind w:firstLine="0"/>
-              <w:jc w:val="left"/>
-            </w:pPr>
-            <w:r>
-              <w:rPr>
-                <w:sz w:val="19"/>
-              </w:rPr>
-              <w:t>Справочник единиц измерения.</w:t>
-            </w:r>
-          </w:p>
-        </w:tc>
-      </w:tr>
-      <w:tr>
-        <w:trPr>
-          <w:jc w:val="center"/>
-        </w:trPr>
-        <w:tc>
-          <w:tcPr>
-            <w:tcW w:w="2835" w:type="dxa"/>
-            <w:tcMar>
-              <w:top w:w="80" w:type="dxa"/>
-              <w:left w:w="120" w:type="dxa"/>
-              <w:bottom w:w="80" w:type="dxa"/>
-              <w:right w:w="120" w:type="dxa"/>
-            </w:tcMar>
-            <w:vAlign w:val="center"/>
-          </w:tcPr>
-          <w:p>
-            <w:pPr>
-              <w:spacing w:line="240" w:lineRule="auto"/>
-              <w:ind w:firstLine="0"/>
-              <w:jc w:val="left"/>
-            </w:pPr>
-            <w:r>
-              <w:rPr>
-                <w:sz w:val="19"/>
-              </w:rPr>
-              <w:t>sensor_types</w:t>
-            </w:r>
-          </w:p>
-        </w:tc>
-        <w:tc>
-          <w:tcPr>
-            <w:tcW w:w="6520" w:type="dxa"/>
-            <w:tcMar>
-              <w:top w:w="80" w:type="dxa"/>
-              <w:left w:w="120" w:type="dxa"/>
-              <w:bottom w:w="80" w:type="dxa"/>
-              <w:right w:w="120" w:type="dxa"/>
-            </w:tcMar>
-            <w:vAlign w:val="center"/>
-          </w:tcPr>
-          <w:p>
-            <w:pPr>
-              <w:spacing w:line="240" w:lineRule="auto"/>
-              <w:ind w:firstLine="0"/>
-              <w:jc w:val="left"/>
-              <w:rPr>
-                <w:lang w:val="ru-RU"/>
-              </w:rPr>
-            </w:pPr>
-            <w:r>
-              <w:rPr>
-                <w:sz w:val="19"/>
-                <w:lang w:val="ru-RU"/>
-              </w:rPr>
-              <w:t>Справочник типов измеряемых показателей; каждый тип связан с единицей измерения.</w:t>
-            </w:r>
-          </w:p>
-        </w:tc>
-      </w:tr>
-      <w:tr>
-        <w:trPr>
-          <w:jc w:val="center"/>
-        </w:trPr>
-        <w:tc>
-          <w:tcPr>
-            <w:tcW w:w="2835" w:type="dxa"/>
-            <w:tcMar>
-              <w:top w:w="80" w:type="dxa"/>
-              <w:left w:w="120" w:type="dxa"/>
-              <w:bottom w:w="80" w:type="dxa"/>
-              <w:right w:w="120" w:type="dxa"/>
-            </w:tcMar>
-            <w:vAlign w:val="center"/>
-          </w:tcPr>
-          <w:p>
-            <w:pPr>
-              <w:spacing w:line="240" w:lineRule="auto"/>
-              <w:ind w:firstLine="0"/>
-              <w:jc w:val="left"/>
-            </w:pPr>
-            <w:proofErr w:type="spellStart"/>
-            <w:r>
-              <w:rPr>
-                <w:sz w:val="19"/>
-              </w:rPr>
-              <w:t>import_files</w:t>
-            </w:r>
-            <w:proofErr w:type="spellEnd"/>
-          </w:p>
-        </w:tc>
-        <w:tc>
-          <w:tcPr>
-            <w:tcW w:w="6520" w:type="dxa"/>
-            <w:tcMar>
-              <w:top w:w="80" w:type="dxa"/>
-              <w:left w:w="120" w:type="dxa"/>
-              <w:bottom w:w="80" w:type="dxa"/>
-              <w:right w:w="120" w:type="dxa"/>
-            </w:tcMar>
-            <w:vAlign w:val="center"/>
-          </w:tcPr>
-          <w:p>
-            <w:pPr>
-              <w:spacing w:line="240" w:lineRule="auto"/>
-              <w:ind w:firstLine="0"/>
-              <w:jc w:val="left"/>
-              <w:rPr>
-                <w:lang w:val="ru-RU"/>
-              </w:rPr>
-            </w:pPr>
-            <w:r>
-              <w:rPr>
-                <w:sz w:val="19"/>
-                <w:lang w:val="ru-RU"/>
-              </w:rPr>
-              <w:t xml:space="preserve">Журнал </w:t>
-            </w:r>
-            <w:r>
-              <w:rPr>
-                <w:sz w:val="19"/>
-              </w:rPr>
-              <w:t>CSV</w:t>
-            </w:r>
-            <w:r>
-              <w:rPr>
-                <w:sz w:val="19"/>
-                <w:lang w:val="ru-RU"/>
-              </w:rPr>
-              <w:t>-загрузок: файл, полигон, загрузивший, статус и количество обработанных строк.</w:t>
-            </w:r>
-          </w:p>
-        </w:tc>
-      </w:tr>
-      <w:tr>
-        <w:trPr>
-          <w:jc w:val="center"/>
-        </w:trPr>
-        <w:tc>
-          <w:tcPr>
-            <w:tcW w:w="2835" w:type="dxa"/>
-            <w:tcMar>
-              <w:top w:w="80" w:type="dxa"/>
-              <w:left w:w="120" w:type="dxa"/>
-              <w:bottom w:w="80" w:type="dxa"/>
-              <w:right w:w="120" w:type="dxa"/>
-            </w:tcMar>
-            <w:vAlign w:val="center"/>
-          </w:tcPr>
-          <w:p>
-            <w:pPr>
-              <w:spacing w:line="240" w:lineRule="auto"/>
-              <w:ind w:firstLine="0"/>
-              <w:jc w:val="left"/>
-            </w:pPr>
-            <w:r>
-              <w:rPr>
-                <w:sz w:val="19"/>
-              </w:rPr>
-              <w:t>measurements</w:t>
-            </w:r>
-          </w:p>
-        </w:tc>
-        <w:tc>
-          <w:tcPr>
-            <w:tcW w:w="6520" w:type="dxa"/>
-            <w:tcMar>
-              <w:top w:w="80" w:type="dxa"/>
-              <w:left w:w="120" w:type="dxa"/>
-              <w:bottom w:w="80" w:type="dxa"/>
-              <w:right w:w="120" w:type="dxa"/>
-            </w:tcMar>
-            <w:vAlign w:val="center"/>
-          </w:tcPr>
-          <w:p>
-            <w:pPr>
-              <w:spacing w:line="240" w:lineRule="auto"/>
-              <w:ind w:firstLine="0"/>
-              <w:jc w:val="left"/>
-              <w:rPr>
-                <w:lang w:val="ru-RU"/>
-              </w:rPr>
-            </w:pPr>
-            <w:r>
-              <w:rPr>
-                <w:sz w:val="19"/>
-                <w:lang w:val="ru-RU"/>
-              </w:rPr>
-              <w:t>Основная таблица фактов измерений: полигон, тип показателя, единица, время, значение и источник импорта.</w:t>
-            </w:r>
-          </w:p>
-        </w:tc>
-      </w:tr>
-    </w:tbl>
-    <w:p>
-      <w:pPr>
-        <w:spacing w:after="80"/>
-        <w:ind w:firstLine="0"/>
-        <w:rPr>
-          <w:lang w:val="ru-RU"/>
-        </w:rPr>
-      </w:pPr>
+      </w:pPr>
+      <w:bookmarkStart w:id="12" w:name="_Toc231163241"/>
+      <w:r>
+        <w:t>3.2. Описание таблиц базы данных</w:t>
+      </w:r>
+      <w:bookmarkEnd w:id="12"/>
     </w:p>
     <w:p>
       <w:pPr>
@@ -2600,7 +5898,6 @@
                 <w:b/>
                 <w:sz w:val="19"/>
               </w:rPr>
-              <w:lastRenderedPageBreak/>
               <w:t>Поле</w:t>
             </w:r>
           </w:p>
@@ -3100,6 +6397,7 @@
         <w:rPr>
           <w:lang w:val="ru-RU"/>
         </w:rPr>
+        <w:lastRenderedPageBreak/>
         <w:t xml:space="preserve">Таблица </w:t>
       </w:r>
       <w:proofErr w:type="spellStart"/>
@@ -4425,7 +7723,6 @@
               <w:rPr>
                 <w:sz w:val="19"/>
               </w:rPr>
-              <w:lastRenderedPageBreak/>
               <w:t>import_file_id</w:t>
             </w:r>
           </w:p>
@@ -4574,250 +7871,6 @@
                 <w:lang w:val="ru-RU"/>
               </w:rPr>
               <w:t>-файл.</w:t>
-            </w:r>
-          </w:p>
-        </w:tc>
-      </w:tr>
-      <w:tr>
-        <w:trPr>
-          <w:jc w:val="center"/>
-        </w:trPr>
-        <w:tc>
-          <w:tcPr>
-            <w:tcW w:w="1984" w:type="dxa"/>
-            <w:tcMar>
-              <w:top w:w="80" w:type="dxa"/>
-              <w:left w:w="120" w:type="dxa"/>
-              <w:bottom w:w="80" w:type="dxa"/>
-              <w:right w:w="120" w:type="dxa"/>
-            </w:tcMar>
-            <w:vAlign w:val="center"/>
-          </w:tcPr>
-          <w:p>
-            <w:pPr>
-              <w:spacing w:line="240" w:lineRule="auto"/>
-              <w:ind w:firstLine="0"/>
-              <w:jc w:val="left"/>
-            </w:pPr>
-            <w:r>
-              <w:rPr>
-                <w:sz w:val="19"/>
-              </w:rPr>
-              <w:t>collector_id</w:t>
-            </w:r>
-          </w:p>
-        </w:tc>
-        <w:tc>
-          <w:tcPr>
-            <w:tcW w:w="1984" w:type="dxa"/>
-            <w:tcMar>
-              <w:top w:w="80" w:type="dxa"/>
-              <w:left w:w="120" w:type="dxa"/>
-              <w:bottom w:w="80" w:type="dxa"/>
-              <w:right w:w="120" w:type="dxa"/>
-            </w:tcMar>
-            <w:vAlign w:val="center"/>
-          </w:tcPr>
-          <w:p>
-            <w:pPr>
-              <w:spacing w:line="240" w:lineRule="auto"/>
-              <w:ind w:firstLine="0"/>
-              <w:jc w:val="left"/>
-            </w:pPr>
-            <w:r>
-              <w:rPr>
-                <w:sz w:val="19"/>
-              </w:rPr>
-              <w:t>BIGINT, FK, NOT NULL</w:t>
-            </w:r>
-          </w:p>
-        </w:tc>
-        <w:tc>
-          <w:tcPr>
-            <w:tcW w:w="5386" w:type="dxa"/>
-            <w:tcMar>
-              <w:top w:w="80" w:type="dxa"/>
-              <w:left w:w="120" w:type="dxa"/>
-              <w:bottom w:w="80" w:type="dxa"/>
-              <w:right w:w="120" w:type="dxa"/>
-            </w:tcMar>
-            <w:vAlign w:val="center"/>
-          </w:tcPr>
-          <w:p>
-            <w:pPr>
-              <w:spacing w:line="240" w:lineRule="auto"/>
-              <w:ind w:firstLine="0"/>
-              <w:jc w:val="left"/>
-            </w:pPr>
-            <w:r>
-              <w:rPr>
-                <w:sz w:val="19"/>
-              </w:rPr>
-              <w:t>Сотрудник, выполнивший загрузку.</w:t>
-            </w:r>
-          </w:p>
-        </w:tc>
-      </w:tr>
-      <w:tr>
-        <w:trPr>
-          <w:jc w:val="center"/>
-        </w:trPr>
-        <w:tc>
-          <w:tcPr>
-            <w:tcW w:w="1984" w:type="dxa"/>
-            <w:tcMar>
-              <w:top w:w="80" w:type="dxa"/>
-              <w:left w:w="120" w:type="dxa"/>
-              <w:bottom w:w="80" w:type="dxa"/>
-              <w:right w:w="120" w:type="dxa"/>
-            </w:tcMar>
-            <w:vAlign w:val="center"/>
-          </w:tcPr>
-          <w:p>
-            <w:pPr>
-              <w:spacing w:line="240" w:lineRule="auto"/>
-              <w:ind w:firstLine="0"/>
-              <w:jc w:val="left"/>
-            </w:pPr>
-            <w:r>
-              <w:rPr>
-                <w:sz w:val="19"/>
-              </w:rPr>
-              <w:t>file_name</w:t>
-            </w:r>
-          </w:p>
-        </w:tc>
-        <w:tc>
-          <w:tcPr>
-            <w:tcW w:w="1984" w:type="dxa"/>
-            <w:tcMar>
-              <w:top w:w="80" w:type="dxa"/>
-              <w:left w:w="120" w:type="dxa"/>
-              <w:bottom w:w="80" w:type="dxa"/>
-              <w:right w:w="120" w:type="dxa"/>
-            </w:tcMar>
-            <w:vAlign w:val="center"/>
-          </w:tcPr>
-          <w:p>
-            <w:pPr>
-              <w:spacing w:line="240" w:lineRule="auto"/>
-              <w:ind w:firstLine="0"/>
-              <w:jc w:val="left"/>
-            </w:pPr>
-            <w:r>
-              <w:rPr>
-                <w:sz w:val="19"/>
-              </w:rPr>
-              <w:t>VARCHAR(255), NOT NULL</w:t>
-            </w:r>
-          </w:p>
-        </w:tc>
-        <w:tc>
-          <w:tcPr>
-            <w:tcW w:w="5386" w:type="dxa"/>
-            <w:tcMar>
-              <w:top w:w="80" w:type="dxa"/>
-              <w:left w:w="120" w:type="dxa"/>
-              <w:bottom w:w="80" w:type="dxa"/>
-              <w:right w:w="120" w:type="dxa"/>
-            </w:tcMar>
-            <w:vAlign w:val="center"/>
-          </w:tcPr>
-          <w:p>
-            <w:pPr>
-              <w:spacing w:line="240" w:lineRule="auto"/>
-              <w:ind w:firstLine="0"/>
-              <w:jc w:val="left"/>
-            </w:pPr>
-            <w:r>
-              <w:rPr>
-                <w:sz w:val="19"/>
-              </w:rPr>
-              <w:t>Имя загруженного CSV-файла.</w:t>
-            </w:r>
-          </w:p>
-        </w:tc>
-      </w:tr>
-      <w:tr>
-        <w:trPr>
-          <w:jc w:val="center"/>
-        </w:trPr>
-        <w:tc>
-          <w:tcPr>
-            <w:tcW w:w="1984" w:type="dxa"/>
-            <w:tcMar>
-              <w:top w:w="80" w:type="dxa"/>
-              <w:left w:w="120" w:type="dxa"/>
-              <w:bottom w:w="80" w:type="dxa"/>
-              <w:right w:w="120" w:type="dxa"/>
-            </w:tcMar>
-            <w:vAlign w:val="center"/>
-          </w:tcPr>
-          <w:p>
-            <w:pPr>
-              <w:spacing w:line="240" w:lineRule="auto"/>
-              <w:ind w:firstLine="0"/>
-              <w:jc w:val="left"/>
-            </w:pPr>
-            <w:r>
-              <w:rPr>
-                <w:sz w:val="19"/>
-              </w:rPr>
-              <w:t>uploaded_at</w:t>
-            </w:r>
-          </w:p>
-        </w:tc>
-        <w:tc>
-          <w:tcPr>
-            <w:tcW w:w="1984" w:type="dxa"/>
-            <w:tcMar>
-              <w:top w:w="80" w:type="dxa"/>
-              <w:left w:w="120" w:type="dxa"/>
-              <w:bottom w:w="80" w:type="dxa"/>
-              <w:right w:w="120" w:type="dxa"/>
-            </w:tcMar>
-            <w:vAlign w:val="center"/>
-          </w:tcPr>
-          <w:p>
-            <w:pPr>
-              <w:spacing w:line="240" w:lineRule="auto"/>
-              <w:ind w:firstLine="0"/>
-              <w:jc w:val="left"/>
-            </w:pPr>
-            <w:r>
-              <w:rPr>
-                <w:sz w:val="19"/>
-              </w:rPr>
-              <w:t>DATETIME, NOT NULL</w:t>
-            </w:r>
-          </w:p>
-        </w:tc>
-        <w:tc>
-          <w:tcPr>
-            <w:tcW w:w="5386" w:type="dxa"/>
-            <w:tcMar>
-              <w:top w:w="80" w:type="dxa"/>
-              <w:left w:w="120" w:type="dxa"/>
-              <w:bottom w:w="80" w:type="dxa"/>
-              <w:right w:w="120" w:type="dxa"/>
-            </w:tcMar>
-            <w:vAlign w:val="center"/>
-          </w:tcPr>
-          <w:p>
-            <w:pPr>
-              <w:spacing w:line="240" w:lineRule="auto"/>
-              <w:ind w:firstLine="0"/>
-              <w:jc w:val="left"/>
-              <w:rPr>
-                <w:lang w:val="ru-RU"/>
-              </w:rPr>
-            </w:pPr>
-            <w:r>
-              <w:rPr>
-                <w:sz w:val="19"/>
-                <w:lang w:val="ru-RU"/>
-              </w:rPr>
-              <w:t>Дата и время загрузки файла.</w:t>
             </w:r>
           </w:p>
         </w:tc>
@@ -4848,7 +7901,7 @@
               <w:rPr>
                 <w:sz w:val="19"/>
               </w:rPr>
-              <w:t>rows_count</w:t>
+              <w:t>collector_id</w:t>
             </w:r>
             <w:proofErr w:type="spellEnd"/>
           </w:p>
@@ -4874,7 +7927,7 @@
               <w:rPr>
                 <w:sz w:val="19"/>
               </w:rPr>
-              <w:t>INT, NOT NULL</w:t>
+              <w:t>BIGINT, FK, NOT NULL</w:t>
             </w:r>
           </w:p>
         </w:tc>
@@ -4899,7 +7952,7 @@
               <w:rPr>
                 <w:sz w:val="19"/>
               </w:rPr>
-              <w:t>Количество обработанных строк CSV.</w:t>
+              <w:t>Сотрудник, выполнивший загрузку.</w:t>
             </w:r>
           </w:p>
         </w:tc>
@@ -4929,7 +7982,7 @@
               <w:rPr>
                 <w:sz w:val="19"/>
               </w:rPr>
-              <w:t>measurements_count</w:t>
+              <w:t>file_name</w:t>
             </w:r>
           </w:p>
         </w:tc>
@@ -4954,7 +8007,7 @@
               <w:rPr>
                 <w:sz w:val="19"/>
               </w:rPr>
-              <w:t>INT, NOT NULL</w:t>
+              <w:t>VARCHAR(255), NOT NULL</w:t>
             </w:r>
           </w:p>
         </w:tc>
@@ -4979,7 +8032,7 @@
               <w:rPr>
                 <w:sz w:val="19"/>
               </w:rPr>
-              <w:t>Количество созданных измерений.</w:t>
+              <w:t>Имя загруженного CSV-файла.</w:t>
             </w:r>
           </w:p>
         </w:tc>
@@ -5009,6 +8062,253 @@
               <w:rPr>
                 <w:sz w:val="19"/>
               </w:rPr>
+              <w:t>uploaded_at</w:t>
+            </w:r>
+          </w:p>
+        </w:tc>
+        <w:tc>
+          <w:tcPr>
+            <w:tcW w:w="1984" w:type="dxa"/>
+            <w:tcMar>
+              <w:top w:w="80" w:type="dxa"/>
+              <w:left w:w="120" w:type="dxa"/>
+              <w:bottom w:w="80" w:type="dxa"/>
+              <w:right w:w="120" w:type="dxa"/>
+            </w:tcMar>
+            <w:vAlign w:val="center"/>
+          </w:tcPr>
+          <w:p>
+            <w:pPr>
+              <w:spacing w:line="240" w:lineRule="auto"/>
+              <w:ind w:firstLine="0"/>
+              <w:jc w:val="left"/>
+            </w:pPr>
+            <w:r>
+              <w:rPr>
+                <w:sz w:val="19"/>
+              </w:rPr>
+              <w:t>DATETIME, NOT NULL</w:t>
+            </w:r>
+          </w:p>
+        </w:tc>
+        <w:tc>
+          <w:tcPr>
+            <w:tcW w:w="5386" w:type="dxa"/>
+            <w:tcMar>
+              <w:top w:w="80" w:type="dxa"/>
+              <w:left w:w="120" w:type="dxa"/>
+              <w:bottom w:w="80" w:type="dxa"/>
+              <w:right w:w="120" w:type="dxa"/>
+            </w:tcMar>
+            <w:vAlign w:val="center"/>
+          </w:tcPr>
+          <w:p>
+            <w:pPr>
+              <w:spacing w:line="240" w:lineRule="auto"/>
+              <w:ind w:firstLine="0"/>
+              <w:jc w:val="left"/>
+              <w:rPr>
+                <w:lang w:val="ru-RU"/>
+              </w:rPr>
+            </w:pPr>
+            <w:r>
+              <w:rPr>
+                <w:sz w:val="19"/>
+                <w:lang w:val="ru-RU"/>
+              </w:rPr>
+              <w:t>Дата и время загрузки файла.</w:t>
+            </w:r>
+          </w:p>
+        </w:tc>
+      </w:tr>
+      <w:tr>
+        <w:trPr>
+          <w:jc w:val="center"/>
+        </w:trPr>
+        <w:tc>
+          <w:tcPr>
+            <w:tcW w:w="1984" w:type="dxa"/>
+            <w:tcMar>
+              <w:top w:w="80" w:type="dxa"/>
+              <w:left w:w="120" w:type="dxa"/>
+              <w:bottom w:w="80" w:type="dxa"/>
+              <w:right w:w="120" w:type="dxa"/>
+            </w:tcMar>
+            <w:vAlign w:val="center"/>
+          </w:tcPr>
+          <w:p>
+            <w:pPr>
+              <w:spacing w:line="240" w:lineRule="auto"/>
+              <w:ind w:firstLine="0"/>
+              <w:jc w:val="left"/>
+            </w:pPr>
+            <w:proofErr w:type="spellStart"/>
+            <w:r>
+              <w:rPr>
+                <w:sz w:val="19"/>
+              </w:rPr>
+              <w:t>rows_count</w:t>
+            </w:r>
+            <w:proofErr w:type="spellEnd"/>
+          </w:p>
+        </w:tc>
+        <w:tc>
+          <w:tcPr>
+            <w:tcW w:w="1984" w:type="dxa"/>
+            <w:tcMar>
+              <w:top w:w="80" w:type="dxa"/>
+              <w:left w:w="120" w:type="dxa"/>
+              <w:bottom w:w="80" w:type="dxa"/>
+              <w:right w:w="120" w:type="dxa"/>
+            </w:tcMar>
+            <w:vAlign w:val="center"/>
+          </w:tcPr>
+          <w:p>
+            <w:pPr>
+              <w:spacing w:line="240" w:lineRule="auto"/>
+              <w:ind w:firstLine="0"/>
+              <w:jc w:val="left"/>
+            </w:pPr>
+            <w:r>
+              <w:rPr>
+                <w:sz w:val="19"/>
+              </w:rPr>
+              <w:t>INT, NOT NULL</w:t>
+            </w:r>
+          </w:p>
+        </w:tc>
+        <w:tc>
+          <w:tcPr>
+            <w:tcW w:w="5386" w:type="dxa"/>
+            <w:tcMar>
+              <w:top w:w="80" w:type="dxa"/>
+              <w:left w:w="120" w:type="dxa"/>
+              <w:bottom w:w="80" w:type="dxa"/>
+              <w:right w:w="120" w:type="dxa"/>
+            </w:tcMar>
+            <w:vAlign w:val="center"/>
+          </w:tcPr>
+          <w:p>
+            <w:pPr>
+              <w:spacing w:line="240" w:lineRule="auto"/>
+              <w:ind w:firstLine="0"/>
+              <w:jc w:val="left"/>
+            </w:pPr>
+            <w:r>
+              <w:rPr>
+                <w:sz w:val="19"/>
+              </w:rPr>
+              <w:t>Количество обработанных строк CSV.</w:t>
+            </w:r>
+          </w:p>
+        </w:tc>
+      </w:tr>
+      <w:tr>
+        <w:trPr>
+          <w:jc w:val="center"/>
+        </w:trPr>
+        <w:tc>
+          <w:tcPr>
+            <w:tcW w:w="1984" w:type="dxa"/>
+            <w:tcMar>
+              <w:top w:w="80" w:type="dxa"/>
+              <w:left w:w="120" w:type="dxa"/>
+              <w:bottom w:w="80" w:type="dxa"/>
+              <w:right w:w="120" w:type="dxa"/>
+            </w:tcMar>
+            <w:vAlign w:val="center"/>
+          </w:tcPr>
+          <w:p>
+            <w:pPr>
+              <w:spacing w:line="240" w:lineRule="auto"/>
+              <w:ind w:firstLine="0"/>
+              <w:jc w:val="left"/>
+            </w:pPr>
+            <w:r>
+              <w:rPr>
+                <w:sz w:val="19"/>
+              </w:rPr>
+              <w:t>measurements_count</w:t>
+            </w:r>
+          </w:p>
+        </w:tc>
+        <w:tc>
+          <w:tcPr>
+            <w:tcW w:w="1984" w:type="dxa"/>
+            <w:tcMar>
+              <w:top w:w="80" w:type="dxa"/>
+              <w:left w:w="120" w:type="dxa"/>
+              <w:bottom w:w="80" w:type="dxa"/>
+              <w:right w:w="120" w:type="dxa"/>
+            </w:tcMar>
+            <w:vAlign w:val="center"/>
+          </w:tcPr>
+          <w:p>
+            <w:pPr>
+              <w:spacing w:line="240" w:lineRule="auto"/>
+              <w:ind w:firstLine="0"/>
+              <w:jc w:val="left"/>
+            </w:pPr>
+            <w:r>
+              <w:rPr>
+                <w:sz w:val="19"/>
+              </w:rPr>
+              <w:t>INT, NOT NULL</w:t>
+            </w:r>
+          </w:p>
+        </w:tc>
+        <w:tc>
+          <w:tcPr>
+            <w:tcW w:w="5386" w:type="dxa"/>
+            <w:tcMar>
+              <w:top w:w="80" w:type="dxa"/>
+              <w:left w:w="120" w:type="dxa"/>
+              <w:bottom w:w="80" w:type="dxa"/>
+              <w:right w:w="120" w:type="dxa"/>
+            </w:tcMar>
+            <w:vAlign w:val="center"/>
+          </w:tcPr>
+          <w:p>
+            <w:pPr>
+              <w:spacing w:line="240" w:lineRule="auto"/>
+              <w:ind w:firstLine="0"/>
+              <w:jc w:val="left"/>
+            </w:pPr>
+            <w:r>
+              <w:rPr>
+                <w:sz w:val="19"/>
+              </w:rPr>
+              <w:t>Количество созданных измерений.</w:t>
+            </w:r>
+          </w:p>
+        </w:tc>
+      </w:tr>
+      <w:tr>
+        <w:trPr>
+          <w:jc w:val="center"/>
+        </w:trPr>
+        <w:tc>
+          <w:tcPr>
+            <w:tcW w:w="1984" w:type="dxa"/>
+            <w:tcMar>
+              <w:top w:w="80" w:type="dxa"/>
+              <w:left w:w="120" w:type="dxa"/>
+              <w:bottom w:w="80" w:type="dxa"/>
+              <w:right w:w="120" w:type="dxa"/>
+            </w:tcMar>
+            <w:vAlign w:val="center"/>
+          </w:tcPr>
+          <w:p>
+            <w:pPr>
+              <w:spacing w:line="240" w:lineRule="auto"/>
+              <w:ind w:firstLine="0"/>
+              <w:jc w:val="left"/>
+            </w:pPr>
+            <w:r>
+              <w:rPr>
+                <w:sz w:val="19"/>
+              </w:rPr>
+              <w:lastRenderedPageBreak/>
               <w:t>status</w:t>
             </w:r>
           </w:p>
@@ -5754,12 +9054,14 @@
               <w:ind w:firstLine="0"/>
               <w:jc w:val="left"/>
             </w:pPr>
+            <w:proofErr w:type="spellStart"/>
             <w:r>
               <w:rPr>
                 <w:sz w:val="19"/>
               </w:rPr>
               <w:t>measured_at</w:t>
             </w:r>
+            <w:proofErr w:type="spellEnd"/>
           </w:p>
         </w:tc>
         <w:tc>
@@ -6092,48 +9394,32 @@
       <w:pPr>
         <w:pStyle w:val="21"/>
       </w:pPr>
-      <w:r>
-        <w:rPr>
-          <w:rFonts w:ascii="Times New Roman" w:eastAsia="Times New Roman" w:hAnsi="Times New Roman"/>
-        </w:rPr>
+      <w:bookmarkStart w:id="13" w:name="_Toc231163242"/>
+      <w:r>
         <w:lastRenderedPageBreak/>
-        <w:t>2.3. ER-</w:t>
+        <w:t>3.3. ER-</w:t>
       </w:r>
       <w:proofErr w:type="spellStart"/>
       <w:r>
-        <w:rPr>
-          <w:rFonts w:ascii="Times New Roman" w:eastAsia="Times New Roman" w:hAnsi="Times New Roman"/>
-        </w:rPr>
         <w:t>диаграмма</w:t>
       </w:r>
       <w:proofErr w:type="spellEnd"/>
       <w:r>
-        <w:rPr>
-          <w:rFonts w:ascii="Times New Roman" w:eastAsia="Times New Roman" w:hAnsi="Times New Roman"/>
-        </w:rPr>
         <w:t xml:space="preserve"> </w:t>
       </w:r>
       <w:proofErr w:type="spellStart"/>
       <w:r>
-        <w:rPr>
-          <w:rFonts w:ascii="Times New Roman" w:eastAsia="Times New Roman" w:hAnsi="Times New Roman"/>
-        </w:rPr>
         <w:t>базы</w:t>
       </w:r>
       <w:proofErr w:type="spellEnd"/>
       <w:r>
-        <w:rPr>
-          <w:rFonts w:ascii="Times New Roman" w:eastAsia="Times New Roman" w:hAnsi="Times New Roman"/>
-        </w:rPr>
         <w:t xml:space="preserve"> </w:t>
       </w:r>
       <w:proofErr w:type="spellStart"/>
       <w:r>
-        <w:rPr>
-          <w:rFonts w:ascii="Times New Roman" w:eastAsia="Times New Roman" w:hAnsi="Times New Roman"/>
-        </w:rPr>
         <w:t>данных</w:t>
       </w:r>
+      <w:bookmarkEnd w:id="13"/>
       <w:proofErr w:type="spellEnd"/>
     </w:p>
     <w:p>
@@ -6147,10 +9433,10 @@
           <w:noProof/>
         </w:rPr>
         <w:drawing>
-          <wp:inline distT="0" distB="0" distL="0" distR="0" wp14:anchorId="53391A54" wp14:editId="50B3FC5B">
-            <wp:extent cx="5760000" cy="3298909"/>
-            <wp:effectExtent l="0" t="0" r="0" b="0"/>
-            <wp:docPr id="1" name="Picture 1"/>
+          <wp:inline distT="0" distB="0" distL="0" distR="0" wp14:anchorId="3557EB44" wp14:editId="01A9E743">
+            <wp:extent cx="5940425" cy="2825750"/>
+            <wp:effectExtent l="0" t="0" r="3175" b="0"/>
+            <wp:docPr id="1345719092" name="Рисунок 2"/>
             <wp:cNvGraphicFramePr>
               <a:graphicFrameLocks xmlns:a="http://schemas.openxmlformats.org/drawingml/2006/main" noChangeAspect="1"/>
             </wp:cNvGraphicFramePr>
@@ -6158,23 +9444,36 @@
               <a:graphicData uri="http://schemas.openxmlformats.org/drawingml/2006/picture">
                 <pic:pic xmlns:pic="http://schemas.openxmlformats.org/drawingml/2006/picture">
                   <pic:nvPicPr>
-                    <pic:cNvPr id="0" name="fig01_er_diagram.png"/>
-                    <pic:cNvPicPr/>
+                    <pic:cNvPr id="0" name="Picture 2"/>
+                    <pic:cNvPicPr>
+                      <a:picLocks noChangeAspect="1" noChangeArrowheads="1"/>
+                    </pic:cNvPicPr>
                   </pic:nvPicPr>
                   <pic:blipFill>
-                    <a:blip r:embed="rId8"/>
+                    <a:blip r:embed="rId8">
+                      <a:extLst>
+                        <a:ext uri="{28A0092B-C50C-407E-A947-70E740481C1C}">
+                          <a14:useLocalDpi xmlns:a14="http://schemas.microsoft.com/office/drawing/2010/main" val="0"/>
+                        </a:ext>
+                      </a:extLst>
+                    </a:blip>
+                    <a:srcRect/>
                     <a:stretch>
                       <a:fillRect/>
                     </a:stretch>
                   </pic:blipFill>
-                  <pic:spPr>
+                  <pic:spPr bwMode="auto">
                     <a:xfrm>
                       <a:off x="0" y="0"/>
-                      <a:ext cx="5760000" cy="3298909"/>
+                      <a:ext cx="5940425" cy="2825750"/>
                     </a:xfrm>
                     <a:prstGeom prst="rect">
                       <a:avLst/>
                     </a:prstGeom>
+                    <a:noFill/>
+                    <a:ln>
+                      <a:noFill/>
+                    </a:ln>
                   </pic:spPr>
                 </pic:pic>
               </a:graphicData>
@@ -6367,6 +9666,403 @@
     <w:p>
       <w:pPr>
         <w:pStyle w:val="21"/>
+      </w:pPr>
+      <w:bookmarkStart w:id="14" w:name="_Toc231163243"/>
+      <w:r>
+        <w:t>3.4. Нормализация базы данных до третьей нормальной формы</w:t>
+      </w:r>
+      <w:bookmarkEnd w:id="14"/>
+    </w:p>
+    <w:p>
+      <w:pPr>
+        <w:rPr>
+          <w:lang w:val="ru-RU"/>
+        </w:rPr>
+      </w:pPr>
+      <w:r>
+        <w:rPr>
+          <w:lang w:val="ru-RU"/>
+        </w:rPr>
+        <w:t xml:space="preserve">Первая нормальная форма обеспечивается тем, что каждое поле содержит атомарное значение, а повторяющиеся группы </w:t>
+      </w:r>
+      <w:r>
+        <w:t>CSV</w:t>
+      </w:r>
+      <w:r>
+        <w:rPr>
+          <w:lang w:val="ru-RU"/>
+        </w:rPr>
+        <w:t xml:space="preserve">-столбцов преобразуются в строки </w:t>
+      </w:r>
+      <w:r>
+        <w:t>measurements</w:t>
+      </w:r>
+      <w:r>
+        <w:rPr>
+          <w:lang w:val="ru-RU"/>
+        </w:rPr>
+        <w:t>. Вторая нормальная форма соблюдается за счет простых первичных ключей: неключевые атрибуты зависят от ключа своей таблицы. Третья нормальная форма соблюдается, потому что названия полигонов, типов показателей и единиц измерения вынесены в справочники и не дублируются в таблице измерений.</w:t>
+      </w:r>
+    </w:p>
+    <w:p>
+      <w:pPr>
+        <w:pStyle w:val="21"/>
+      </w:pPr>
+      <w:bookmarkStart w:id="15" w:name="_Toc231163244"/>
+      <w:r>
+        <w:lastRenderedPageBreak/>
+        <w:t>3.5. Индексы для ускорения фильтрации и построения графиков</w:t>
+      </w:r>
+      <w:bookmarkEnd w:id="15"/>
+    </w:p>
+    <w:p>
+      <w:pPr>
+        <w:rPr>
+          <w:lang w:val="ru-RU"/>
+        </w:rPr>
+      </w:pPr>
+      <w:r>
+        <w:rPr>
+          <w:lang w:val="ru-RU"/>
+        </w:rPr>
+        <w:t xml:space="preserve">Таблица </w:t>
+      </w:r>
+      <w:r>
+        <w:rPr>
+          <w:lang w:val="ru-RU"/>
+        </w:rPr>
+        <w:t>measurements</w:t>
+      </w:r>
+      <w:r>
+        <w:rPr>
+          <w:lang w:val="ru-RU"/>
+        </w:rPr>
+        <w:t xml:space="preserve"> является наиболее крупной таблицей, поэтому в модели заданы составные индексы для основных сценариев выборки. Индекс </w:t>
+      </w:r>
+      <w:proofErr w:type="spellStart"/>
+      <w:r>
+        <w:rPr>
+          <w:lang w:val="ru-RU"/>
+        </w:rPr>
+        <w:t>idx</w:t>
+      </w:r>
+      <w:proofErr w:type="spellEnd"/>
+      <w:r>
+        <w:rPr>
+          <w:lang w:val="ru-RU"/>
+        </w:rPr>
+        <w:t>_</w:t>
+      </w:r>
+      <w:r>
+        <w:rPr>
+          <w:lang w:val="ru-RU"/>
+        </w:rPr>
+        <w:t>measurements</w:t>
+      </w:r>
+      <w:r>
+        <w:rPr>
+          <w:lang w:val="ru-RU"/>
+        </w:rPr>
+        <w:t>_</w:t>
+      </w:r>
+      <w:r>
+        <w:rPr>
+          <w:lang w:val="ru-RU"/>
+        </w:rPr>
+        <w:t>polygon</w:t>
+      </w:r>
+      <w:r>
+        <w:rPr>
+          <w:lang w:val="ru-RU"/>
+        </w:rPr>
+        <w:t>_</w:t>
+      </w:r>
+      <w:r>
+        <w:rPr>
+          <w:lang w:val="ru-RU"/>
+        </w:rPr>
+        <w:t>sensor</w:t>
+      </w:r>
+      <w:r>
+        <w:rPr>
+          <w:lang w:val="ru-RU"/>
+        </w:rPr>
+        <w:t>_</w:t>
+      </w:r>
+      <w:r>
+        <w:rPr>
+          <w:lang w:val="ru-RU"/>
+        </w:rPr>
+        <w:t>time</w:t>
+      </w:r>
+      <w:r>
+        <w:rPr>
+          <w:lang w:val="ru-RU"/>
+        </w:rPr>
+        <w:t xml:space="preserve"> используется при фильтрации по полигону, типу показателя и периоду. Индекс </w:t>
+      </w:r>
+      <w:proofErr w:type="spellStart"/>
+      <w:r>
+        <w:rPr>
+          <w:lang w:val="ru-RU"/>
+        </w:rPr>
+        <w:t>idx</w:t>
+      </w:r>
+      <w:proofErr w:type="spellEnd"/>
+      <w:r>
+        <w:rPr>
+          <w:lang w:val="ru-RU"/>
+        </w:rPr>
+        <w:t>_</w:t>
+      </w:r>
+      <w:r>
+        <w:rPr>
+          <w:lang w:val="ru-RU"/>
+        </w:rPr>
+        <w:t>measurements</w:t>
+      </w:r>
+      <w:r>
+        <w:rPr>
+          <w:lang w:val="ru-RU"/>
+        </w:rPr>
+        <w:t>_</w:t>
+      </w:r>
+      <w:r>
+        <w:rPr>
+          <w:lang w:val="ru-RU"/>
+        </w:rPr>
+        <w:t>sensor</w:t>
+      </w:r>
+      <w:r>
+        <w:rPr>
+          <w:lang w:val="ru-RU"/>
+        </w:rPr>
+        <w:t>_</w:t>
+      </w:r>
+      <w:r>
+        <w:rPr>
+          <w:lang w:val="ru-RU"/>
+        </w:rPr>
+        <w:t>time</w:t>
+      </w:r>
+      <w:r>
+        <w:rPr>
+          <w:lang w:val="ru-RU"/>
+        </w:rPr>
+        <w:t>_</w:t>
+      </w:r>
+      <w:r>
+        <w:rPr>
+          <w:lang w:val="ru-RU"/>
+        </w:rPr>
+        <w:t>polygon</w:t>
+      </w:r>
+      <w:r>
+        <w:rPr>
+          <w:lang w:val="ru-RU"/>
+        </w:rPr>
+        <w:t xml:space="preserve"> полезен при сравнении одного показателя на нескольких полигонах. Индекс </w:t>
+      </w:r>
+      <w:proofErr w:type="spellStart"/>
+      <w:r>
+        <w:rPr>
+          <w:lang w:val="ru-RU"/>
+        </w:rPr>
+        <w:t>idx</w:t>
+      </w:r>
+      <w:proofErr w:type="spellEnd"/>
+      <w:r>
+        <w:rPr>
+          <w:lang w:val="ru-RU"/>
+        </w:rPr>
+        <w:t>_</w:t>
+      </w:r>
+      <w:r>
+        <w:rPr>
+          <w:lang w:val="ru-RU"/>
+        </w:rPr>
+        <w:t>measurements</w:t>
+      </w:r>
+      <w:r>
+        <w:rPr>
+          <w:lang w:val="ru-RU"/>
+        </w:rPr>
+        <w:t>_</w:t>
+      </w:r>
+      <w:r>
+        <w:rPr>
+          <w:lang w:val="ru-RU"/>
+        </w:rPr>
+        <w:t>time</w:t>
+      </w:r>
+      <w:r>
+        <w:rPr>
+          <w:lang w:val="ru-RU"/>
+        </w:rPr>
+        <w:t xml:space="preserve"> ускоряет выборки по периоду, а </w:t>
+      </w:r>
+      <w:proofErr w:type="spellStart"/>
+      <w:r>
+        <w:rPr>
+          <w:lang w:val="ru-RU"/>
+        </w:rPr>
+        <w:t>idx</w:t>
+      </w:r>
+      <w:proofErr w:type="spellEnd"/>
+      <w:r>
+        <w:rPr>
+          <w:lang w:val="ru-RU"/>
+        </w:rPr>
+        <w:t>_</w:t>
+      </w:r>
+      <w:r>
+        <w:rPr>
+          <w:lang w:val="ru-RU"/>
+        </w:rPr>
+        <w:t>measurements</w:t>
+      </w:r>
+      <w:r>
+        <w:rPr>
+          <w:lang w:val="ru-RU"/>
+        </w:rPr>
+        <w:t>_</w:t>
+      </w:r>
+      <w:r>
+        <w:rPr>
+          <w:lang w:val="ru-RU"/>
+        </w:rPr>
+        <w:t>import</w:t>
+      </w:r>
+      <w:r>
+        <w:rPr>
+          <w:lang w:val="ru-RU"/>
+        </w:rPr>
+        <w:t>_</w:t>
+      </w:r>
+      <w:r>
+        <w:rPr>
+          <w:lang w:val="ru-RU"/>
+        </w:rPr>
+        <w:t>file</w:t>
+      </w:r>
+      <w:r>
+        <w:rPr>
+          <w:lang w:val="ru-RU"/>
+        </w:rPr>
+        <w:t xml:space="preserve"> используется при фильтрации по файлу импорта.</w:t>
+      </w:r>
+    </w:p>
+    <w:p>
+      <w:pPr>
+        <w:rPr>
+          <w:lang w:val="ru-RU"/>
+        </w:rPr>
+      </w:pPr>
+      <w:r>
+        <w:rPr>
+          <w:lang w:val="ru-RU"/>
+        </w:rPr>
+        <w:t xml:space="preserve">Для журнала загрузок задан индекс </w:t>
+      </w:r>
+      <w:proofErr w:type="spellStart"/>
+      <w:r>
+        <w:rPr>
+          <w:lang w:val="ru-RU"/>
+        </w:rPr>
+        <w:t>idx</w:t>
+      </w:r>
+      <w:proofErr w:type="spellEnd"/>
+      <w:r>
+        <w:rPr>
+          <w:lang w:val="ru-RU"/>
+        </w:rPr>
+        <w:t>_</w:t>
+      </w:r>
+      <w:r>
+        <w:rPr>
+          <w:lang w:val="ru-RU"/>
+        </w:rPr>
+        <w:t>import</w:t>
+      </w:r>
+      <w:r>
+        <w:rPr>
+          <w:lang w:val="ru-RU"/>
+        </w:rPr>
+        <w:t>_</w:t>
+      </w:r>
+      <w:r>
+        <w:rPr>
+          <w:lang w:val="ru-RU"/>
+        </w:rPr>
+        <w:t>files</w:t>
+      </w:r>
+      <w:r>
+        <w:rPr>
+          <w:lang w:val="ru-RU"/>
+        </w:rPr>
+        <w:t>_</w:t>
+      </w:r>
+      <w:r>
+        <w:rPr>
+          <w:lang w:val="ru-RU"/>
+        </w:rPr>
+        <w:t>polygon</w:t>
+      </w:r>
+      <w:r>
+        <w:rPr>
+          <w:lang w:val="ru-RU"/>
+        </w:rPr>
+        <w:t>_</w:t>
+      </w:r>
+      <w:r>
+        <w:rPr>
+          <w:lang w:val="ru-RU"/>
+        </w:rPr>
+        <w:t>uploaded</w:t>
+      </w:r>
+      <w:r>
+        <w:rPr>
+          <w:lang w:val="ru-RU"/>
+        </w:rPr>
+        <w:t xml:space="preserve">, который ускоряет просмотр импортов по полигону и дате загрузки. Для справочника загрузивших используется индекс по фамилии, так как при импорте система ищет существующую запись по </w:t>
+      </w:r>
+      <w:proofErr w:type="spellStart"/>
+      <w:r>
+        <w:rPr>
+          <w:lang w:val="ru-RU"/>
+        </w:rPr>
+        <w:t>last</w:t>
+      </w:r>
+      <w:r>
+        <w:rPr>
+          <w:lang w:val="ru-RU"/>
+        </w:rPr>
+        <w:t>_</w:t>
+      </w:r>
+      <w:r>
+        <w:rPr>
+          <w:lang w:val="ru-RU"/>
+        </w:rPr>
+        <w:t>name</w:t>
+      </w:r>
+      <w:proofErr w:type="spellEnd"/>
+      <w:r>
+        <w:rPr>
+          <w:lang w:val="ru-RU"/>
+        </w:rPr>
+        <w:t>.</w:t>
+      </w:r>
+      <w:bookmarkStart w:id="16" w:name="_Toc231163245"/>
+      <w:r>
+        <w:rPr>
+          <w:lang w:val="ru-RU"/>
+        </w:rPr>
+        <w:br w:type="page"/>
+      </w:r>
+    </w:p>
+    <w:p>
+      <w:pPr>
+        <w:pStyle w:val="1"/>
         <w:rPr>
           <w:lang w:val="ru-RU"/>
         </w:rPr>
@@ -6376,20 +10072,101 @@
           <w:rFonts w:ascii="Times New Roman" w:eastAsia="Times New Roman" w:hAnsi="Times New Roman"/>
           <w:lang w:val="ru-RU"/>
         </w:rPr>
-        <w:t>2.4. Нормализация базы данных до третьей нормальной формы</w:t>
-      </w:r>
-    </w:p>
-    <w:p>
-      <w:pPr>
-        <w:rPr>
-          <w:lang w:val="ru-RU"/>
-        </w:rPr>
-      </w:pPr>
-      <w:r>
-        <w:rPr>
-          <w:lang w:val="ru-RU"/>
-        </w:rPr>
-        <w:t xml:space="preserve">Первая нормальная форма обеспечивается тем, что каждое поле содержит атомарное значение, а повторяющиеся группы </w:t>
+        <w:lastRenderedPageBreak/>
+        <w:t>4. Серверная часть и работа с базой данных</w:t>
+      </w:r>
+      <w:bookmarkEnd w:id="16"/>
+    </w:p>
+    <w:p>
+      <w:pPr>
+        <w:pStyle w:val="21"/>
+      </w:pPr>
+      <w:bookmarkStart w:id="17" w:name="_Toc231163246"/>
+      <w:r>
+        <w:t>4.1. Общая роль серверной части</w:t>
+      </w:r>
+      <w:bookmarkEnd w:id="17"/>
+    </w:p>
+    <w:p>
+      <w:pPr>
+        <w:rPr>
+          <w:lang w:val="ru-RU"/>
+        </w:rPr>
+      </w:pPr>
+      <w:r>
+        <w:rPr>
+          <w:lang w:val="ru-RU"/>
+        </w:rPr>
+        <w:t xml:space="preserve">Серверная часть реализована на </w:t>
+      </w:r>
+      <w:proofErr w:type="spellStart"/>
+      <w:r>
+        <w:t>FastAPI</w:t>
+      </w:r>
+      <w:proofErr w:type="spellEnd"/>
+      <w:r>
+        <w:rPr>
+          <w:lang w:val="ru-RU"/>
+        </w:rPr>
+        <w:t xml:space="preserve">. Она принимает </w:t>
+      </w:r>
+      <w:r>
+        <w:t>HTTP</w:t>
+      </w:r>
+      <w:r>
+        <w:rPr>
+          <w:lang w:val="ru-RU"/>
+        </w:rPr>
+        <w:t xml:space="preserve">-запросы от </w:t>
+      </w:r>
+      <w:r>
+        <w:t>frontend</w:t>
+      </w:r>
+      <w:r>
+        <w:rPr>
+          <w:lang w:val="ru-RU"/>
+        </w:rPr>
+        <w:t xml:space="preserve">, проверяет входные данные через </w:t>
+      </w:r>
+      <w:proofErr w:type="spellStart"/>
+      <w:r>
+        <w:t>Pydantic</w:t>
+      </w:r>
+      <w:proofErr w:type="spellEnd"/>
+      <w:r>
+        <w:rPr>
+          <w:lang w:val="ru-RU"/>
+        </w:rPr>
+        <w:t xml:space="preserve">-схемы, выполняет операции через </w:t>
+      </w:r>
+      <w:proofErr w:type="spellStart"/>
+      <w:r>
+        <w:t>SQLAlchemy</w:t>
+      </w:r>
+      <w:proofErr w:type="spellEnd"/>
+      <w:r>
+        <w:rPr>
+          <w:lang w:val="ru-RU"/>
+        </w:rPr>
+        <w:t xml:space="preserve"> </w:t>
+      </w:r>
+      <w:r>
+        <w:t>ORM</w:t>
+      </w:r>
+      <w:r>
+        <w:rPr>
+          <w:lang w:val="ru-RU"/>
+        </w:rPr>
+        <w:t xml:space="preserve"> и возвращает </w:t>
+      </w:r>
+      <w:r>
+        <w:t>JSON</w:t>
+      </w:r>
+      <w:r>
+        <w:rPr>
+          <w:lang w:val="ru-RU"/>
+        </w:rPr>
+        <w:t xml:space="preserve">-ответы. Основные группы маршрутов: справочники, импорт </w:t>
       </w:r>
       <w:r>
         <w:t>CSV</w:t>
@@ -6398,38 +10175,173 @@
         <w:rPr>
           <w:lang w:val="ru-RU"/>
         </w:rPr>
-        <w:t xml:space="preserve">-столбцов преобразуются в строки </w:t>
-      </w:r>
-      <w:r>
-        <w:t>measurements</w:t>
-      </w:r>
-      <w:r>
-        <w:rPr>
-          <w:lang w:val="ru-RU"/>
-        </w:rPr>
-        <w:t xml:space="preserve">. Вторая нормальная форма соблюдается за счет простых первичных ключей: неключевые атрибуты зависят от ключа своей таблицы. Третья нормальная форма соблюдается, </w:t>
-      </w:r>
-      <w:r>
-        <w:rPr>
-          <w:lang w:val="ru-RU"/>
-        </w:rPr>
-        <w:lastRenderedPageBreak/>
-        <w:t>потому что названия полигонов, типов показателей и единиц измерения вынесены в справочники и не дублируются в таблице измерений.</w:t>
+        <w:t xml:space="preserve">, измерения, графики, </w:t>
+      </w:r>
+      <w:r>
+        <w:t>Dashboard</w:t>
+      </w:r>
+      <w:r>
+        <w:rPr>
+          <w:lang w:val="ru-RU"/>
+        </w:rPr>
+        <w:t xml:space="preserve"> и </w:t>
+      </w:r>
+      <w:r>
+        <w:t>health</w:t>
+      </w:r>
+      <w:r>
+        <w:rPr>
+          <w:lang w:val="ru-RU"/>
+        </w:rPr>
+        <w:t>-</w:t>
+      </w:r>
+      <w:r>
+        <w:t>check</w:t>
+      </w:r>
+      <w:r>
+        <w:rPr>
+          <w:lang w:val="ru-RU"/>
+        </w:rPr>
+        <w:t>.</w:t>
+      </w:r>
+    </w:p>
+    <w:p>
+      <w:pPr>
+        <w:rPr>
+          <w:lang w:val="ru-RU"/>
+        </w:rPr>
+      </w:pPr>
+      <w:r>
+        <w:rPr>
+          <w:lang w:val="ru-RU"/>
+        </w:rPr>
+        <w:t>Слой сервисов содержит бизнес-логику работы с базой данных. Например, сервис ручного добавления измерения проверяет существование полигона и типа показателя, получает единицу измерения из выбранного типа и сохраняет запись. Сервис справочников перед удалением считает связанные записи и блокирует операцию, если удаление нарушило бы целостность.</w:t>
       </w:r>
     </w:p>
     <w:p>
       <w:pPr>
         <w:pStyle w:val="21"/>
-        <w:rPr>
-          <w:lang w:val="ru-RU"/>
-        </w:rPr>
-      </w:pPr>
-      <w:r>
-        <w:rPr>
-          <w:rFonts w:ascii="Times New Roman" w:eastAsia="Times New Roman" w:hAnsi="Times New Roman"/>
-          <w:lang w:val="ru-RU"/>
-        </w:rPr>
-        <w:t>2.5. Индексы для ускорения фильтрации и построения графиков</w:t>
+      </w:pPr>
+      <w:bookmarkStart w:id="18" w:name="_Toc231163247"/>
+      <w:r>
+        <w:t>4.2. Подключение backend к MySQL</w:t>
+      </w:r>
+      <w:bookmarkEnd w:id="18"/>
+    </w:p>
+    <w:p>
+      <w:pPr>
+        <w:rPr>
+          <w:lang w:val="ru-RU"/>
+        </w:rPr>
+      </w:pPr>
+      <w:r>
+        <w:rPr>
+          <w:lang w:val="ru-RU"/>
+        </w:rPr>
+        <w:t xml:space="preserve">Подключение к </w:t>
+      </w:r>
+      <w:r>
+        <w:t>MySQL</w:t>
+      </w:r>
+      <w:r>
+        <w:rPr>
+          <w:lang w:val="ru-RU"/>
+        </w:rPr>
+        <w:t xml:space="preserve"> формируется в </w:t>
+      </w:r>
+      <w:r>
+        <w:t>backend</w:t>
+      </w:r>
+      <w:r>
+        <w:rPr>
+          <w:lang w:val="ru-RU"/>
+        </w:rPr>
+        <w:t>/</w:t>
+      </w:r>
+      <w:r>
+        <w:t>app</w:t>
+      </w:r>
+      <w:r>
+        <w:rPr>
+          <w:lang w:val="ru-RU"/>
+        </w:rPr>
+        <w:t>/</w:t>
+      </w:r>
+      <w:r>
+        <w:t>core</w:t>
+      </w:r>
+      <w:r>
+        <w:rPr>
+          <w:lang w:val="ru-RU"/>
+        </w:rPr>
+        <w:t>/</w:t>
+      </w:r>
+      <w:r>
+        <w:t>config</w:t>
+      </w:r>
+      <w:r>
+        <w:rPr>
+          <w:lang w:val="ru-RU"/>
+        </w:rPr>
+        <w:t>.</w:t>
+      </w:r>
+      <w:proofErr w:type="spellStart"/>
+      <w:r>
+        <w:t>py</w:t>
+      </w:r>
+      <w:proofErr w:type="spellEnd"/>
+      <w:r>
+        <w:rPr>
+          <w:lang w:val="ru-RU"/>
+        </w:rPr>
+        <w:t xml:space="preserve">, а </w:t>
+      </w:r>
+      <w:r>
+        <w:t>engine</w:t>
+      </w:r>
+      <w:r>
+        <w:rPr>
+          <w:lang w:val="ru-RU"/>
+        </w:rPr>
+        <w:t xml:space="preserve"> и сессии создаются в </w:t>
+      </w:r>
+      <w:r>
+        <w:t>backend</w:t>
+      </w:r>
+      <w:r>
+        <w:rPr>
+          <w:lang w:val="ru-RU"/>
+        </w:rPr>
+        <w:t>/</w:t>
+      </w:r>
+      <w:r>
+        <w:t>app</w:t>
+      </w:r>
+      <w:r>
+        <w:rPr>
+          <w:lang w:val="ru-RU"/>
+        </w:rPr>
+        <w:t>/</w:t>
+      </w:r>
+      <w:r>
+        <w:t>database</w:t>
+      </w:r>
+      <w:r>
+        <w:rPr>
+          <w:lang w:val="ru-RU"/>
+        </w:rPr>
+        <w:t>.</w:t>
+      </w:r>
+      <w:proofErr w:type="spellStart"/>
+      <w:r>
+        <w:t>py</w:t>
+      </w:r>
+      <w:proofErr w:type="spellEnd"/>
+      <w:r>
+        <w:rPr>
+          <w:lang w:val="ru-RU"/>
+        </w:rPr>
+        <w:t>.</w:t>
       </w:r>
     </w:p>
     <w:p>
@@ -6445,582 +10357,6 @@
         <w:rPr>
           <w:lang w:val="ru-RU"/>
         </w:rPr>
-        <w:t xml:space="preserve">Таблица </w:t>
-      </w:r>
-      <w:r>
-        <w:t>measurements</w:t>
-      </w:r>
-      <w:r>
-        <w:rPr>
-          <w:lang w:val="ru-RU"/>
-        </w:rPr>
-        <w:t xml:space="preserve"> является наиболее крупной таблицей, поэтому в модели заданы составные индексы для основных сценариев выборки. Индекс </w:t>
-      </w:r>
-      <w:proofErr w:type="spellStart"/>
-      <w:r>
-        <w:t>idx</w:t>
-      </w:r>
-      <w:proofErr w:type="spellEnd"/>
-      <w:r>
-        <w:rPr>
-          <w:lang w:val="ru-RU"/>
-        </w:rPr>
-        <w:t>_</w:t>
-      </w:r>
-      <w:r>
-        <w:t>measurements</w:t>
-      </w:r>
-      <w:r>
-        <w:rPr>
-          <w:lang w:val="ru-RU"/>
-        </w:rPr>
-        <w:t>_</w:t>
-      </w:r>
-      <w:r>
-        <w:t>polygon</w:t>
-      </w:r>
-      <w:r>
-        <w:rPr>
-          <w:lang w:val="ru-RU"/>
-        </w:rPr>
-        <w:t>_</w:t>
-      </w:r>
-      <w:r>
-        <w:t>sensor</w:t>
-      </w:r>
-      <w:r>
-        <w:rPr>
-          <w:lang w:val="ru-RU"/>
-        </w:rPr>
-        <w:t>_</w:t>
-      </w:r>
-      <w:r>
-        <w:t>time</w:t>
-      </w:r>
-      <w:r>
-        <w:rPr>
-          <w:lang w:val="ru-RU"/>
-        </w:rPr>
-        <w:t xml:space="preserve"> используется при фильтрации по полигону, типу показателя и периоду. Индекс </w:t>
-      </w:r>
-      <w:proofErr w:type="spellStart"/>
-      <w:r>
-        <w:t>idx</w:t>
-      </w:r>
-      <w:proofErr w:type="spellEnd"/>
-      <w:r>
-        <w:rPr>
-          <w:lang w:val="ru-RU"/>
-        </w:rPr>
-        <w:t>_</w:t>
-      </w:r>
-      <w:r>
-        <w:t>measurements</w:t>
-      </w:r>
-      <w:r>
-        <w:rPr>
-          <w:lang w:val="ru-RU"/>
-        </w:rPr>
-        <w:t>_</w:t>
-      </w:r>
-      <w:r>
-        <w:t>sensor</w:t>
-      </w:r>
-      <w:r>
-        <w:rPr>
-          <w:lang w:val="ru-RU"/>
-        </w:rPr>
-        <w:t>_</w:t>
-      </w:r>
-      <w:r>
-        <w:t>time</w:t>
-      </w:r>
-      <w:r>
-        <w:rPr>
-          <w:lang w:val="ru-RU"/>
-        </w:rPr>
-        <w:t>_</w:t>
-      </w:r>
-      <w:r>
-        <w:t>polygon</w:t>
-      </w:r>
-      <w:r>
-        <w:rPr>
-          <w:lang w:val="ru-RU"/>
-        </w:rPr>
-        <w:t xml:space="preserve"> полезен при сравнении одного показателя на нескольких полигонах. Индекс </w:t>
-      </w:r>
-      <w:proofErr w:type="spellStart"/>
-      <w:r>
-        <w:t>idx</w:t>
-      </w:r>
-      <w:proofErr w:type="spellEnd"/>
-      <w:r>
-        <w:rPr>
-          <w:lang w:val="ru-RU"/>
-        </w:rPr>
-        <w:t>_</w:t>
-      </w:r>
-      <w:r>
-        <w:t>measurements</w:t>
-      </w:r>
-      <w:r>
-        <w:rPr>
-          <w:lang w:val="ru-RU"/>
-        </w:rPr>
-        <w:t>_</w:t>
-      </w:r>
-      <w:r>
-        <w:t>time</w:t>
-      </w:r>
-      <w:r>
-        <w:rPr>
-          <w:lang w:val="ru-RU"/>
-        </w:rPr>
-        <w:t xml:space="preserve"> ускоряет выборки по периоду, а </w:t>
-      </w:r>
-      <w:proofErr w:type="spellStart"/>
-      <w:r>
-        <w:t>idx</w:t>
-      </w:r>
-      <w:proofErr w:type="spellEnd"/>
-      <w:r>
-        <w:rPr>
-          <w:lang w:val="ru-RU"/>
-        </w:rPr>
-        <w:t>_</w:t>
-      </w:r>
-      <w:r>
-        <w:t>measurements</w:t>
-      </w:r>
-      <w:r>
-        <w:rPr>
-          <w:lang w:val="ru-RU"/>
-        </w:rPr>
-        <w:t>_</w:t>
-      </w:r>
-      <w:r>
-        <w:t>import</w:t>
-      </w:r>
-      <w:r>
-        <w:rPr>
-          <w:lang w:val="ru-RU"/>
-        </w:rPr>
-        <w:t>_</w:t>
-      </w:r>
-      <w:r>
-        <w:t>file</w:t>
-      </w:r>
-      <w:r>
-        <w:rPr>
-          <w:lang w:val="ru-RU"/>
-        </w:rPr>
-        <w:t xml:space="preserve"> используется при фильтрации по файлу импорта.</w:t>
-      </w:r>
-    </w:p>
-    <w:p>
-      <w:pPr>
-        <w:rPr>
-          <w:lang w:val="ru-RU"/>
-        </w:rPr>
-      </w:pPr>
-      <w:r>
-        <w:rPr>
-          <w:lang w:val="ru-RU"/>
-        </w:rPr>
-        <w:t xml:space="preserve">Для журнала загрузок задан индекс </w:t>
-      </w:r>
-      <w:proofErr w:type="spellStart"/>
-      <w:r>
-        <w:t>idx</w:t>
-      </w:r>
-      <w:proofErr w:type="spellEnd"/>
-      <w:r>
-        <w:rPr>
-          <w:lang w:val="ru-RU"/>
-        </w:rPr>
-        <w:t>_</w:t>
-      </w:r>
-      <w:r>
-        <w:t>import</w:t>
-      </w:r>
-      <w:r>
-        <w:rPr>
-          <w:lang w:val="ru-RU"/>
-        </w:rPr>
-        <w:t>_</w:t>
-      </w:r>
-      <w:r>
-        <w:t>files</w:t>
-      </w:r>
-      <w:r>
-        <w:rPr>
-          <w:lang w:val="ru-RU"/>
-        </w:rPr>
-        <w:t>_</w:t>
-      </w:r>
-      <w:r>
-        <w:t>polygon</w:t>
-      </w:r>
-      <w:r>
-        <w:rPr>
-          <w:lang w:val="ru-RU"/>
-        </w:rPr>
-        <w:t>_</w:t>
-      </w:r>
-      <w:r>
-        <w:t>uploaded</w:t>
-      </w:r>
-      <w:r>
-        <w:rPr>
-          <w:lang w:val="ru-RU"/>
-        </w:rPr>
-        <w:t xml:space="preserve">, который ускоряет просмотр импортов по полигону и дате загрузки. Для справочника загрузивших используется индекс по фамилии, так как при импорте система ищет существующую запись по </w:t>
-      </w:r>
-      <w:r>
-        <w:t>last</w:t>
-      </w:r>
-      <w:r>
-        <w:rPr>
-          <w:lang w:val="ru-RU"/>
-        </w:rPr>
-        <w:t>_</w:t>
-      </w:r>
-      <w:r>
-        <w:t>name</w:t>
-      </w:r>
-      <w:r>
-        <w:rPr>
-          <w:lang w:val="ru-RU"/>
-        </w:rPr>
-        <w:t>.</w:t>
-      </w:r>
-    </w:p>
-    <w:p>
-      <w:pPr>
-        <w:pStyle w:val="1"/>
-        <w:rPr>
-          <w:lang w:val="ru-RU"/>
-        </w:rPr>
-      </w:pPr>
-      <w:r>
-        <w:rPr>
-          <w:rFonts w:ascii="Times New Roman" w:eastAsia="Times New Roman" w:hAnsi="Times New Roman"/>
-          <w:lang w:val="ru-RU"/>
-        </w:rPr>
-        <w:t>3. Серверная часть и работа с базой данных</w:t>
-      </w:r>
-    </w:p>
-    <w:p>
-      <w:pPr>
-        <w:pStyle w:val="21"/>
-        <w:rPr>
-          <w:lang w:val="ru-RU"/>
-        </w:rPr>
-      </w:pPr>
-      <w:r>
-        <w:rPr>
-          <w:rFonts w:ascii="Times New Roman" w:eastAsia="Times New Roman" w:hAnsi="Times New Roman"/>
-          <w:lang w:val="ru-RU"/>
-        </w:rPr>
-        <w:t>3.1. Общая роль серверной части</w:t>
-      </w:r>
-    </w:p>
-    <w:p>
-      <w:pPr>
-        <w:rPr>
-          <w:lang w:val="ru-RU"/>
-        </w:rPr>
-      </w:pPr>
-      <w:r>
-        <w:rPr>
-          <w:lang w:val="ru-RU"/>
-        </w:rPr>
-        <w:t xml:space="preserve">Серверная часть реализована на </w:t>
-      </w:r>
-      <w:proofErr w:type="spellStart"/>
-      <w:r>
-        <w:t>FastAPI</w:t>
-      </w:r>
-      <w:proofErr w:type="spellEnd"/>
-      <w:r>
-        <w:rPr>
-          <w:lang w:val="ru-RU"/>
-        </w:rPr>
-        <w:t xml:space="preserve">. Она принимает </w:t>
-      </w:r>
-      <w:r>
-        <w:t>HTTP</w:t>
-      </w:r>
-      <w:r>
-        <w:rPr>
-          <w:lang w:val="ru-RU"/>
-        </w:rPr>
-        <w:t xml:space="preserve">-запросы от </w:t>
-      </w:r>
-      <w:r>
-        <w:t>frontend</w:t>
-      </w:r>
-      <w:r>
-        <w:rPr>
-          <w:lang w:val="ru-RU"/>
-        </w:rPr>
-        <w:t xml:space="preserve">, проверяет входные данные через </w:t>
-      </w:r>
-      <w:proofErr w:type="spellStart"/>
-      <w:r>
-        <w:t>Pydantic</w:t>
-      </w:r>
-      <w:proofErr w:type="spellEnd"/>
-      <w:r>
-        <w:rPr>
-          <w:lang w:val="ru-RU"/>
-        </w:rPr>
-        <w:t xml:space="preserve">-схемы, выполняет операции через </w:t>
-      </w:r>
-      <w:proofErr w:type="spellStart"/>
-      <w:r>
-        <w:t>SQLAlchemy</w:t>
-      </w:r>
-      <w:proofErr w:type="spellEnd"/>
-      <w:r>
-        <w:rPr>
-          <w:lang w:val="ru-RU"/>
-        </w:rPr>
-        <w:t xml:space="preserve"> </w:t>
-      </w:r>
-      <w:r>
-        <w:t>ORM</w:t>
-      </w:r>
-      <w:r>
-        <w:rPr>
-          <w:lang w:val="ru-RU"/>
-        </w:rPr>
-        <w:t xml:space="preserve"> и возвращает </w:t>
-      </w:r>
-      <w:r>
-        <w:t>JSON</w:t>
-      </w:r>
-      <w:r>
-        <w:rPr>
-          <w:lang w:val="ru-RU"/>
-        </w:rPr>
-        <w:t xml:space="preserve">-ответы. Основные группы маршрутов: справочники, импорт </w:t>
-      </w:r>
-      <w:r>
-        <w:t>CSV</w:t>
-      </w:r>
-      <w:r>
-        <w:rPr>
-          <w:lang w:val="ru-RU"/>
-        </w:rPr>
-        <w:t xml:space="preserve">, измерения, графики, </w:t>
-      </w:r>
-      <w:r>
-        <w:t>Dashboard</w:t>
-      </w:r>
-      <w:r>
-        <w:rPr>
-          <w:lang w:val="ru-RU"/>
-        </w:rPr>
-        <w:t xml:space="preserve"> и </w:t>
-      </w:r>
-      <w:r>
-        <w:t>health</w:t>
-      </w:r>
-      <w:r>
-        <w:rPr>
-          <w:lang w:val="ru-RU"/>
-        </w:rPr>
-        <w:t>-</w:t>
-      </w:r>
-      <w:r>
-        <w:t>check</w:t>
-      </w:r>
-      <w:r>
-        <w:rPr>
-          <w:lang w:val="ru-RU"/>
-        </w:rPr>
-        <w:t>.</w:t>
-      </w:r>
-    </w:p>
-    <w:p>
-      <w:pPr>
-        <w:rPr>
-          <w:lang w:val="ru-RU"/>
-        </w:rPr>
-      </w:pPr>
-      <w:r>
-        <w:rPr>
-          <w:lang w:val="ru-RU"/>
-        </w:rPr>
-        <w:t>Слой сервисов содержит бизнес-логику работы с базой данных. Например, сервис ручного добавления измерения проверяет существование полигона и типа показателя, получает единицу измерения из выбранного типа и сохраняет запись. Сервис справочников перед удалением считает связанные записи и блокирует операцию, если удаление нарушило бы целостность.</w:t>
-      </w:r>
-    </w:p>
-    <w:p>
-      <w:pPr>
-        <w:pStyle w:val="21"/>
-        <w:rPr>
-          <w:lang w:val="ru-RU"/>
-        </w:rPr>
-      </w:pPr>
-      <w:r>
-        <w:rPr>
-          <w:rFonts w:ascii="Times New Roman" w:eastAsia="Times New Roman" w:hAnsi="Times New Roman"/>
-          <w:lang w:val="ru-RU"/>
-        </w:rPr>
-        <w:t xml:space="preserve">3.2. Подключение </w:t>
-      </w:r>
-      <w:r>
-        <w:rPr>
-          <w:rFonts w:ascii="Times New Roman" w:eastAsia="Times New Roman" w:hAnsi="Times New Roman"/>
-        </w:rPr>
-        <w:t>backend</w:t>
-      </w:r>
-      <w:r>
-        <w:rPr>
-          <w:rFonts w:ascii="Times New Roman" w:eastAsia="Times New Roman" w:hAnsi="Times New Roman"/>
-          <w:lang w:val="ru-RU"/>
-        </w:rPr>
-        <w:t xml:space="preserve"> к </w:t>
-      </w:r>
-      <w:r>
-        <w:rPr>
-          <w:rFonts w:ascii="Times New Roman" w:eastAsia="Times New Roman" w:hAnsi="Times New Roman"/>
-        </w:rPr>
-        <w:t>MySQL</w:t>
-      </w:r>
-    </w:p>
-    <w:p>
-      <w:pPr>
-        <w:rPr>
-          <w:lang w:val="ru-RU"/>
-        </w:rPr>
-      </w:pPr>
-      <w:r>
-        <w:rPr>
-          <w:lang w:val="ru-RU"/>
-        </w:rPr>
-        <w:t xml:space="preserve">Подключение к </w:t>
-      </w:r>
-      <w:r>
-        <w:t>MySQL</w:t>
-      </w:r>
-      <w:r>
-        <w:rPr>
-          <w:lang w:val="ru-RU"/>
-        </w:rPr>
-        <w:t xml:space="preserve"> формируется в </w:t>
-      </w:r>
-      <w:r>
-        <w:t>backend</w:t>
-      </w:r>
-      <w:r>
-        <w:rPr>
-          <w:lang w:val="ru-RU"/>
-        </w:rPr>
-        <w:t>/</w:t>
-      </w:r>
-      <w:r>
-        <w:t>app</w:t>
-      </w:r>
-      <w:r>
-        <w:rPr>
-          <w:lang w:val="ru-RU"/>
-        </w:rPr>
-        <w:t>/</w:t>
-      </w:r>
-      <w:r>
-        <w:t>core</w:t>
-      </w:r>
-      <w:r>
-        <w:rPr>
-          <w:lang w:val="ru-RU"/>
-        </w:rPr>
-        <w:t>/</w:t>
-      </w:r>
-      <w:r>
-        <w:t>config</w:t>
-      </w:r>
-      <w:r>
-        <w:rPr>
-          <w:lang w:val="ru-RU"/>
-        </w:rPr>
-        <w:t>.</w:t>
-      </w:r>
-      <w:proofErr w:type="spellStart"/>
-      <w:r>
-        <w:t>py</w:t>
-      </w:r>
-      <w:proofErr w:type="spellEnd"/>
-      <w:r>
-        <w:rPr>
-          <w:lang w:val="ru-RU"/>
-        </w:rPr>
-        <w:t xml:space="preserve">, а </w:t>
-      </w:r>
-      <w:r>
-        <w:t>engine</w:t>
-      </w:r>
-      <w:r>
-        <w:rPr>
-          <w:lang w:val="ru-RU"/>
-        </w:rPr>
-        <w:t xml:space="preserve"> и сессии создаются в </w:t>
-      </w:r>
-      <w:r>
-        <w:t>backend</w:t>
-      </w:r>
-      <w:r>
-        <w:rPr>
-          <w:lang w:val="ru-RU"/>
-        </w:rPr>
-        <w:t>/</w:t>
-      </w:r>
-      <w:r>
-        <w:t>app</w:t>
-      </w:r>
-      <w:r>
-        <w:rPr>
-          <w:lang w:val="ru-RU"/>
-        </w:rPr>
-        <w:t>/</w:t>
-      </w:r>
-      <w:r>
-        <w:t>database</w:t>
-      </w:r>
-      <w:r>
-        <w:rPr>
-          <w:lang w:val="ru-RU"/>
-        </w:rPr>
-        <w:t>.</w:t>
-      </w:r>
-      <w:proofErr w:type="spellStart"/>
-      <w:r>
-        <w:t>py</w:t>
-      </w:r>
-      <w:proofErr w:type="spellEnd"/>
-      <w:r>
-        <w:rPr>
-          <w:lang w:val="ru-RU"/>
-        </w:rPr>
-        <w:t>.</w:t>
-      </w:r>
-    </w:p>
-    <w:p>
-      <w:pPr>
-        <w:spacing w:before="60" w:after="120" w:line="240" w:lineRule="auto"/>
-        <w:ind w:firstLine="0"/>
-        <w:jc w:val="center"/>
-        <w:rPr>
-          <w:lang w:val="ru-RU"/>
-        </w:rPr>
-      </w:pPr>
-      <w:r>
-        <w:rPr>
-          <w:lang w:val="ru-RU"/>
-        </w:rPr>
-        <w:lastRenderedPageBreak/>
         <w:t xml:space="preserve">Листинг 1 — Подключение </w:t>
       </w:r>
       <w:r>
@@ -7384,30 +10720,13 @@
     <w:p>
       <w:pPr>
         <w:pStyle w:val="21"/>
-        <w:rPr>
-          <w:lang w:val="ru-RU"/>
-        </w:rPr>
-      </w:pPr>
-      <w:r>
-        <w:rPr>
-          <w:rFonts w:ascii="Times New Roman" w:eastAsia="Times New Roman" w:hAnsi="Times New Roman"/>
-          <w:lang w:val="ru-RU"/>
-        </w:rPr>
-        <w:t xml:space="preserve">3.3. </w:t>
-      </w:r>
-      <w:r>
-        <w:rPr>
-          <w:rFonts w:ascii="Times New Roman" w:eastAsia="Times New Roman" w:hAnsi="Times New Roman"/>
-        </w:rPr>
-        <w:t>ORM</w:t>
-      </w:r>
-      <w:r>
-        <w:rPr>
-          <w:rFonts w:ascii="Times New Roman" w:eastAsia="Times New Roman" w:hAnsi="Times New Roman"/>
-          <w:lang w:val="ru-RU"/>
-        </w:rPr>
-        <w:t>-запросы и операции изменения данных</w:t>
-      </w:r>
+      </w:pPr>
+      <w:bookmarkStart w:id="19" w:name="_Toc231163248"/>
+      <w:r>
+        <w:lastRenderedPageBreak/>
+        <w:t>4.3. ORM-запросы и операции изменения данных</w:t>
+      </w:r>
+      <w:bookmarkEnd w:id="19"/>
     </w:p>
     <w:p>
       <w:pPr>
@@ -7734,7 +11053,6 @@
         <w:rPr>
           <w:lang w:val="ru-RU"/>
         </w:rPr>
-        <w:lastRenderedPageBreak/>
         <w:t xml:space="preserve">Запрос формирует строки таблицы измерений вместе с данными справочников. Внешнее соединение с </w:t>
       </w:r>
       <w:r>
@@ -8130,23 +11448,21 @@
         <w:spacing w:line="220" w:lineRule="exact"/>
         <w:ind w:left="142" w:right="57" w:firstLine="0"/>
         <w:jc w:val="left"/>
-        <w:rPr>
-          <w:lang w:val="ru-RU"/>
-        </w:rPr>
-      </w:pPr>
+      </w:pPr>
+      <w:proofErr w:type="spellStart"/>
       <w:proofErr w:type="gramStart"/>
       <w:r>
         <w:rPr>
           <w:rFonts w:ascii="Consolas" w:eastAsia="Consolas" w:hAnsi="Consolas"/>
           <w:sz w:val="20"/>
         </w:rPr>
+        <w:lastRenderedPageBreak/>
         <w:t>measurement</w:t>
       </w:r>
       <w:r>
         <w:rPr>
           <w:rFonts w:ascii="Consolas" w:eastAsia="Consolas" w:hAnsi="Consolas"/>
           <w:sz w:val="20"/>
-          <w:lang w:val="ru-RU"/>
         </w:rPr>
         <w:t>.</w:t>
       </w:r>
@@ -8162,7 +11478,6 @@
         <w:rPr>
           <w:rFonts w:ascii="Consolas" w:eastAsia="Consolas" w:hAnsi="Consolas"/>
           <w:sz w:val="20"/>
-          <w:lang w:val="ru-RU"/>
         </w:rPr>
         <w:t>_</w:t>
       </w:r>
@@ -8173,14 +11488,15 @@
         </w:rPr>
         <w:t>id</w:t>
       </w:r>
+      <w:proofErr w:type="spellEnd"/>
       <w:r>
         <w:rPr>
           <w:rFonts w:ascii="Consolas" w:eastAsia="Consolas" w:hAnsi="Consolas"/>
           <w:sz w:val="20"/>
-          <w:lang w:val="ru-RU"/>
         </w:rPr>
         <w:t xml:space="preserve"> = </w:t>
       </w:r>
+      <w:proofErr w:type="spellStart"/>
       <w:proofErr w:type="gramStart"/>
       <w:r>
         <w:rPr>
@@ -8193,7 +11509,6 @@
         <w:rPr>
           <w:rFonts w:ascii="Consolas" w:eastAsia="Consolas" w:hAnsi="Consolas"/>
           <w:sz w:val="20"/>
-          <w:lang w:val="ru-RU"/>
         </w:rPr>
         <w:t>.</w:t>
       </w:r>
@@ -8209,7 +11524,6 @@
         <w:rPr>
           <w:rFonts w:ascii="Consolas" w:eastAsia="Consolas" w:hAnsi="Consolas"/>
           <w:sz w:val="20"/>
-          <w:lang w:val="ru-RU"/>
         </w:rPr>
         <w:t>_</w:t>
       </w:r>
@@ -8220,6 +11534,7 @@
         </w:rPr>
         <w:t>id</w:t>
       </w:r>
+      <w:proofErr w:type="spellEnd"/>
     </w:p>
     <w:p>
       <w:pPr>
@@ -8704,7 +12019,6 @@
         <w:rPr>
           <w:lang w:val="ru-RU"/>
         </w:rPr>
-        <w:lastRenderedPageBreak/>
         <w:t>Фрагмент показывает фактический подход к защите справочников: перед удалением выполняется проверка связанных измерений и загрузок.</w:t>
       </w:r>
     </w:p>
@@ -8994,6 +12308,13 @@
         </w:rPr>
         <w:t>, фильтрует данные по полигону и списку типов показателей и возвращает точки временных рядов для графика.</w:t>
       </w:r>
+      <w:bookmarkStart w:id="20" w:name="_Toc231163249"/>
+      <w:r>
+        <w:rPr>
+          <w:lang w:val="ru-RU"/>
+        </w:rPr>
+        <w:br w:type="page"/>
+      </w:r>
     </w:p>
     <w:p>
       <w:pPr>
@@ -9007,29 +12328,20 @@
           <w:rFonts w:ascii="Times New Roman" w:eastAsia="Times New Roman" w:hAnsi="Times New Roman"/>
           <w:lang w:val="ru-RU"/>
         </w:rPr>
-        <w:t>4. Пользовательский интерфейс веб-приложения</w:t>
-      </w:r>
+        <w:lastRenderedPageBreak/>
+        <w:t>5. Пользовательский интерфейс веб-приложения</w:t>
+      </w:r>
+      <w:bookmarkEnd w:id="20"/>
     </w:p>
     <w:p>
       <w:pPr>
         <w:pStyle w:val="21"/>
-        <w:rPr>
-          <w:lang w:val="ru-RU"/>
-        </w:rPr>
-      </w:pPr>
-      <w:r>
-        <w:rPr>
-          <w:rFonts w:ascii="Times New Roman" w:eastAsia="Times New Roman" w:hAnsi="Times New Roman"/>
-          <w:lang w:val="ru-RU"/>
-        </w:rPr>
-        <w:t xml:space="preserve">4.1. Главная страница </w:t>
-      </w:r>
-      <w:r>
-        <w:rPr>
-          <w:rFonts w:ascii="Times New Roman" w:eastAsia="Times New Roman" w:hAnsi="Times New Roman"/>
-        </w:rPr>
-        <w:t>Dashboard</w:t>
-      </w:r>
+      </w:pPr>
+      <w:bookmarkStart w:id="21" w:name="_Toc231163250"/>
+      <w:r>
+        <w:t>5.1. Главная страница Dashboard</w:t>
+      </w:r>
+      <w:bookmarkEnd w:id="21"/>
     </w:p>
     <w:p>
       <w:r>
@@ -9132,31 +12444,12 @@
     <w:p>
       <w:pPr>
         <w:pStyle w:val="21"/>
-        <w:rPr>
-          <w:lang w:val="ru-RU"/>
-        </w:rPr>
-      </w:pPr>
-      <w:r>
-        <w:rPr>
-          <w:rFonts w:ascii="Times New Roman" w:eastAsia="Times New Roman" w:hAnsi="Times New Roman"/>
-          <w:lang w:val="ru-RU"/>
-        </w:rPr>
-        <w:lastRenderedPageBreak/>
-        <w:t xml:space="preserve">4.2. Страница загрузки </w:t>
-      </w:r>
-      <w:r>
-        <w:rPr>
-          <w:rFonts w:ascii="Times New Roman" w:eastAsia="Times New Roman" w:hAnsi="Times New Roman"/>
-        </w:rPr>
-        <w:t>CSV</w:t>
-      </w:r>
-      <w:r>
-        <w:rPr>
-          <w:rFonts w:ascii="Times New Roman" w:eastAsia="Times New Roman" w:hAnsi="Times New Roman"/>
-          <w:lang w:val="ru-RU"/>
-        </w:rPr>
-        <w:t>-файлов</w:t>
-      </w:r>
+      </w:pPr>
+      <w:bookmarkStart w:id="22" w:name="_Toc231163251"/>
+      <w:r>
+        <w:t>5.2. Страница загрузки CSV-файлов</w:t>
+      </w:r>
+      <w:bookmarkEnd w:id="22"/>
     </w:p>
     <w:p>
       <w:pPr>
@@ -9264,17 +12557,12 @@
     <w:p>
       <w:pPr>
         <w:pStyle w:val="21"/>
-        <w:rPr>
-          <w:lang w:val="ru-RU"/>
-        </w:rPr>
-      </w:pPr>
-      <w:r>
-        <w:rPr>
-          <w:rFonts w:ascii="Times New Roman" w:eastAsia="Times New Roman" w:hAnsi="Times New Roman"/>
-          <w:lang w:val="ru-RU"/>
-        </w:rPr>
-        <w:t>4.3. Результат загрузки данных</w:t>
-      </w:r>
+      </w:pPr>
+      <w:bookmarkStart w:id="23" w:name="_Toc231163252"/>
+      <w:r>
+        <w:t>5.3. Результат загрузки данных</w:t>
+      </w:r>
+      <w:bookmarkEnd w:id="23"/>
     </w:p>
     <w:p>
       <w:r>
@@ -9290,7 +12578,14 @@
         <w:rPr>
           <w:lang w:val="ru-RU"/>
         </w:rPr>
-        <w:t xml:space="preserve">, количество созданных измерений и количество пропущенных значений. </w:t>
+        <w:t xml:space="preserve">, </w:t>
+      </w:r>
+      <w:r>
+        <w:rPr>
+          <w:lang w:val="ru-RU"/>
+        </w:rPr>
+        <w:lastRenderedPageBreak/>
+        <w:t xml:space="preserve">количество созданных измерений и количество пропущенных значений. </w:t>
       </w:r>
       <w:proofErr w:type="spellStart"/>
       <w:r>
@@ -9391,17 +12686,12 @@
     <w:p>
       <w:pPr>
         <w:pStyle w:val="21"/>
-        <w:rPr>
-          <w:lang w:val="ru-RU"/>
-        </w:rPr>
-      </w:pPr>
-      <w:r>
-        <w:rPr>
-          <w:rFonts w:ascii="Times New Roman" w:eastAsia="Times New Roman" w:hAnsi="Times New Roman"/>
-          <w:lang w:val="ru-RU"/>
-        </w:rPr>
-        <w:t>4.4. Просмотр и ручное управление измерениями</w:t>
-      </w:r>
+      </w:pPr>
+      <w:bookmarkStart w:id="24" w:name="_Toc231163253"/>
+      <w:r>
+        <w:t>5.4. Просмотр и ручное управление измерениями</w:t>
+      </w:r>
+      <w:bookmarkEnd w:id="24"/>
     </w:p>
     <w:p>
       <w:r>
@@ -9457,7 +12747,23 @@
       </w:r>
       <w:proofErr w:type="spellEnd"/>
       <w:r>
-        <w:t xml:space="preserve"> редактирования и удаления.</w:t>
+        <w:t xml:space="preserve"> </w:t>
+      </w:r>
+      <w:proofErr w:type="spellStart"/>
+      <w:r>
+        <w:t>редактирования</w:t>
+      </w:r>
+      <w:proofErr w:type="spellEnd"/>
+      <w:r>
+        <w:t xml:space="preserve"> и </w:t>
+      </w:r>
+      <w:proofErr w:type="spellStart"/>
+      <w:r>
+        <w:t>удаления</w:t>
+      </w:r>
+      <w:proofErr w:type="spellEnd"/>
+      <w:r>
+        <w:t>.</w:t>
       </w:r>
     </w:p>
     <w:p>
@@ -9470,7 +12776,6 @@
         <w:rPr>
           <w:noProof/>
         </w:rPr>
-        <w:lastRenderedPageBreak/>
         <w:drawing>
           <wp:inline distT="0" distB="0" distL="0" distR="0" wp14:anchorId="7A4B382F" wp14:editId="32B76381">
             <wp:extent cx="5760000" cy="2798746"/>
@@ -9547,6 +12852,7 @@
         <w:rPr>
           <w:noProof/>
         </w:rPr>
+        <w:lastRenderedPageBreak/>
         <w:drawing>
           <wp:inline distT="0" distB="0" distL="0" distR="0" wp14:anchorId="40710C3A" wp14:editId="4BEEE808">
             <wp:extent cx="5760000" cy="1435486"/>
@@ -9603,17 +12909,12 @@
     <w:p>
       <w:pPr>
         <w:pStyle w:val="21"/>
-        <w:rPr>
-          <w:lang w:val="ru-RU"/>
-        </w:rPr>
-      </w:pPr>
-      <w:r>
-        <w:rPr>
-          <w:rFonts w:ascii="Times New Roman" w:eastAsia="Times New Roman" w:hAnsi="Times New Roman"/>
-          <w:lang w:val="ru-RU"/>
-        </w:rPr>
-        <w:t>4.5. Фильтрация данных по полигону, датчику и периоду</w:t>
-      </w:r>
+      </w:pPr>
+      <w:bookmarkStart w:id="25" w:name="_Toc231163254"/>
+      <w:r>
+        <w:t>5.5. Фильтрация данных по полигону, датчику и периоду</w:t>
+      </w:r>
+      <w:bookmarkEnd w:id="25"/>
     </w:p>
     <w:p>
       <w:pPr>
@@ -9688,24 +12989,18 @@
         <w:rPr>
           <w:lang w:val="ru-RU"/>
         </w:rPr>
-        <w:lastRenderedPageBreak/>
         <w:t>Рисунок 7 — Фильтрация данных</w:t>
       </w:r>
     </w:p>
     <w:p>
       <w:pPr>
         <w:pStyle w:val="21"/>
-        <w:rPr>
-          <w:lang w:val="ru-RU"/>
-        </w:rPr>
-      </w:pPr>
-      <w:r>
-        <w:rPr>
-          <w:rFonts w:ascii="Times New Roman" w:eastAsia="Times New Roman" w:hAnsi="Times New Roman"/>
-          <w:lang w:val="ru-RU"/>
-        </w:rPr>
-        <w:t>4.6. Построение графика нескольких датчиков на одном полигоне</w:t>
-      </w:r>
+      </w:pPr>
+      <w:bookmarkStart w:id="26" w:name="_Toc231163255"/>
+      <w:r>
+        <w:t>5.6. Построение графика нескольких датчиков на одном полигоне</w:t>
+      </w:r>
+      <w:bookmarkEnd w:id="26"/>
     </w:p>
     <w:p>
       <w:r>
@@ -9757,6 +13052,7 @@
         <w:rPr>
           <w:noProof/>
         </w:rPr>
+        <w:lastRenderedPageBreak/>
         <w:drawing>
           <wp:inline distT="0" distB="0" distL="0" distR="0" wp14:anchorId="65C17931" wp14:editId="4A533075">
             <wp:extent cx="5760000" cy="4536677"/>
@@ -9813,17 +13109,12 @@
     <w:p>
       <w:pPr>
         <w:pStyle w:val="21"/>
-        <w:rPr>
-          <w:lang w:val="ru-RU"/>
-        </w:rPr>
-      </w:pPr>
-      <w:r>
-        <w:rPr>
-          <w:rFonts w:ascii="Times New Roman" w:eastAsia="Times New Roman" w:hAnsi="Times New Roman"/>
-          <w:lang w:val="ru-RU"/>
-        </w:rPr>
-        <w:t>4.7. Сравнение одного датчика на нескольких полигонах</w:t>
-      </w:r>
+      </w:pPr>
+      <w:bookmarkStart w:id="27" w:name="_Toc231163256"/>
+      <w:r>
+        <w:t>5.7. Сравнение одного датчика на нескольких полигонах</w:t>
+      </w:r>
+      <w:bookmarkEnd w:id="27"/>
     </w:p>
     <w:p>
       <w:pPr>
@@ -9905,17 +13196,12 @@
     <w:p>
       <w:pPr>
         <w:pStyle w:val="21"/>
-        <w:rPr>
-          <w:lang w:val="ru-RU"/>
-        </w:rPr>
-      </w:pPr>
-      <w:r>
-        <w:rPr>
-          <w:rFonts w:ascii="Times New Roman" w:eastAsia="Times New Roman" w:hAnsi="Times New Roman"/>
-          <w:lang w:val="ru-RU"/>
-        </w:rPr>
-        <w:t>4.8. Управление справочниками</w:t>
-      </w:r>
+      </w:pPr>
+      <w:bookmarkStart w:id="28" w:name="_Toc231163257"/>
+      <w:r>
+        <w:t>5.8. Управление справочниками</w:t>
+      </w:r>
+      <w:bookmarkEnd w:id="28"/>
     </w:p>
     <w:p>
       <w:r>
@@ -10100,17 +13386,12 @@
     <w:p>
       <w:pPr>
         <w:pStyle w:val="21"/>
-        <w:rPr>
-          <w:lang w:val="ru-RU"/>
-        </w:rPr>
-      </w:pPr>
-      <w:r>
-        <w:rPr>
-          <w:rFonts w:ascii="Times New Roman" w:eastAsia="Times New Roman" w:hAnsi="Times New Roman"/>
-          <w:lang w:val="ru-RU"/>
-        </w:rPr>
-        <w:t>4.9. Журнал загруженных файлов</w:t>
-      </w:r>
+      </w:pPr>
+      <w:bookmarkStart w:id="29" w:name="_Toc231163258"/>
+      <w:r>
+        <w:t>5.9. Журнал загруженных файлов</w:t>
+      </w:r>
+      <w:bookmarkEnd w:id="29"/>
     </w:p>
     <w:p>
       <w:pPr>
@@ -10234,6 +13515,7 @@
           <w:lang w:val="ru-RU"/>
         </w:rPr>
       </w:pPr>
+      <w:bookmarkStart w:id="30" w:name="_Toc231163259"/>
       <w:r>
         <w:rPr>
           <w:rFonts w:ascii="Times New Roman" w:eastAsia="Times New Roman" w:hAnsi="Times New Roman"/>
@@ -10242,6 +13524,7 @@
         <w:lastRenderedPageBreak/>
         <w:t>Заключение</w:t>
       </w:r>
+      <w:bookmarkEnd w:id="30"/>
     </w:p>
     <w:p>
       <w:pPr>
@@ -10455,6 +13738,24 @@
     </w:p>
     <w:p>
       <w:pPr>
+        <w:spacing w:after="200" w:line="276" w:lineRule="auto"/>
+        <w:ind w:firstLine="0"/>
+        <w:jc w:val="left"/>
+        <w:rPr>
+          <w:rFonts w:cstheme="majorBidi"/>
+          <w:b/>
+          <w:bCs/>
+          <w:color w:val="000000"/>
+          <w:szCs w:val="28"/>
+        </w:rPr>
+      </w:pPr>
+      <w:bookmarkStart w:id="31" w:name="_Toc231163260"/>
+      <w:r>
+        <w:br w:type="page"/>
+      </w:r>
+    </w:p>
+    <w:p>
+      <w:pPr>
         <w:pStyle w:val="1"/>
       </w:pPr>
       <w:proofErr w:type="spellStart"/>
@@ -10462,6 +13763,7 @@
         <w:rPr>
           <w:rFonts w:ascii="Times New Roman" w:eastAsia="Times New Roman" w:hAnsi="Times New Roman"/>
         </w:rPr>
+        <w:lastRenderedPageBreak/>
         <w:t>Список</w:t>
       </w:r>
       <w:proofErr w:type="spellEnd"/>
@@ -10492,6 +13794,7 @@
         </w:rPr>
         <w:t>источников</w:t>
       </w:r>
+      <w:bookmarkEnd w:id="31"/>
       <w:proofErr w:type="spellEnd"/>
     </w:p>
     <w:p>
@@ -10523,7 +13826,6 @@
         <w:pStyle w:val="a"/>
       </w:pPr>
       <w:r>
-        <w:lastRenderedPageBreak/>
         <w:t>Alembic Documentation [Электронный ресурс]. — URL: https://alembic.sqlalchemy.org/.</w:t>
       </w:r>
     </w:p>
@@ -10607,27 +13909,6 @@
           <w:lang w:val="ru-RU"/>
         </w:rPr>
         <w:t xml:space="preserve"> С. Основы баз данных. — Москва: Вильямс, 2011.</w:t>
-      </w:r>
-    </w:p>
-    <w:p>
-      <w:pPr>
-        <w:pStyle w:val="a"/>
-      </w:pPr>
-      <w:proofErr w:type="spellStart"/>
-      <w:r>
-        <w:t>Материалы</w:t>
-      </w:r>
-      <w:proofErr w:type="spellEnd"/>
-      <w:r>
-        <w:t xml:space="preserve"> </w:t>
-      </w:r>
-      <w:proofErr w:type="spellStart"/>
-      <w:r>
-        <w:t>проекта</w:t>
-      </w:r>
-      <w:proofErr w:type="spellEnd"/>
-      <w:r>
-        <w:t xml:space="preserve"> eco-monitoring-app: README.md, PROJECT_REQUIREMENTS.md, исходный код backend и frontend.</w:t>
       </w:r>
     </w:p>
     <w:sectPr>
@@ -11369,21 +14650,20 @@
     <w:uiPriority w:val="9"/>
     <w:unhideWhenUsed/>
     <w:qFormat/>
-    <w:rsid w:val="00FC693F"/>
+    <w:rsid w:val="001C77B9"/>
     <w:pPr>
       <w:keepNext/>
       <w:keepLines/>
-      <w:spacing w:before="120" w:after="40"/>
-      <w:ind w:firstLine="0"/>
       <w:jc w:val="left"/>
       <w:outlineLvl w:val="1"/>
     </w:pPr>
     <w:rPr>
-      <w:rFonts w:asciiTheme="majorHAnsi" w:eastAsiaTheme="majorEastAsia" w:hAnsiTheme="majorHAnsi" w:cstheme="majorBidi"/>
+      <w:rFonts w:cstheme="majorBidi"/>
       <w:b/>
       <w:bCs/>
       <w:color w:val="000000"/>
       <w:szCs w:val="26"/>
+      <w:lang w:val="ru-RU"/>
     </w:rPr>
   </w:style>
   <w:style w:type="paragraph" w:styleId="31">
@@ -11553,7 +14833,6 @@
   <w:style w:type="character" w:default="1" w:styleId="a2">
     <w:name w:val="Default Paragraph Font"/>
     <w:uiPriority w:val="1"/>
-    <w:semiHidden/>
     <w:unhideWhenUsed/>
   </w:style>
   <w:style w:type="table" w:default="1" w:styleId="a3">
@@ -11650,14 +14929,15 @@
     <w:basedOn w:val="a2"/>
     <w:link w:val="21"/>
     <w:uiPriority w:val="9"/>
-    <w:rsid w:val="00FC693F"/>
+    <w:rsid w:val="001C77B9"/>
     <w:rPr>
-      <w:rFonts w:asciiTheme="majorHAnsi" w:eastAsiaTheme="majorEastAsia" w:hAnsiTheme="majorHAnsi" w:cstheme="majorBidi"/>
+      <w:rFonts w:ascii="Times New Roman" w:eastAsia="Times New Roman" w:hAnsi="Times New Roman" w:cstheme="majorBidi"/>
       <w:b/>
       <w:bCs/>
-      <w:color w:val="4F81BD" w:themeColor="accent1"/>
-      <w:sz w:val="26"/>
+      <w:color w:val="000000"/>
+      <w:sz w:val="28"/>
       <w:szCs w:val="26"/>
+      <w:lang w:val="ru-RU"/>
     </w:rPr>
   </w:style>
   <w:style w:type="character" w:customStyle="1" w:styleId="32">
@@ -12269,7 +15549,6 @@
     <w:basedOn w:val="1"/>
     <w:next w:val="a1"/>
     <w:uiPriority w:val="39"/>
-    <w:semiHidden/>
     <w:unhideWhenUsed/>
     <w:qFormat/>
     <w:rsid w:val="00FC693F"/>
@@ -22330,6 +25609,42 @@
         <w:shd w:val="clear" w:color="auto" w:fill="FBCAA2" w:themeFill="accent6" w:themeFillTint="7F"/>
       </w:tcPr>
     </w:tblStylePr>
+  </w:style>
+  <w:style w:type="paragraph" w:styleId="14">
+    <w:name w:val="toc 1"/>
+    <w:basedOn w:val="a1"/>
+    <w:next w:val="a1"/>
+    <w:autoRedefine/>
+    <w:uiPriority w:val="39"/>
+    <w:unhideWhenUsed/>
+    <w:rsid w:val="003F0026"/>
+    <w:pPr>
+      <w:spacing w:after="100"/>
+    </w:pPr>
+  </w:style>
+  <w:style w:type="paragraph" w:styleId="2c">
+    <w:name w:val="toc 2"/>
+    <w:basedOn w:val="a1"/>
+    <w:next w:val="a1"/>
+    <w:autoRedefine/>
+    <w:uiPriority w:val="39"/>
+    <w:unhideWhenUsed/>
+    <w:rsid w:val="003F0026"/>
+    <w:pPr>
+      <w:spacing w:after="100"/>
+      <w:ind w:left="280"/>
+    </w:pPr>
+  </w:style>
+  <w:style w:type="character" w:styleId="aff8">
+    <w:name w:val="Hyperlink"/>
+    <w:basedOn w:val="a2"/>
+    <w:uiPriority w:val="99"/>
+    <w:unhideWhenUsed/>
+    <w:rsid w:val="003F0026"/>
+    <w:rPr>
+      <w:color w:val="0000FF" w:themeColor="hyperlink"/>
+      <w:u w:val="single"/>
+    </w:rPr>
   </w:style>
 </w:styles>
 </file>

--- a/docs/course_report/course_report.docx
+++ b/docs/course_report/course_report.docx
@@ -134,7 +134,6 @@
         </w:rPr>
         <w:t xml:space="preserve">Направленность (профиль) программы: Разработка мобильных и </w:t>
       </w:r>
-      <w:proofErr w:type="spellStart"/>
       <w:r>
         <w:rPr>
           <w:rFonts w:cs="Times New Roman"/>
@@ -143,7 +142,6 @@
         </w:rPr>
         <w:t>web</w:t>
       </w:r>
-      <w:proofErr w:type="spellEnd"/>
       <w:r>
         <w:rPr>
           <w:rFonts w:cs="Times New Roman"/>
@@ -314,7 +312,7 @@
           <w:szCs w:val="28"/>
           <w:lang w:val="ru-RU" w:eastAsia="ru-RU"/>
         </w:rPr>
-        <w:t>Выполнил: студент группы CИ-35</w:t>
+        <w:t>Выполнил: студент группы СИ-35</w:t>
       </w:r>
     </w:p>
     <w:p>
@@ -343,7 +341,6 @@
         </w:rPr>
         <w:t xml:space="preserve"> </w:t>
       </w:r>
-      <w:proofErr w:type="gramStart"/>
       <w:r>
         <w:rPr>
           <w:rFonts w:cs="Times New Roman"/>
@@ -360,7 +357,6 @@
         </w:rPr>
         <w:t>.А.</w:t>
       </w:r>
-      <w:proofErr w:type="gramEnd"/>
       <w:r>
         <w:rPr>
           <w:rFonts w:cs="Times New Roman"/>
@@ -516,7 +512,7 @@
           <w:rFonts w:ascii="Times New Roman" w:eastAsia="Times New Roman" w:hAnsi="Times New Roman" w:cstheme="minorBidi"/>
           <w:color w:val="auto"/>
           <w:szCs w:val="22"/>
-          <w:lang w:val="en-US"/>
+          <w:lang w:val="ru-RU"/>
         </w:rPr>
       </w:sdtEndPr>
       <w:sdtContent>
@@ -3247,7 +3243,6 @@
           <w:lang w:val="ru-RU"/>
         </w:rPr>
       </w:pPr>
-      <w:proofErr w:type="gramStart"/>
       <w:r>
         <w:rPr>
           <w:rFonts w:ascii="Consolas" w:eastAsia="Consolas" w:hAnsi="Consolas"/>
@@ -3271,7 +3266,6 @@
         </w:rPr>
         <w:t>2</w:t>
       </w:r>
-      <w:proofErr w:type="gramEnd"/>
       <w:r>
         <w:rPr>
           <w:rFonts w:ascii="Consolas" w:eastAsia="Consolas" w:hAnsi="Consolas"/>
@@ -3280,7 +3274,6 @@
         </w:rPr>
         <w:t>,</w:t>
       </w:r>
-      <w:proofErr w:type="gramStart"/>
       <w:r>
         <w:rPr>
           <w:rFonts w:ascii="Consolas" w:eastAsia="Consolas" w:hAnsi="Consolas"/>
@@ -3289,7 +3282,6 @@
         </w:rPr>
         <w:t>Влажность,Температура</w:t>
       </w:r>
-      <w:proofErr w:type="gramEnd"/>
       <w:r>
         <w:rPr>
           <w:rFonts w:ascii="Consolas" w:eastAsia="Consolas" w:hAnsi="Consolas"/>
@@ -3298,7 +3290,6 @@
         </w:rPr>
         <w:t>,</w:t>
       </w:r>
-      <w:proofErr w:type="gramStart"/>
       <w:r>
         <w:rPr>
           <w:rFonts w:ascii="Consolas" w:eastAsia="Consolas" w:hAnsi="Consolas"/>
@@ -3307,7 +3298,6 @@
         </w:rPr>
         <w:t>Давление,Освещённость</w:t>
       </w:r>
-      <w:proofErr w:type="gramEnd"/>
       <w:r>
         <w:rPr>
           <w:rFonts w:ascii="Consolas" w:eastAsia="Consolas" w:hAnsi="Consolas"/>
@@ -3425,35 +3415,27 @@
       <w:pPr>
         <w:pStyle w:val="a0"/>
       </w:pPr>
-      <w:proofErr w:type="spellStart"/>
       <w:r>
         <w:t>хранить</w:t>
       </w:r>
-      <w:proofErr w:type="spellEnd"/>
       <w:r>
         <w:t xml:space="preserve"> </w:t>
       </w:r>
-      <w:proofErr w:type="spellStart"/>
       <w:r>
         <w:t>полигоны</w:t>
       </w:r>
-      <w:proofErr w:type="spellEnd"/>
       <w:r>
         <w:t xml:space="preserve"> </w:t>
       </w:r>
-      <w:proofErr w:type="spellStart"/>
       <w:r>
         <w:t>экологического</w:t>
       </w:r>
-      <w:proofErr w:type="spellEnd"/>
       <w:r>
         <w:t xml:space="preserve"> </w:t>
       </w:r>
-      <w:proofErr w:type="spellStart"/>
       <w:r>
         <w:t>мониторинга</w:t>
       </w:r>
-      <w:proofErr w:type="spellEnd"/>
       <w:r>
         <w:t>;</w:t>
       </w:r>
@@ -3485,27 +3467,21 @@
       <w:pPr>
         <w:pStyle w:val="a0"/>
       </w:pPr>
-      <w:proofErr w:type="spellStart"/>
       <w:r>
         <w:t>хранить</w:t>
       </w:r>
-      <w:proofErr w:type="spellEnd"/>
       <w:r>
         <w:t xml:space="preserve"> </w:t>
       </w:r>
-      <w:proofErr w:type="spellStart"/>
       <w:r>
         <w:t>единицы</w:t>
       </w:r>
-      <w:proofErr w:type="spellEnd"/>
       <w:r>
         <w:t xml:space="preserve"> </w:t>
       </w:r>
-      <w:proofErr w:type="spellStart"/>
       <w:r>
         <w:t>измерения</w:t>
       </w:r>
-      <w:proofErr w:type="spellEnd"/>
       <w:r>
         <w:t>;</w:t>
       </w:r>
@@ -3577,7 +3553,6 @@
         </w:rPr>
         <w:t xml:space="preserve"> в </w:t>
       </w:r>
-      <w:proofErr w:type="gramStart"/>
       <w:r>
         <w:t>measurements</w:t>
       </w:r>
@@ -3590,7 +3565,6 @@
       <w:r>
         <w:t>import</w:t>
       </w:r>
-      <w:proofErr w:type="gramEnd"/>
       <w:r>
         <w:rPr>
           <w:lang w:val="ru-RU"/>
@@ -3727,27 +3701,21 @@
       <w:pPr>
         <w:pStyle w:val="a0"/>
       </w:pPr>
-      <w:proofErr w:type="spellStart"/>
       <w:r>
         <w:t>просмотр</w:t>
       </w:r>
-      <w:proofErr w:type="spellEnd"/>
       <w:r>
         <w:t xml:space="preserve"> </w:t>
       </w:r>
-      <w:proofErr w:type="spellStart"/>
       <w:r>
         <w:t>сводки</w:t>
       </w:r>
-      <w:proofErr w:type="spellEnd"/>
       <w:r>
         <w:t xml:space="preserve"> </w:t>
       </w:r>
-      <w:proofErr w:type="spellStart"/>
       <w:r>
         <w:t>на</w:t>
       </w:r>
-      <w:proofErr w:type="spellEnd"/>
       <w:r>
         <w:t xml:space="preserve"> Dashboard;</w:t>
       </w:r>
@@ -3779,27 +3747,21 @@
       <w:pPr>
         <w:pStyle w:val="a0"/>
       </w:pPr>
-      <w:proofErr w:type="spellStart"/>
       <w:r>
         <w:t>просмотр</w:t>
       </w:r>
-      <w:proofErr w:type="spellEnd"/>
       <w:r>
         <w:t xml:space="preserve"> </w:t>
       </w:r>
-      <w:proofErr w:type="spellStart"/>
       <w:r>
         <w:t>таблицы</w:t>
       </w:r>
-      <w:proofErr w:type="spellEnd"/>
       <w:r>
         <w:t xml:space="preserve"> </w:t>
       </w:r>
-      <w:proofErr w:type="spellStart"/>
       <w:r>
         <w:t>измерений</w:t>
       </w:r>
-      <w:proofErr w:type="spellEnd"/>
       <w:r>
         <w:t>;</w:t>
       </w:r>
@@ -3992,22 +3954,18 @@
         </w:rPr>
         <w:t xml:space="preserve"> 8, </w:t>
       </w:r>
-      <w:proofErr w:type="spellStart"/>
       <w:r>
         <w:t>FastAPI</w:t>
       </w:r>
-      <w:proofErr w:type="spellEnd"/>
       <w:r>
         <w:rPr>
           <w:lang w:val="ru-RU"/>
         </w:rPr>
         <w:t xml:space="preserve"> с </w:t>
       </w:r>
-      <w:proofErr w:type="spellStart"/>
       <w:r>
         <w:t>SQLAlchemy</w:t>
       </w:r>
-      <w:proofErr w:type="spellEnd"/>
       <w:r>
         <w:rPr>
           <w:lang w:val="ru-RU"/>
@@ -4059,11 +4017,9 @@
         </w:rPr>
         <w:t xml:space="preserve"> </w:t>
       </w:r>
-      <w:proofErr w:type="spellStart"/>
       <w:r>
         <w:t>ECharts</w:t>
       </w:r>
-      <w:proofErr w:type="spellEnd"/>
       <w:r>
         <w:rPr>
           <w:lang w:val="ru-RU"/>
@@ -4174,11 +4130,9 @@
         </w:rPr>
         <w:t xml:space="preserve">поддержка транзакционного механизма </w:t>
       </w:r>
-      <w:proofErr w:type="spellStart"/>
       <w:r>
         <w:t>InnoDB</w:t>
       </w:r>
-      <w:proofErr w:type="spellEnd"/>
       <w:r>
         <w:rPr>
           <w:lang w:val="ru-RU"/>
@@ -4222,7 +4176,6 @@
         </w:rPr>
         <w:t xml:space="preserve"> и </w:t>
       </w:r>
-      <w:proofErr w:type="gramStart"/>
       <w:r>
         <w:t>DECIMAL</w:t>
       </w:r>
@@ -4232,7 +4185,6 @@
         </w:rPr>
         <w:t>(</w:t>
       </w:r>
-      <w:proofErr w:type="gramEnd"/>
       <w:r>
         <w:rPr>
           <w:lang w:val="ru-RU"/>
@@ -4344,11 +4296,9 @@
         </w:rPr>
         <w:t xml:space="preserve">Серверная часть реализована на </w:t>
       </w:r>
-      <w:proofErr w:type="spellStart"/>
       <w:r>
         <w:t>FastAPI</w:t>
       </w:r>
-      <w:proofErr w:type="spellEnd"/>
       <w:r>
         <w:rPr>
           <w:lang w:val="ru-RU"/>
@@ -4420,27 +4370,21 @@
       </w:r>
     </w:p>
     <w:p>
-      <w:proofErr w:type="spellStart"/>
       <w:r>
         <w:t>Преимущества</w:t>
       </w:r>
-      <w:proofErr w:type="spellEnd"/>
       <w:r>
         <w:t xml:space="preserve"> </w:t>
       </w:r>
-      <w:proofErr w:type="spellStart"/>
       <w:r>
         <w:t>выбранного</w:t>
       </w:r>
-      <w:proofErr w:type="spellEnd"/>
       <w:r>
         <w:t xml:space="preserve"> backend-</w:t>
       </w:r>
-      <w:proofErr w:type="spellStart"/>
       <w:r>
         <w:t>стека</w:t>
       </w:r>
-      <w:proofErr w:type="spellEnd"/>
       <w:r>
         <w:t>:</w:t>
       </w:r>
@@ -4452,11 +4396,9 @@
           <w:lang w:val="ru-RU"/>
         </w:rPr>
       </w:pPr>
-      <w:proofErr w:type="spellStart"/>
       <w:r>
         <w:t>Pydantic</w:t>
       </w:r>
-      <w:proofErr w:type="spellEnd"/>
       <w:r>
         <w:rPr>
           <w:lang w:val="ru-RU"/>
@@ -4477,22 +4419,18 @@
         </w:rPr>
         <w:t xml:space="preserve">автоматическая </w:t>
       </w:r>
-      <w:proofErr w:type="spellStart"/>
       <w:r>
         <w:t>OpenAPI</w:t>
       </w:r>
-      <w:proofErr w:type="spellEnd"/>
       <w:r>
         <w:rPr>
           <w:lang w:val="ru-RU"/>
         </w:rPr>
         <w:t xml:space="preserve">-документация </w:t>
       </w:r>
-      <w:proofErr w:type="spellStart"/>
       <w:r>
         <w:t>FastAPI</w:t>
       </w:r>
-      <w:proofErr w:type="spellEnd"/>
       <w:r>
         <w:rPr>
           <w:lang w:val="ru-RU"/>
@@ -4507,11 +4445,9 @@
           <w:lang w:val="ru-RU"/>
         </w:rPr>
       </w:pPr>
-      <w:proofErr w:type="spellStart"/>
       <w:r>
         <w:t>SQLAlchemy</w:t>
       </w:r>
-      <w:proofErr w:type="spellEnd"/>
       <w:r>
         <w:rPr>
           <w:lang w:val="ru-RU"/>
@@ -4616,22 +4552,18 @@
         </w:rPr>
         <w:t xml:space="preserve">Таким образом, </w:t>
       </w:r>
-      <w:proofErr w:type="spellStart"/>
       <w:r>
         <w:t>FastAPI</w:t>
       </w:r>
-      <w:proofErr w:type="spellEnd"/>
       <w:r>
         <w:rPr>
           <w:lang w:val="ru-RU"/>
         </w:rPr>
         <w:t xml:space="preserve">, </w:t>
       </w:r>
-      <w:proofErr w:type="spellStart"/>
       <w:r>
         <w:t>SQLAlchemy</w:t>
       </w:r>
-      <w:proofErr w:type="spellEnd"/>
       <w:r>
         <w:rPr>
           <w:lang w:val="ru-RU"/>
@@ -4763,27 +4695,21 @@
       </w:r>
     </w:p>
     <w:p>
-      <w:proofErr w:type="spellStart"/>
       <w:r>
         <w:t>Преимущества</w:t>
       </w:r>
-      <w:proofErr w:type="spellEnd"/>
       <w:r>
         <w:t xml:space="preserve"> </w:t>
       </w:r>
-      <w:proofErr w:type="spellStart"/>
       <w:r>
         <w:t>выбранного</w:t>
       </w:r>
-      <w:proofErr w:type="spellEnd"/>
       <w:r>
         <w:t xml:space="preserve"> frontend-</w:t>
       </w:r>
-      <w:proofErr w:type="spellStart"/>
       <w:r>
         <w:t>стека</w:t>
       </w:r>
-      <w:proofErr w:type="spellEnd"/>
       <w:r>
         <w:t>:</w:t>
       </w:r>
@@ -4885,11 +4811,9 @@
         </w:rPr>
         <w:t xml:space="preserve"> </w:t>
       </w:r>
-      <w:proofErr w:type="spellStart"/>
       <w:r>
         <w:t>ECharts</w:t>
       </w:r>
-      <w:proofErr w:type="spellEnd"/>
       <w:r>
         <w:rPr>
           <w:lang w:val="ru-RU"/>
@@ -4932,11 +4856,9 @@
         </w:rPr>
         <w:t xml:space="preserve"> отвечает за надежное хранение нормализованных данных, </w:t>
       </w:r>
-      <w:proofErr w:type="spellStart"/>
       <w:r>
         <w:t>FastAPI</w:t>
       </w:r>
-      <w:proofErr w:type="spellEnd"/>
       <w:r>
         <w:rPr>
           <w:lang w:val="ru-RU"/>
@@ -5036,59 +4958,45 @@
       <w:r>
         <w:t xml:space="preserve"> </w:t>
       </w:r>
-      <w:proofErr w:type="spellStart"/>
       <w:r>
         <w:t>выделены</w:t>
       </w:r>
-      <w:proofErr w:type="spellEnd"/>
       <w:r>
         <w:t xml:space="preserve"> </w:t>
       </w:r>
-      <w:proofErr w:type="spellStart"/>
       <w:r>
         <w:t>шесть</w:t>
       </w:r>
-      <w:proofErr w:type="spellEnd"/>
       <w:r>
         <w:t xml:space="preserve"> </w:t>
       </w:r>
-      <w:proofErr w:type="spellStart"/>
       <w:r>
         <w:t>таблиц</w:t>
       </w:r>
-      <w:proofErr w:type="spellEnd"/>
       <w:r>
         <w:t xml:space="preserve">: polygons, </w:t>
       </w:r>
-      <w:proofErr w:type="spellStart"/>
       <w:r>
         <w:t>data_collectors</w:t>
       </w:r>
-      <w:proofErr w:type="spellEnd"/>
       <w:r>
         <w:t xml:space="preserve">, </w:t>
       </w:r>
-      <w:proofErr w:type="spellStart"/>
       <w:r>
         <w:t>measurement_units</w:t>
       </w:r>
-      <w:proofErr w:type="spellEnd"/>
       <w:r>
         <w:t xml:space="preserve">, </w:t>
       </w:r>
-      <w:proofErr w:type="spellStart"/>
       <w:r>
         <w:t>sensor_types</w:t>
       </w:r>
-      <w:proofErr w:type="spellEnd"/>
       <w:r>
         <w:t xml:space="preserve">, </w:t>
       </w:r>
-      <w:proofErr w:type="spellStart"/>
       <w:r>
         <w:t>import_files</w:t>
       </w:r>
-      <w:proofErr w:type="spellEnd"/>
       <w:r>
         <w:t xml:space="preserve"> </w:t>
       </w:r>
@@ -5146,14 +5054,12 @@
         </w:rPr>
         <w:t xml:space="preserve">Таблица </w:t>
       </w:r>
-      <w:proofErr w:type="spellStart"/>
       <w:r>
         <w:rPr>
           <w:lang w:val="ru-RU"/>
         </w:rPr>
         <w:t>polygons</w:t>
       </w:r>
-      <w:proofErr w:type="spellEnd"/>
       <w:r>
         <w:rPr>
           <w:lang w:val="ru-RU"/>
@@ -5215,7 +5121,6 @@
               <w:ind w:firstLine="0"/>
               <w:jc w:val="center"/>
             </w:pPr>
-            <w:proofErr w:type="spellStart"/>
             <w:r>
               <w:rPr>
                 <w:b/>
@@ -5223,7 +5128,6 @@
               </w:rPr>
               <w:t>Поле</w:t>
             </w:r>
-            <w:proofErr w:type="spellEnd"/>
           </w:p>
         </w:tc>
         <w:tc>
@@ -5704,14 +5608,12 @@
               <w:ind w:firstLine="0"/>
               <w:jc w:val="left"/>
             </w:pPr>
-            <w:proofErr w:type="spellStart"/>
             <w:r>
               <w:rPr>
                 <w:sz w:val="19"/>
               </w:rPr>
               <w:t>updated_at</w:t>
             </w:r>
-            <w:proofErr w:type="spellEnd"/>
           </w:p>
         </w:tc>
         <w:tc>
@@ -5791,7 +5693,6 @@
         </w:rPr>
         <w:t xml:space="preserve">Таблица </w:t>
       </w:r>
-      <w:proofErr w:type="spellStart"/>
       <w:r>
         <w:rPr>
           <w:lang w:val="ru-RU"/>
@@ -5810,7 +5711,6 @@
         </w:rPr>
         <w:t>collectors</w:t>
       </w:r>
-      <w:proofErr w:type="spellEnd"/>
       <w:r>
         <w:rPr>
           <w:lang w:val="ru-RU"/>
@@ -6140,14 +6040,12 @@
               <w:ind w:firstLine="0"/>
               <w:jc w:val="left"/>
             </w:pPr>
-            <w:proofErr w:type="spellStart"/>
             <w:r>
               <w:rPr>
                 <w:sz w:val="19"/>
               </w:rPr>
               <w:t>first_name</w:t>
             </w:r>
-            <w:proofErr w:type="spellEnd"/>
           </w:p>
         </w:tc>
         <w:tc>
@@ -6226,14 +6124,12 @@
               <w:ind w:firstLine="0"/>
               <w:jc w:val="left"/>
             </w:pPr>
-            <w:proofErr w:type="spellStart"/>
             <w:r>
               <w:rPr>
                 <w:sz w:val="19"/>
               </w:rPr>
               <w:t>middle_name</w:t>
             </w:r>
-            <w:proofErr w:type="spellEnd"/>
           </w:p>
         </w:tc>
         <w:tc>
@@ -6312,14 +6208,12 @@
               <w:ind w:firstLine="0"/>
               <w:jc w:val="left"/>
             </w:pPr>
-            <w:proofErr w:type="spellStart"/>
             <w:r>
               <w:rPr>
                 <w:sz w:val="19"/>
               </w:rPr>
               <w:t>created_at</w:t>
             </w:r>
-            <w:proofErr w:type="spellEnd"/>
           </w:p>
         </w:tc>
         <w:tc>
@@ -6400,7 +6294,6 @@
         <w:lastRenderedPageBreak/>
         <w:t xml:space="preserve">Таблица </w:t>
       </w:r>
-      <w:proofErr w:type="spellStart"/>
       <w:r>
         <w:rPr>
           <w:lang w:val="ru-RU"/>
@@ -6419,7 +6312,6 @@
         </w:rPr>
         <w:t>units</w:t>
       </w:r>
-      <w:proofErr w:type="spellEnd"/>
       <w:r>
         <w:rPr>
           <w:lang w:val="ru-RU"/>
@@ -6806,14 +6698,12 @@
               </w:rPr>
               <w:t xml:space="preserve">, </w:t>
             </w:r>
-            <w:proofErr w:type="spellStart"/>
             <w:r>
               <w:rPr>
                 <w:sz w:val="19"/>
               </w:rPr>
               <w:t>hPa</w:t>
             </w:r>
-            <w:proofErr w:type="spellEnd"/>
             <w:r>
               <w:rPr>
                 <w:sz w:val="19"/>
@@ -6918,7 +6808,6 @@
         </w:rPr>
         <w:t xml:space="preserve">Таблица </w:t>
       </w:r>
-      <w:proofErr w:type="spellStart"/>
       <w:r>
         <w:rPr>
           <w:lang w:val="ru-RU"/>
@@ -6937,7 +6826,6 @@
         </w:rPr>
         <w:t>types</w:t>
       </w:r>
-      <w:proofErr w:type="spellEnd"/>
       <w:r>
         <w:rPr>
           <w:lang w:val="ru-RU"/>
@@ -6962,11 +6850,9 @@
       <w:r>
         <w:t xml:space="preserve"> </w:t>
       </w:r>
-      <w:proofErr w:type="spellStart"/>
       <w:r>
         <w:t>sensor_types</w:t>
       </w:r>
-      <w:proofErr w:type="spellEnd"/>
       <w:r>
         <w:t>:</w:t>
       </w:r>
@@ -7534,11 +7420,9 @@
       <w:r>
         <w:t xml:space="preserve"> </w:t>
       </w:r>
-      <w:proofErr w:type="spellStart"/>
       <w:r>
         <w:t>import_files</w:t>
       </w:r>
-      <w:proofErr w:type="spellEnd"/>
       <w:r>
         <w:t xml:space="preserve"> </w:t>
       </w:r>
@@ -7578,27 +7462,21 @@
       <w:r>
         <w:t xml:space="preserve">. </w:t>
       </w:r>
-      <w:proofErr w:type="spellStart"/>
       <w:r>
         <w:t>Поля</w:t>
       </w:r>
-      <w:proofErr w:type="spellEnd"/>
       <w:r>
         <w:t xml:space="preserve"> </w:t>
       </w:r>
-      <w:proofErr w:type="spellStart"/>
       <w:r>
         <w:t>таблицы</w:t>
       </w:r>
-      <w:proofErr w:type="spellEnd"/>
       <w:r>
         <w:t xml:space="preserve"> </w:t>
       </w:r>
-      <w:proofErr w:type="spellStart"/>
       <w:r>
         <w:t>import_files</w:t>
       </w:r>
-      <w:proofErr w:type="spellEnd"/>
       <w:r>
         <w:t>:</w:t>
       </w:r>
@@ -7896,14 +7774,12 @@
               <w:ind w:firstLine="0"/>
               <w:jc w:val="left"/>
             </w:pPr>
-            <w:proofErr w:type="spellStart"/>
             <w:r>
               <w:rPr>
                 <w:sz w:val="19"/>
               </w:rPr>
               <w:t>collector_id</w:t>
             </w:r>
-            <w:proofErr w:type="spellEnd"/>
           </w:p>
         </w:tc>
         <w:tc>
@@ -8142,14 +8018,12 @@
               <w:ind w:firstLine="0"/>
               <w:jc w:val="left"/>
             </w:pPr>
-            <w:proofErr w:type="spellStart"/>
             <w:r>
               <w:rPr>
                 <w:sz w:val="19"/>
               </w:rPr>
               <w:t>rows_count</w:t>
             </w:r>
-            <w:proofErr w:type="spellEnd"/>
           </w:p>
         </w:tc>
         <w:tc>
@@ -8470,14 +8344,12 @@
         </w:rPr>
         <w:t xml:space="preserve">Таблица </w:t>
       </w:r>
-      <w:proofErr w:type="spellStart"/>
       <w:r>
         <w:rPr>
           <w:lang w:val="ru-RU"/>
         </w:rPr>
         <w:t>measurements</w:t>
       </w:r>
-      <w:proofErr w:type="spellEnd"/>
       <w:r>
         <w:rPr>
           <w:lang w:val="ru-RU"/>
@@ -8789,14 +8661,12 @@
               <w:ind w:firstLine="0"/>
               <w:jc w:val="left"/>
             </w:pPr>
-            <w:proofErr w:type="spellStart"/>
             <w:r>
               <w:rPr>
                 <w:sz w:val="19"/>
               </w:rPr>
               <w:t>sensor_type_id</w:t>
             </w:r>
-            <w:proofErr w:type="spellEnd"/>
           </w:p>
         </w:tc>
         <w:tc>
@@ -9054,14 +8924,12 @@
               <w:ind w:firstLine="0"/>
               <w:jc w:val="left"/>
             </w:pPr>
-            <w:proofErr w:type="spellStart"/>
             <w:r>
               <w:rPr>
                 <w:sz w:val="19"/>
               </w:rPr>
               <w:t>measured_at</w:t>
             </w:r>
-            <w:proofErr w:type="spellEnd"/>
           </w:p>
         </w:tc>
         <w:tc>
@@ -9331,14 +9199,12 @@
         </w:rPr>
         <w:t xml:space="preserve"> с </w:t>
       </w:r>
-      <w:proofErr w:type="spellStart"/>
       <w:r>
         <w:rPr>
           <w:lang w:val="ru-RU"/>
         </w:rPr>
         <w:t>автоинкрементом</w:t>
       </w:r>
-      <w:proofErr w:type="spellEnd"/>
       <w:r>
         <w:rPr>
           <w:lang w:val="ru-RU"/>
@@ -9372,7 +9238,6 @@
         </w:rPr>
         <w:t xml:space="preserve">, для числовых значений измерений — </w:t>
       </w:r>
-      <w:proofErr w:type="gramStart"/>
       <w:r>
         <w:t>DECIMAL</w:t>
       </w:r>
@@ -9382,7 +9247,6 @@
         </w:rPr>
         <w:t>(</w:t>
       </w:r>
-      <w:proofErr w:type="gramEnd"/>
       <w:r>
         <w:rPr>
           <w:lang w:val="ru-RU"/>
@@ -9399,28 +9263,22 @@
         <w:lastRenderedPageBreak/>
         <w:t>3.3. ER-</w:t>
       </w:r>
-      <w:proofErr w:type="spellStart"/>
       <w:r>
         <w:t>диаграмма</w:t>
       </w:r>
-      <w:proofErr w:type="spellEnd"/>
       <w:r>
         <w:t xml:space="preserve"> </w:t>
       </w:r>
-      <w:proofErr w:type="spellStart"/>
       <w:r>
         <w:t>базы</w:t>
       </w:r>
-      <w:proofErr w:type="spellEnd"/>
       <w:r>
         <w:t xml:space="preserve"> </w:t>
       </w:r>
-      <w:proofErr w:type="spellStart"/>
       <w:r>
         <w:t>данных</w:t>
       </w:r>
       <w:bookmarkEnd w:id="13"/>
-      <w:proofErr w:type="spellEnd"/>
     </w:p>
     <w:p>
       <w:pPr>
@@ -9739,14 +9597,12 @@
         </w:rPr>
         <w:t xml:space="preserve"> является наиболее крупной таблицей, поэтому в модели заданы составные индексы для основных сценариев выборки. Индекс </w:t>
       </w:r>
-      <w:proofErr w:type="spellStart"/>
       <w:r>
         <w:rPr>
           <w:lang w:val="ru-RU"/>
         </w:rPr>
         <w:t>idx</w:t>
       </w:r>
-      <w:proofErr w:type="spellEnd"/>
       <w:r>
         <w:rPr>
           <w:lang w:val="ru-RU"/>
@@ -9801,14 +9657,12 @@
         </w:rPr>
         <w:t xml:space="preserve"> используется при фильтрации по полигону, типу показателя и периоду. Индекс </w:t>
       </w:r>
-      <w:proofErr w:type="spellStart"/>
       <w:r>
         <w:rPr>
           <w:lang w:val="ru-RU"/>
         </w:rPr>
         <w:t>idx</w:t>
       </w:r>
-      <w:proofErr w:type="spellEnd"/>
       <w:r>
         <w:rPr>
           <w:lang w:val="ru-RU"/>
@@ -9863,14 +9717,12 @@
         </w:rPr>
         <w:t xml:space="preserve"> полезен при сравнении одного показателя на нескольких полигонах. Индекс </w:t>
       </w:r>
-      <w:proofErr w:type="spellStart"/>
       <w:r>
         <w:rPr>
           <w:lang w:val="ru-RU"/>
         </w:rPr>
         <w:t>idx</w:t>
       </w:r>
-      <w:proofErr w:type="spellEnd"/>
       <w:r>
         <w:rPr>
           <w:lang w:val="ru-RU"/>
@@ -9901,14 +9753,12 @@
         </w:rPr>
         <w:t xml:space="preserve"> ускоряет выборки по периоду, а </w:t>
       </w:r>
-      <w:proofErr w:type="spellStart"/>
       <w:r>
         <w:rPr>
           <w:lang w:val="ru-RU"/>
         </w:rPr>
         <w:t>idx</w:t>
       </w:r>
-      <w:proofErr w:type="spellEnd"/>
       <w:r>
         <w:rPr>
           <w:lang w:val="ru-RU"/>
@@ -9964,14 +9814,12 @@
         </w:rPr>
         <w:t xml:space="preserve">Для журнала загрузок задан индекс </w:t>
       </w:r>
-      <w:proofErr w:type="spellStart"/>
       <w:r>
         <w:rPr>
           <w:lang w:val="ru-RU"/>
         </w:rPr>
         <w:t>idx</w:t>
       </w:r>
-      <w:proofErr w:type="spellEnd"/>
       <w:r>
         <w:rPr>
           <w:lang w:val="ru-RU"/>
@@ -10026,7 +9874,6 @@
         </w:rPr>
         <w:t xml:space="preserve">, который ускоряет просмотр импортов по полигону и дате загрузки. Для справочника загрузивших используется индекс по фамилии, так как при импорте система ищет существующую запись по </w:t>
       </w:r>
-      <w:proofErr w:type="spellStart"/>
       <w:r>
         <w:rPr>
           <w:lang w:val="ru-RU"/>
@@ -10045,7 +9892,6 @@
         </w:rPr>
         <w:t>name</w:t>
       </w:r>
-      <w:proofErr w:type="spellEnd"/>
       <w:r>
         <w:rPr>
           <w:lang w:val="ru-RU"/>
@@ -10099,11 +9945,9 @@
         </w:rPr>
         <w:t xml:space="preserve">Серверная часть реализована на </w:t>
       </w:r>
-      <w:proofErr w:type="spellStart"/>
       <w:r>
         <w:t>FastAPI</w:t>
       </w:r>
-      <w:proofErr w:type="spellEnd"/>
       <w:r>
         <w:rPr>
           <w:lang w:val="ru-RU"/>
@@ -10128,22 +9972,18 @@
         </w:rPr>
         <w:t xml:space="preserve">, проверяет входные данные через </w:t>
       </w:r>
-      <w:proofErr w:type="spellStart"/>
       <w:r>
         <w:t>Pydantic</w:t>
       </w:r>
-      <w:proofErr w:type="spellEnd"/>
       <w:r>
         <w:rPr>
           <w:lang w:val="ru-RU"/>
         </w:rPr>
         <w:t xml:space="preserve">-схемы, выполняет операции через </w:t>
       </w:r>
-      <w:proofErr w:type="spellStart"/>
       <w:r>
         <w:t>SQLAlchemy</w:t>
       </w:r>
-      <w:proofErr w:type="spellEnd"/>
       <w:r>
         <w:rPr>
           <w:lang w:val="ru-RU"/>
@@ -10285,11 +10125,9 @@
         </w:rPr>
         <w:t>.</w:t>
       </w:r>
-      <w:proofErr w:type="spellStart"/>
       <w:r>
         <w:t>py</w:t>
       </w:r>
-      <w:proofErr w:type="spellEnd"/>
       <w:r>
         <w:rPr>
           <w:lang w:val="ru-RU"/>
@@ -10332,11 +10170,9 @@
         </w:rPr>
         <w:t>.</w:t>
       </w:r>
-      <w:proofErr w:type="spellStart"/>
       <w:r>
         <w:t>py</w:t>
       </w:r>
-      <w:proofErr w:type="spellEnd"/>
       <w:r>
         <w:rPr>
           <w:lang w:val="ru-RU"/>
@@ -10379,7 +10215,6 @@
         <w:ind w:left="142" w:right="57" w:firstLine="0"/>
         <w:jc w:val="left"/>
       </w:pPr>
-      <w:proofErr w:type="gramStart"/>
       <w:r>
         <w:rPr>
           <w:rFonts w:ascii="Consolas" w:eastAsia="Consolas" w:hAnsi="Consolas"/>
@@ -10387,7 +10222,6 @@
         </w:rPr>
         <w:t>@property</w:t>
       </w:r>
-      <w:proofErr w:type="gramEnd"/>
     </w:p>
     <w:p>
       <w:pPr>
@@ -10773,7 +10607,6 @@
         <w:ind w:left="142" w:right="57" w:firstLine="0"/>
         <w:jc w:val="left"/>
       </w:pPr>
-      <w:proofErr w:type="spellStart"/>
       <w:r>
         <w:rPr>
           <w:rFonts w:ascii="Consolas" w:eastAsia="Consolas" w:hAnsi="Consolas"/>
@@ -10781,7 +10614,6 @@
         </w:rPr>
         <w:t>base_stmt</w:t>
       </w:r>
-      <w:proofErr w:type="spellEnd"/>
       <w:r>
         <w:rPr>
           <w:rFonts w:ascii="Consolas" w:eastAsia="Consolas" w:hAnsi="Consolas"/>
@@ -11142,7 +10974,6 @@
         <w:ind w:left="142" w:right="57" w:firstLine="0"/>
         <w:jc w:val="left"/>
       </w:pPr>
-      <w:proofErr w:type="spellStart"/>
       <w:r>
         <w:rPr>
           <w:rFonts w:ascii="Consolas" w:eastAsia="Consolas" w:hAnsi="Consolas"/>
@@ -11150,7 +10981,6 @@
         </w:rPr>
         <w:t>sensor_type</w:t>
       </w:r>
-      <w:proofErr w:type="spellEnd"/>
       <w:r>
         <w:rPr>
           <w:rFonts w:ascii="Consolas" w:eastAsia="Consolas" w:hAnsi="Consolas"/>
@@ -11158,8 +10988,6 @@
         </w:rPr>
         <w:t xml:space="preserve"> = </w:t>
       </w:r>
-      <w:proofErr w:type="spellStart"/>
-      <w:proofErr w:type="gramStart"/>
       <w:r>
         <w:rPr>
           <w:rFonts w:ascii="Consolas" w:eastAsia="Consolas" w:hAnsi="Consolas"/>
@@ -11167,7 +10995,6 @@
         </w:rPr>
         <w:t>db.get</w:t>
       </w:r>
-      <w:proofErr w:type="spellEnd"/>
       <w:r>
         <w:rPr>
           <w:rFonts w:ascii="Consolas" w:eastAsia="Consolas" w:hAnsi="Consolas"/>
@@ -11175,8 +11002,6 @@
         </w:rPr>
         <w:t>(</w:t>
       </w:r>
-      <w:proofErr w:type="spellStart"/>
-      <w:proofErr w:type="gramEnd"/>
       <w:r>
         <w:rPr>
           <w:rFonts w:ascii="Consolas" w:eastAsia="Consolas" w:hAnsi="Consolas"/>
@@ -11184,7 +11009,6 @@
         </w:rPr>
         <w:t>SensorType</w:t>
       </w:r>
-      <w:proofErr w:type="spellEnd"/>
       <w:r>
         <w:rPr>
           <w:rFonts w:ascii="Consolas" w:eastAsia="Consolas" w:hAnsi="Consolas"/>
@@ -11192,8 +11016,6 @@
         </w:rPr>
         <w:t xml:space="preserve">, </w:t>
       </w:r>
-      <w:proofErr w:type="spellStart"/>
-      <w:proofErr w:type="gramStart"/>
       <w:r>
         <w:rPr>
           <w:rFonts w:ascii="Consolas" w:eastAsia="Consolas" w:hAnsi="Consolas"/>
@@ -11201,7 +11023,6 @@
         </w:rPr>
         <w:t>payload.sensor</w:t>
       </w:r>
-      <w:proofErr w:type="gramEnd"/>
       <w:r>
         <w:rPr>
           <w:rFonts w:ascii="Consolas" w:eastAsia="Consolas" w:hAnsi="Consolas"/>
@@ -11209,7 +11030,6 @@
         </w:rPr>
         <w:t>_type_id</w:t>
       </w:r>
-      <w:proofErr w:type="spellEnd"/>
       <w:r>
         <w:rPr>
           <w:rFonts w:ascii="Consolas" w:eastAsia="Consolas" w:hAnsi="Consolas"/>
@@ -11449,8 +11269,6 @@
         <w:ind w:left="142" w:right="57" w:firstLine="0"/>
         <w:jc w:val="left"/>
       </w:pPr>
-      <w:proofErr w:type="spellStart"/>
-      <w:proofErr w:type="gramStart"/>
       <w:r>
         <w:rPr>
           <w:rFonts w:ascii="Consolas" w:eastAsia="Consolas" w:hAnsi="Consolas"/>
@@ -11473,7 +11291,6 @@
         </w:rPr>
         <w:t>polygon</w:t>
       </w:r>
-      <w:proofErr w:type="gramEnd"/>
       <w:r>
         <w:rPr>
           <w:rFonts w:ascii="Consolas" w:eastAsia="Consolas" w:hAnsi="Consolas"/>
@@ -11488,7 +11305,6 @@
         </w:rPr>
         <w:t>id</w:t>
       </w:r>
-      <w:proofErr w:type="spellEnd"/>
       <w:r>
         <w:rPr>
           <w:rFonts w:ascii="Consolas" w:eastAsia="Consolas" w:hAnsi="Consolas"/>
@@ -11496,8 +11312,6 @@
         </w:rPr>
         <w:t xml:space="preserve"> = </w:t>
       </w:r>
-      <w:proofErr w:type="spellStart"/>
-      <w:proofErr w:type="gramStart"/>
       <w:r>
         <w:rPr>
           <w:rFonts w:ascii="Consolas" w:eastAsia="Consolas" w:hAnsi="Consolas"/>
@@ -11519,7 +11333,6 @@
         </w:rPr>
         <w:t>polygon</w:t>
       </w:r>
-      <w:proofErr w:type="gramEnd"/>
       <w:r>
         <w:rPr>
           <w:rFonts w:ascii="Consolas" w:eastAsia="Consolas" w:hAnsi="Consolas"/>
@@ -11534,7 +11347,6 @@
         </w:rPr>
         <w:t>id</w:t>
       </w:r>
-      <w:proofErr w:type="spellEnd"/>
     </w:p>
     <w:p>
       <w:pPr>
@@ -11543,8 +11355,6 @@
         <w:ind w:left="142" w:right="57" w:firstLine="0"/>
         <w:jc w:val="left"/>
       </w:pPr>
-      <w:proofErr w:type="spellStart"/>
-      <w:proofErr w:type="gramStart"/>
       <w:r>
         <w:rPr>
           <w:rFonts w:ascii="Consolas" w:eastAsia="Consolas" w:hAnsi="Consolas"/>
@@ -11552,7 +11362,6 @@
         </w:rPr>
         <w:t>measurement.sensor</w:t>
       </w:r>
-      <w:proofErr w:type="gramEnd"/>
       <w:r>
         <w:rPr>
           <w:rFonts w:ascii="Consolas" w:eastAsia="Consolas" w:hAnsi="Consolas"/>
@@ -11560,7 +11369,6 @@
         </w:rPr>
         <w:t>_type_id</w:t>
       </w:r>
-      <w:proofErr w:type="spellEnd"/>
       <w:r>
         <w:rPr>
           <w:rFonts w:ascii="Consolas" w:eastAsia="Consolas" w:hAnsi="Consolas"/>
@@ -11568,8 +11376,6 @@
         </w:rPr>
         <w:t xml:space="preserve"> = </w:t>
       </w:r>
-      <w:proofErr w:type="spellStart"/>
-      <w:proofErr w:type="gramStart"/>
       <w:r>
         <w:rPr>
           <w:rFonts w:ascii="Consolas" w:eastAsia="Consolas" w:hAnsi="Consolas"/>
@@ -11577,7 +11383,6 @@
         </w:rPr>
         <w:t>payload.sensor</w:t>
       </w:r>
-      <w:proofErr w:type="gramEnd"/>
       <w:r>
         <w:rPr>
           <w:rFonts w:ascii="Consolas" w:eastAsia="Consolas" w:hAnsi="Consolas"/>
@@ -11585,7 +11390,6 @@
         </w:rPr>
         <w:t>_type_id</w:t>
       </w:r>
-      <w:proofErr w:type="spellEnd"/>
     </w:p>
     <w:p>
       <w:pPr>
@@ -11672,8 +11476,6 @@
           <w:lang w:val="ru-RU"/>
         </w:rPr>
       </w:pPr>
-      <w:proofErr w:type="spellStart"/>
-      <w:proofErr w:type="gramStart"/>
       <w:r>
         <w:rPr>
           <w:rFonts w:ascii="Consolas" w:eastAsia="Consolas" w:hAnsi="Consolas"/>
@@ -11681,7 +11483,6 @@
         </w:rPr>
         <w:t>db</w:t>
       </w:r>
-      <w:proofErr w:type="spellEnd"/>
       <w:r>
         <w:rPr>
           <w:rFonts w:ascii="Consolas" w:eastAsia="Consolas" w:hAnsi="Consolas"/>
@@ -11697,7 +11498,6 @@
         </w:rPr>
         <w:t>refresh</w:t>
       </w:r>
-      <w:proofErr w:type="gramEnd"/>
       <w:r>
         <w:rPr>
           <w:rFonts w:ascii="Consolas" w:eastAsia="Consolas" w:hAnsi="Consolas"/>
@@ -11803,7 +11603,6 @@
         <w:ind w:left="142" w:right="57" w:firstLine="0"/>
         <w:jc w:val="left"/>
       </w:pPr>
-      <w:proofErr w:type="spellStart"/>
       <w:r>
         <w:rPr>
           <w:rFonts w:ascii="Consolas" w:eastAsia="Consolas" w:hAnsi="Consolas"/>
@@ -11811,7 +11610,6 @@
         </w:rPr>
         <w:t>has_measurements</w:t>
       </w:r>
-      <w:proofErr w:type="spellEnd"/>
       <w:r>
         <w:rPr>
           <w:rFonts w:ascii="Consolas" w:eastAsia="Consolas" w:hAnsi="Consolas"/>
@@ -11819,8 +11617,6 @@
         </w:rPr>
         <w:t xml:space="preserve"> = </w:t>
       </w:r>
-      <w:proofErr w:type="spellStart"/>
-      <w:proofErr w:type="gramStart"/>
       <w:r>
         <w:rPr>
           <w:rFonts w:ascii="Consolas" w:eastAsia="Consolas" w:hAnsi="Consolas"/>
@@ -11828,8 +11624,6 @@
         </w:rPr>
         <w:t>db.scalar</w:t>
       </w:r>
-      <w:proofErr w:type="spellEnd"/>
-      <w:proofErr w:type="gramEnd"/>
       <w:r>
         <w:rPr>
           <w:rFonts w:ascii="Consolas" w:eastAsia="Consolas" w:hAnsi="Consolas"/>
@@ -12054,7 +11848,6 @@
         <w:ind w:left="142" w:right="57" w:firstLine="0"/>
         <w:jc w:val="left"/>
       </w:pPr>
-      <w:proofErr w:type="spellStart"/>
       <w:r>
         <w:rPr>
           <w:rFonts w:ascii="Consolas" w:eastAsia="Consolas" w:hAnsi="Consolas"/>
@@ -12062,7 +11855,6 @@
         </w:rPr>
         <w:t>stmt</w:t>
       </w:r>
-      <w:proofErr w:type="spellEnd"/>
       <w:r>
         <w:rPr>
           <w:rFonts w:ascii="Consolas" w:eastAsia="Consolas" w:hAnsi="Consolas"/>
@@ -12587,35 +12379,27 @@
         <w:lastRenderedPageBreak/>
         <w:t xml:space="preserve">количество созданных измерений и количество пропущенных значений. </w:t>
       </w:r>
-      <w:proofErr w:type="spellStart"/>
       <w:r>
         <w:t>Также</w:t>
       </w:r>
-      <w:proofErr w:type="spellEnd"/>
       <w:r>
         <w:t xml:space="preserve"> </w:t>
       </w:r>
-      <w:proofErr w:type="spellStart"/>
       <w:r>
         <w:t>есть</w:t>
       </w:r>
-      <w:proofErr w:type="spellEnd"/>
       <w:r>
         <w:t xml:space="preserve"> </w:t>
       </w:r>
-      <w:proofErr w:type="spellStart"/>
       <w:r>
         <w:t>кнопки</w:t>
       </w:r>
-      <w:proofErr w:type="spellEnd"/>
       <w:r>
         <w:t xml:space="preserve"> </w:t>
       </w:r>
-      <w:proofErr w:type="spellStart"/>
       <w:r>
         <w:t>перехода</w:t>
       </w:r>
-      <w:proofErr w:type="spellEnd"/>
       <w:r>
         <w:t xml:space="preserve"> к измерениям и графикам.</w:t>
       </w:r>
@@ -12709,59 +12493,45 @@
         </w:rPr>
         <w:t xml:space="preserve">-файла или значение «Введено вручную». </w:t>
       </w:r>
-      <w:proofErr w:type="spellStart"/>
       <w:r>
         <w:t>Для</w:t>
       </w:r>
-      <w:proofErr w:type="spellEnd"/>
       <w:r>
         <w:t xml:space="preserve"> </w:t>
       </w:r>
-      <w:proofErr w:type="spellStart"/>
       <w:r>
         <w:t>каждой</w:t>
       </w:r>
-      <w:proofErr w:type="spellEnd"/>
       <w:r>
         <w:t xml:space="preserve"> </w:t>
       </w:r>
-      <w:proofErr w:type="spellStart"/>
       <w:r>
         <w:t>строки</w:t>
       </w:r>
-      <w:proofErr w:type="spellEnd"/>
       <w:r>
         <w:t xml:space="preserve"> </w:t>
       </w:r>
-      <w:proofErr w:type="spellStart"/>
       <w:r>
         <w:t>доступны</w:t>
       </w:r>
-      <w:proofErr w:type="spellEnd"/>
       <w:r>
         <w:t xml:space="preserve"> </w:t>
       </w:r>
-      <w:proofErr w:type="spellStart"/>
       <w:r>
         <w:t>кнопки</w:t>
       </w:r>
-      <w:proofErr w:type="spellEnd"/>
       <w:r>
         <w:t xml:space="preserve"> </w:t>
       </w:r>
-      <w:proofErr w:type="spellStart"/>
       <w:r>
         <w:t>редактирования</w:t>
       </w:r>
-      <w:proofErr w:type="spellEnd"/>
       <w:r>
         <w:t xml:space="preserve"> и </w:t>
       </w:r>
-      <w:proofErr w:type="spellStart"/>
       <w:r>
         <w:t>удаления</w:t>
       </w:r>
-      <w:proofErr w:type="spellEnd"/>
       <w:r>
         <w:t>.</w:t>
       </w:r>
@@ -13009,35 +12779,27 @@
         </w:rPr>
         <w:t xml:space="preserve">На странице графиков первый режим предназначен для анализа нескольких показателей на одном полигоне. Пользователь выбирает полигон, несколько типов показателей, период и режим агрегации. </w:t>
       </w:r>
-      <w:proofErr w:type="spellStart"/>
       <w:r>
         <w:t>График</w:t>
       </w:r>
-      <w:proofErr w:type="spellEnd"/>
       <w:r>
         <w:t xml:space="preserve"> </w:t>
       </w:r>
-      <w:proofErr w:type="spellStart"/>
       <w:r>
         <w:t>отображает</w:t>
       </w:r>
-      <w:proofErr w:type="spellEnd"/>
       <w:r>
         <w:t xml:space="preserve"> </w:t>
       </w:r>
-      <w:proofErr w:type="spellStart"/>
       <w:r>
         <w:t>отдельную</w:t>
       </w:r>
-      <w:proofErr w:type="spellEnd"/>
       <w:r>
         <w:t xml:space="preserve"> </w:t>
       </w:r>
-      <w:proofErr w:type="spellStart"/>
       <w:r>
         <w:t>линию</w:t>
       </w:r>
-      <w:proofErr w:type="spellEnd"/>
       <w:r>
         <w:t xml:space="preserve"> для каждого выбранного показателя.</w:t>
       </w:r>
@@ -13210,35 +12972,27 @@
         </w:rPr>
         <w:t xml:space="preserve">Страница справочников содержит вкладки для полигонов, типов показателей и единиц измерения. На каждой вкладке есть форма создания или редактирования записи, таблица существующих записей и кнопки действий. Для полигонов отображаются название, локация и описание. Для типов показателей отображаются название, код, единица измерения и описание. </w:t>
       </w:r>
-      <w:proofErr w:type="spellStart"/>
       <w:r>
         <w:t>Для</w:t>
       </w:r>
-      <w:proofErr w:type="spellEnd"/>
       <w:r>
         <w:t xml:space="preserve"> </w:t>
       </w:r>
-      <w:proofErr w:type="spellStart"/>
       <w:r>
         <w:t>единиц</w:t>
       </w:r>
-      <w:proofErr w:type="spellEnd"/>
       <w:r>
         <w:t xml:space="preserve"> </w:t>
       </w:r>
-      <w:proofErr w:type="spellStart"/>
       <w:r>
         <w:t>измерения</w:t>
       </w:r>
-      <w:proofErr w:type="spellEnd"/>
       <w:r>
         <w:t xml:space="preserve"> </w:t>
       </w:r>
-      <w:proofErr w:type="spellStart"/>
       <w:r>
         <w:t>отображаются</w:t>
       </w:r>
-      <w:proofErr w:type="spellEnd"/>
       <w:r>
         <w:t xml:space="preserve"> название, символ и описание.</w:t>
       </w:r>
@@ -13572,35 +13326,27 @@
           <w:lang w:val="ru-RU"/>
         </w:rPr>
       </w:pPr>
-      <w:proofErr w:type="spellStart"/>
       <w:r>
         <w:t>Спроектирована</w:t>
       </w:r>
-      <w:proofErr w:type="spellEnd"/>
       <w:r>
         <w:t xml:space="preserve"> </w:t>
       </w:r>
-      <w:proofErr w:type="spellStart"/>
       <w:r>
         <w:t>структура</w:t>
       </w:r>
-      <w:proofErr w:type="spellEnd"/>
       <w:r>
         <w:t xml:space="preserve"> </w:t>
       </w:r>
-      <w:proofErr w:type="spellStart"/>
       <w:r>
         <w:t>из</w:t>
       </w:r>
-      <w:proofErr w:type="spellEnd"/>
       <w:r>
         <w:t xml:space="preserve"> </w:t>
       </w:r>
-      <w:proofErr w:type="spellStart"/>
       <w:r>
         <w:t>таблиц</w:t>
       </w:r>
-      <w:proofErr w:type="spellEnd"/>
       <w:r>
         <w:t xml:space="preserve"> polygons, data_collectors, measurement_units, sensor_types, import_files и measurements. ER</w:t>
       </w:r>
@@ -13758,7 +13504,6 @@
       <w:pPr>
         <w:pStyle w:val="1"/>
       </w:pPr>
-      <w:proofErr w:type="spellStart"/>
       <w:r>
         <w:rPr>
           <w:rFonts w:ascii="Times New Roman" w:eastAsia="Times New Roman" w:hAnsi="Times New Roman"/>
@@ -13766,28 +13511,24 @@
         <w:lastRenderedPageBreak/>
         <w:t>Список</w:t>
       </w:r>
-      <w:proofErr w:type="spellEnd"/>
       <w:r>
         <w:rPr>
           <w:rFonts w:ascii="Times New Roman" w:eastAsia="Times New Roman" w:hAnsi="Times New Roman"/>
         </w:rPr>
         <w:t xml:space="preserve"> </w:t>
       </w:r>
-      <w:proofErr w:type="spellStart"/>
       <w:r>
         <w:rPr>
           <w:rFonts w:ascii="Times New Roman" w:eastAsia="Times New Roman" w:hAnsi="Times New Roman"/>
         </w:rPr>
         <w:t>использованных</w:t>
       </w:r>
-      <w:proofErr w:type="spellEnd"/>
       <w:r>
         <w:rPr>
           <w:rFonts w:ascii="Times New Roman" w:eastAsia="Times New Roman" w:hAnsi="Times New Roman"/>
         </w:rPr>
         <w:t xml:space="preserve"> </w:t>
       </w:r>
-      <w:proofErr w:type="spellStart"/>
       <w:r>
         <w:rPr>
           <w:rFonts w:ascii="Times New Roman" w:eastAsia="Times New Roman" w:hAnsi="Times New Roman"/>
@@ -13795,7 +13536,6 @@
         <w:t>источников</w:t>
       </w:r>
       <w:bookmarkEnd w:id="31"/>
-      <w:proofErr w:type="spellEnd"/>
     </w:p>
     <w:p>
       <w:pPr>
@@ -13860,14 +13600,12 @@
           <w:lang w:val="ru-RU"/>
         </w:rPr>
       </w:pPr>
-      <w:proofErr w:type="spellStart"/>
       <w:r>
         <w:rPr>
           <w:lang w:val="ru-RU"/>
         </w:rPr>
         <w:t>Дейт</w:t>
       </w:r>
-      <w:proofErr w:type="spellEnd"/>
       <w:r>
         <w:rPr>
           <w:lang w:val="ru-RU"/>
@@ -13882,28 +13620,24 @@
           <w:lang w:val="ru-RU"/>
         </w:rPr>
       </w:pPr>
-      <w:proofErr w:type="spellStart"/>
       <w:r>
         <w:rPr>
           <w:lang w:val="ru-RU"/>
         </w:rPr>
         <w:t>Силбершац</w:t>
       </w:r>
-      <w:proofErr w:type="spellEnd"/>
       <w:r>
         <w:rPr>
           <w:lang w:val="ru-RU"/>
         </w:rPr>
         <w:t xml:space="preserve"> А., Корт Г., </w:t>
       </w:r>
-      <w:proofErr w:type="spellStart"/>
       <w:r>
         <w:rPr>
           <w:lang w:val="ru-RU"/>
         </w:rPr>
         <w:t>Сударшан</w:t>
       </w:r>
-      <w:proofErr w:type="spellEnd"/>
       <w:r>
         <w:rPr>
           <w:lang w:val="ru-RU"/>
@@ -14226,7 +13960,7 @@
         <w:rFonts w:asciiTheme="minorHAnsi" w:eastAsiaTheme="minorEastAsia" w:hAnsiTheme="minorHAnsi" w:cstheme="minorBidi"/>
         <w:sz w:val="22"/>
         <w:szCs w:val="22"/>
-        <w:lang w:val="en-US" w:eastAsia="en-US" w:bidi="ar-SA"/>
+        <w:lang w:val="ru-RU" w:eastAsia="ru-RU" w:bidi="ru-RU"/>
       </w:rPr>
     </w:rPrDefault>
     <w:pPrDefault>
